--- a/singscore_new_code/results/prompts/prompt2_final.docx
+++ b/singscore_new_code/results/prompts/prompt2_final.docx
@@ -226,7 +226,31 @@
         </w:numPr>
       </w:pPr>
       <w:r>
-        <w:t xml:space="preserve">Use MSigDB, Reactome, KEGG (HSA), GO, and ImmuneDB identifiers </w:t>
+        <w:t xml:space="preserve">Use </w:t>
+      </w:r>
+      <w:proofErr w:type="spellStart"/>
+      <w:r>
+        <w:t>MSigDB</w:t>
+      </w:r>
+      <w:proofErr w:type="spellEnd"/>
+      <w:r>
+        <w:t xml:space="preserve">, </w:t>
+      </w:r>
+      <w:proofErr w:type="spellStart"/>
+      <w:r>
+        <w:t>Reactome</w:t>
+      </w:r>
+      <w:proofErr w:type="spellEnd"/>
+      <w:r>
+        <w:t xml:space="preserve">, KEGG (HSA), GO, and </w:t>
+      </w:r>
+      <w:proofErr w:type="spellStart"/>
+      <w:r>
+        <w:t>ImmuneDB</w:t>
+      </w:r>
+      <w:proofErr w:type="spellEnd"/>
+      <w:r>
+        <w:t xml:space="preserve"> identifiers </w:t>
       </w:r>
       <w:r>
         <w:rPr>
@@ -262,7 +286,15 @@
         </w:numPr>
       </w:pPr>
       <w:r>
-        <w:t xml:space="preserve">Allow all pathway categories (DDR, PI3K/AKT, ERBB/HER2, ER signaling, immune, TME, EMT, apoptosis, metabolism, etc.) </w:t>
+        <w:t xml:space="preserve">Allow all pathway categories (DDR, PI3K/AKT, ERBB/HER2, ER </w:t>
+      </w:r>
+      <w:proofErr w:type="spellStart"/>
+      <w:r>
+        <w:t>signaling</w:t>
+      </w:r>
+      <w:proofErr w:type="spellEnd"/>
+      <w:r>
+        <w:t xml:space="preserve">, immune, TME, EMT, apoptosis, metabolism, etc.) </w:t>
       </w:r>
       <w:r>
         <w:rPr>
@@ -333,9 +365,11 @@
           <w:numId w:val="37"/>
         </w:numPr>
       </w:pPr>
+      <w:proofErr w:type="spellStart"/>
       <w:r>
         <w:t>Pathway_names_mechanisms</w:t>
       </w:r>
+      <w:proofErr w:type="spellEnd"/>
     </w:p>
     <w:p>
       <w:pPr>
@@ -372,6 +406,49 @@
           <w:bCs/>
         </w:rPr>
         <w:lastRenderedPageBreak/>
+        <w:t>Breast cancer subtype</w:t>
+      </w:r>
+    </w:p>
+    <w:p>
+      <w:pPr>
+        <w:pStyle w:val="ListParagraph"/>
+        <w:numPr>
+          <w:ilvl w:val="0"/>
+          <w:numId w:val="78"/>
+        </w:numPr>
+        <w:rPr>
+          <w:b/>
+          <w:bCs/>
+        </w:rPr>
+      </w:pPr>
+      <w:r>
+        <w:t xml:space="preserve">You MUST correctly populate </w:t>
+      </w:r>
+      <w:r>
+        <w:t xml:space="preserve">data for </w:t>
+      </w:r>
+      <w:r>
+        <w:t xml:space="preserve">all the subtypes </w:t>
+      </w:r>
+      <w:r>
+        <w:t>u</w:t>
+      </w:r>
+      <w:r>
+        <w:t>sing only values explicitly present in the deep-research output</w:t>
+      </w:r>
+    </w:p>
+    <w:p>
+      <w:pPr>
+        <w:numPr>
+          <w:ilvl w:val="0"/>
+          <w:numId w:val="37"/>
+        </w:numPr>
+      </w:pPr>
+      <w:r>
+        <w:rPr>
+          <w:b/>
+          <w:bCs/>
+        </w:rPr>
         <w:t>Identifiers &amp; safety</w:t>
       </w:r>
     </w:p>
@@ -383,7 +460,23 @@
         </w:numPr>
       </w:pPr>
       <w:r>
-        <w:t>You MUST correctly populate chembl_id, drugbank_id, synonyms, and contraindications using only values explicitly present in the deep-research output.</w:t>
+        <w:t xml:space="preserve">You MUST correctly populate </w:t>
+      </w:r>
+      <w:proofErr w:type="spellStart"/>
+      <w:r>
+        <w:t>chembl_id</w:t>
+      </w:r>
+      <w:proofErr w:type="spellEnd"/>
+      <w:r>
+        <w:t xml:space="preserve">, </w:t>
+      </w:r>
+      <w:proofErr w:type="spellStart"/>
+      <w:r>
+        <w:t>drugbank_id</w:t>
+      </w:r>
+      <w:proofErr w:type="spellEnd"/>
+      <w:r>
+        <w:t>, synonyms, and contraindications using only values explicitly present in the deep-research output.</w:t>
       </w:r>
     </w:p>
     <w:p>
@@ -444,7 +537,23 @@
         </w:numPr>
       </w:pPr>
       <w:r>
-        <w:t xml:space="preserve">For each citation entry in that section (e.g., PubMed link, ClinicalTrials.gov link, FDA/EMA label URL, ChEMBL or DrugBank URL, guideline link), </w:t>
+        <w:t xml:space="preserve">For each citation entry in that section (e.g., PubMed link, ClinicalTrials.gov link, FDA/EMA label URL, </w:t>
+      </w:r>
+      <w:proofErr w:type="spellStart"/>
+      <w:r>
+        <w:t>ChEMBL</w:t>
+      </w:r>
+      <w:proofErr w:type="spellEnd"/>
+      <w:r>
+        <w:t xml:space="preserve"> or </w:t>
+      </w:r>
+      <w:proofErr w:type="spellStart"/>
+      <w:r>
+        <w:t>DrugBank</w:t>
+      </w:r>
+      <w:proofErr w:type="spellEnd"/>
+      <w:r>
+        <w:t xml:space="preserve"> URL, guideline link), </w:t>
       </w:r>
       <w:r>
         <w:rPr>
@@ -602,7 +711,15 @@
         </w:numPr>
       </w:pPr>
       <w:r>
-        <w:t>Use MSigDB gene set names exactly as defined (e.g., "HALLMARK_DNA_REPAIR", "REACTOME_HOMOLOGOUS_RECOMBINATION").</w:t>
+        <w:t xml:space="preserve">Use </w:t>
+      </w:r>
+      <w:proofErr w:type="spellStart"/>
+      <w:r>
+        <w:t>MSigDB</w:t>
+      </w:r>
+      <w:proofErr w:type="spellEnd"/>
+      <w:r>
+        <w:t xml:space="preserve"> gene set names exactly as defined (e.g., "HALLMARK_DNA_REPAIR", "REACTOME_HOMOLOGOUS_RECOMBINATION").</w:t>
       </w:r>
       <w:r>
         <w:t xml:space="preserve"> </w:t>
@@ -621,13 +738,47 @@
       <w:r>
         <w:t xml:space="preserve">&lt;PATHWAY_LIST&gt; curated from </w:t>
       </w:r>
-      <w:r>
-        <w:rPr>
-          <w:b/>
-          <w:bCs/>
-        </w:rPr>
-        <w:t>MSigDB, Reactome, KEGG (HSA), GO, or ImmuneDB</w:t>
-      </w:r>
+      <w:proofErr w:type="spellStart"/>
+      <w:r>
+        <w:rPr>
+          <w:b/>
+          <w:bCs/>
+        </w:rPr>
+        <w:t>MSigDB</w:t>
+      </w:r>
+      <w:proofErr w:type="spellEnd"/>
+      <w:r>
+        <w:rPr>
+          <w:b/>
+          <w:bCs/>
+        </w:rPr>
+        <w:t xml:space="preserve">, </w:t>
+      </w:r>
+      <w:proofErr w:type="spellStart"/>
+      <w:r>
+        <w:rPr>
+          <w:b/>
+          <w:bCs/>
+        </w:rPr>
+        <w:t>Reactome</w:t>
+      </w:r>
+      <w:proofErr w:type="spellEnd"/>
+      <w:r>
+        <w:rPr>
+          <w:b/>
+          <w:bCs/>
+        </w:rPr>
+        <w:t xml:space="preserve">, KEGG (HSA), GO, or </w:t>
+      </w:r>
+      <w:proofErr w:type="spellStart"/>
+      <w:r>
+        <w:rPr>
+          <w:b/>
+          <w:bCs/>
+        </w:rPr>
+        <w:t>ImmuneDB</w:t>
+      </w:r>
+      <w:proofErr w:type="spellEnd"/>
       <w:r>
         <w:t>.</w:t>
       </w:r>
@@ -662,6 +813,7 @@
         </w:numPr>
       </w:pPr>
       <w:r>
+        <w:lastRenderedPageBreak/>
         <w:t>Mention this in "notes" if relevant.</w:t>
       </w:r>
     </w:p>
@@ -709,6 +861,486 @@
           <w:b/>
           <w:bCs/>
         </w:rPr>
+        <w:t>🔹</w:t>
+      </w:r>
+      <w:r>
+        <w:rPr>
+          <w:b/>
+          <w:bCs/>
+        </w:rPr>
+        <w:t xml:space="preserve"> </w:t>
+      </w:r>
+      <w:proofErr w:type="spellStart"/>
+      <w:r>
+        <w:rPr>
+          <w:b/>
+          <w:bCs/>
+        </w:rPr>
+        <w:t>cancer_indication</w:t>
+      </w:r>
+      <w:proofErr w:type="spellEnd"/>
+    </w:p>
+    <w:p>
+      <w:pPr>
+        <w:numPr>
+          <w:ilvl w:val="0"/>
+          <w:numId w:val="40"/>
+        </w:numPr>
+      </w:pPr>
+      <w:r>
+        <w:t>Must reflect human oncology indications only.</w:t>
+      </w:r>
+    </w:p>
+    <w:p>
+      <w:r>
+        <w:rPr>
+          <w:rFonts w:ascii="Segoe UI Emoji" w:hAnsi="Segoe UI Emoji" w:cs="Segoe UI Emoji"/>
+          <w:b/>
+          <w:bCs/>
+        </w:rPr>
+        <w:t>🔹</w:t>
+      </w:r>
+      <w:r>
+        <w:rPr>
+          <w:b/>
+          <w:bCs/>
+        </w:rPr>
+        <w:t xml:space="preserve"> </w:t>
+      </w:r>
+      <w:proofErr w:type="spellStart"/>
+      <w:r>
+        <w:rPr>
+          <w:b/>
+          <w:bCs/>
+        </w:rPr>
+        <w:t>drug_category</w:t>
+      </w:r>
+      <w:proofErr w:type="spellEnd"/>
+      <w:r>
+        <w:rPr>
+          <w:b/>
+          <w:bCs/>
+        </w:rPr>
+        <w:t xml:space="preserve"> / </w:t>
+      </w:r>
+      <w:proofErr w:type="spellStart"/>
+      <w:r>
+        <w:rPr>
+          <w:b/>
+          <w:bCs/>
+        </w:rPr>
+        <w:t>drug_class</w:t>
+      </w:r>
+      <w:proofErr w:type="spellEnd"/>
+    </w:p>
+    <w:p>
+      <w:pPr>
+        <w:numPr>
+          <w:ilvl w:val="0"/>
+          <w:numId w:val="41"/>
+        </w:numPr>
+      </w:pPr>
+      <w:proofErr w:type="spellStart"/>
+      <w:r>
+        <w:t>drug_category</w:t>
+      </w:r>
+      <w:proofErr w:type="spellEnd"/>
+      <w:r>
+        <w:t xml:space="preserve"> → broad mechanistic bucket (e.g., "DDR", "CDK4/6", "IO-PD1", "HER2-targeted", "Anti-angiogenic").</w:t>
+      </w:r>
+    </w:p>
+    <w:p>
+      <w:pPr>
+        <w:numPr>
+          <w:ilvl w:val="0"/>
+          <w:numId w:val="41"/>
+        </w:numPr>
+      </w:pPr>
+      <w:proofErr w:type="spellStart"/>
+      <w:r>
+        <w:t>drug_class</w:t>
+      </w:r>
+      <w:proofErr w:type="spellEnd"/>
+      <w:r>
+        <w:t xml:space="preserve"> → specific pharmacologic class (e.g., "PARP inhibitor", "CDK4/6 inhibitor").</w:t>
+      </w:r>
+    </w:p>
+    <w:p>
+      <w:r>
+        <w:rPr>
+          <w:rFonts w:ascii="Segoe UI Emoji" w:hAnsi="Segoe UI Emoji" w:cs="Segoe UI Emoji"/>
+          <w:b/>
+          <w:bCs/>
+        </w:rPr>
+        <w:t>🔹</w:t>
+      </w:r>
+      <w:r>
+        <w:rPr>
+          <w:b/>
+          <w:bCs/>
+        </w:rPr>
+        <w:t xml:space="preserve"> </w:t>
+      </w:r>
+      <w:proofErr w:type="spellStart"/>
+      <w:r>
+        <w:rPr>
+          <w:b/>
+          <w:bCs/>
+        </w:rPr>
+        <w:t>primary_targets</w:t>
+      </w:r>
+      <w:proofErr w:type="spellEnd"/>
+    </w:p>
+    <w:p>
+      <w:pPr>
+        <w:numPr>
+          <w:ilvl w:val="0"/>
+          <w:numId w:val="42"/>
+        </w:numPr>
+      </w:pPr>
+      <w:r>
+        <w:t>Only direct human molecular targets with binding/affinity or mechanistic validation.</w:t>
+      </w:r>
+    </w:p>
+    <w:p>
+      <w:r>
+        <w:rPr>
+          <w:rFonts w:ascii="Segoe UI Emoji" w:hAnsi="Segoe UI Emoji" w:cs="Segoe UI Emoji"/>
+          <w:b/>
+          <w:bCs/>
+        </w:rPr>
+        <w:t>🔹</w:t>
+      </w:r>
+      <w:r>
+        <w:rPr>
+          <w:b/>
+          <w:bCs/>
+        </w:rPr>
+        <w:t xml:space="preserve"> Sensitivity &amp; resistance gene lists</w:t>
+      </w:r>
+    </w:p>
+    <w:p>
+      <w:pPr>
+        <w:numPr>
+          <w:ilvl w:val="0"/>
+          <w:numId w:val="43"/>
+        </w:numPr>
+      </w:pPr>
+      <w:r>
+        <w:t>Must come from human CRISPR/RNAi screens, robust clinical associations, or published biomarkers.</w:t>
+      </w:r>
+    </w:p>
+    <w:p>
+      <w:pPr>
+        <w:numPr>
+          <w:ilvl w:val="0"/>
+          <w:numId w:val="43"/>
+        </w:numPr>
+      </w:pPr>
+      <w:r>
+        <w:t>Each gene should have at least one supporting citation in the deep-research output; if not, omit it.</w:t>
+      </w:r>
+    </w:p>
+    <w:p>
+      <w:pPr>
+        <w:rPr>
+          <w:b/>
+          <w:bCs/>
+        </w:rPr>
+      </w:pPr>
+      <w:r>
+        <w:rPr>
+          <w:rFonts w:ascii="Segoe UI Emoji" w:hAnsi="Segoe UI Emoji" w:cs="Segoe UI Emoji"/>
+          <w:b/>
+          <w:bCs/>
+        </w:rPr>
+        <w:t>🔹</w:t>
+      </w:r>
+      <w:r>
+        <w:rPr>
+          <w:b/>
+          <w:bCs/>
+        </w:rPr>
+        <w:t xml:space="preserve"> Pathways ()</w:t>
+      </w:r>
+    </w:p>
+    <w:p>
+      <w:pPr>
+        <w:numPr>
+          <w:ilvl w:val="0"/>
+          <w:numId w:val="44"/>
+        </w:numPr>
+      </w:pPr>
+      <w:r>
+        <w:t xml:space="preserve">Use </w:t>
+      </w:r>
+      <w:r>
+        <w:t xml:space="preserve">&lt;PATHWAY_LIST&gt; names (curated from </w:t>
+      </w:r>
+      <w:r>
+        <w:t xml:space="preserve">human </w:t>
+      </w:r>
+      <w:proofErr w:type="spellStart"/>
+      <w:r>
+        <w:t>MSigDB</w:t>
+      </w:r>
+      <w:proofErr w:type="spellEnd"/>
+      <w:r>
+        <w:t xml:space="preserve"> / </w:t>
+      </w:r>
+      <w:proofErr w:type="spellStart"/>
+      <w:r>
+        <w:t>Reactome</w:t>
+      </w:r>
+      <w:proofErr w:type="spellEnd"/>
+      <w:r>
+        <w:t xml:space="preserve"> / KEGG (HSA) / GO / </w:t>
+      </w:r>
+      <w:proofErr w:type="spellStart"/>
+      <w:r>
+        <w:t>ImmuneDB</w:t>
+      </w:r>
+      <w:proofErr w:type="spellEnd"/>
+      <w:r>
+        <w:t xml:space="preserve"> pathway identifiers</w:t>
+      </w:r>
+      <w:r>
+        <w:t xml:space="preserve">) </w:t>
+      </w:r>
+      <w:r>
+        <w:t>only.</w:t>
+      </w:r>
+    </w:p>
+    <w:p>
+      <w:pPr>
+        <w:rPr>
+          <w:b/>
+          <w:bCs/>
+        </w:rPr>
+      </w:pPr>
+      <w:r>
+        <w:rPr>
+          <w:rFonts w:ascii="Segoe UI Emoji" w:hAnsi="Segoe UI Emoji" w:cs="Segoe UI Emoji"/>
+          <w:b/>
+          <w:bCs/>
+        </w:rPr>
+        <w:t>🔹</w:t>
+      </w:r>
+      <w:r>
+        <w:rPr>
+          <w:b/>
+          <w:bCs/>
+        </w:rPr>
+        <w:t xml:space="preserve"> </w:t>
+      </w:r>
+      <w:r>
+        <w:rPr>
+          <w:b/>
+          <w:bCs/>
+        </w:rPr>
+        <w:t>Interpretations</w:t>
+      </w:r>
+    </w:p>
+    <w:p>
+      <w:pPr>
+        <w:pStyle w:val="ListParagraph"/>
+        <w:numPr>
+          <w:ilvl w:val="0"/>
+          <w:numId w:val="61"/>
+        </w:numPr>
+        <w:rPr>
+          <w:b/>
+          <w:bCs/>
+        </w:rPr>
+      </w:pPr>
+      <w:r>
+        <w:t xml:space="preserve">Interpret pathway and gene </w:t>
+      </w:r>
+      <w:proofErr w:type="spellStart"/>
+      <w:r>
+        <w:t>behavior</w:t>
+      </w:r>
+      <w:proofErr w:type="spellEnd"/>
+      <w:r>
+        <w:t xml:space="preserve"> in the context of </w:t>
+      </w:r>
+      <w:r>
+        <w:t>&lt;DRUG_NAME&gt;</w:t>
+      </w:r>
+      <w:r>
+        <w:t xml:space="preserve"> activity in breast cancer</w:t>
+      </w:r>
+    </w:p>
+    <w:p>
+      <w:pPr>
+        <w:pStyle w:val="ListParagraph"/>
+        <w:numPr>
+          <w:ilvl w:val="0"/>
+          <w:numId w:val="61"/>
+        </w:numPr>
+        <w:rPr>
+          <w:b/>
+          <w:bCs/>
+        </w:rPr>
+      </w:pPr>
+      <w:r>
+        <w:t xml:space="preserve">Each pathway must be treated individually and associated with directional effects (e.g., “upregulation of ERBB2 </w:t>
+      </w:r>
+      <w:proofErr w:type="spellStart"/>
+      <w:r>
+        <w:t>signaling</w:t>
+      </w:r>
+      <w:proofErr w:type="spellEnd"/>
+      <w:r>
+        <w:t xml:space="preserve"> confers resistance to drug X”).</w:t>
+      </w:r>
+    </w:p>
+    <w:p>
+      <w:pPr>
+        <w:pStyle w:val="ListParagraph"/>
+        <w:numPr>
+          <w:ilvl w:val="0"/>
+          <w:numId w:val="61"/>
+        </w:numPr>
+        <w:rPr>
+          <w:b/>
+          <w:bCs/>
+        </w:rPr>
+      </w:pPr>
+      <w:r>
+        <w:t xml:space="preserve">Gene-level interpretations must clearly connect gene expression level (↑ or ↓) with </w:t>
+      </w:r>
+      <w:r>
+        <w:t>&lt;DRUG_NAME&gt;</w:t>
+      </w:r>
+      <w:r>
+        <w:t xml:space="preserve"> phenotype (sensitive/resistant), and tie this to known mechanistic roles (e.g., efflux, repair, apoptosis).</w:t>
+      </w:r>
+    </w:p>
+    <w:p>
+      <w:pPr>
+        <w:pStyle w:val="ListParagraph"/>
+        <w:numPr>
+          <w:ilvl w:val="0"/>
+          <w:numId w:val="61"/>
+        </w:numPr>
+        <w:rPr>
+          <w:b/>
+          <w:bCs/>
+        </w:rPr>
+      </w:pPr>
+      <w:r>
+        <w:rPr>
+          <w:b/>
+          <w:bCs/>
+        </w:rPr>
+        <w:t>Do not generalize across pathways or genes unless explicitly supported</w:t>
+      </w:r>
+      <w:r>
+        <w:t xml:space="preserve"> by mechanistic or clinical studies.</w:t>
+      </w:r>
+    </w:p>
+    <w:p>
+      <w:pPr>
+        <w:pStyle w:val="ListParagraph"/>
+        <w:numPr>
+          <w:ilvl w:val="0"/>
+          <w:numId w:val="61"/>
+        </w:numPr>
+        <w:rPr>
+          <w:b/>
+          <w:bCs/>
+        </w:rPr>
+      </w:pPr>
+      <w:r>
+        <w:t>Use breast-cancer–specific context for all interpretations—avoid extrapolating from unrelated cancers</w:t>
+      </w:r>
+    </w:p>
+    <w:p>
+      <w:pPr>
+        <w:pStyle w:val="ListParagraph"/>
+        <w:numPr>
+          <w:ilvl w:val="0"/>
+          <w:numId w:val="61"/>
+        </w:numPr>
+        <w:rPr>
+          <w:b/>
+          <w:bCs/>
+        </w:rPr>
+      </w:pPr>
+      <w:r>
+        <w:t>All interpretations must</w:t>
+      </w:r>
+      <w:r>
+        <w:rPr>
+          <w:b/>
+          <w:bCs/>
+        </w:rPr>
+        <w:t xml:space="preserve"> map to valid pathway sets or gene targets and be cited properly.</w:t>
+      </w:r>
+    </w:p>
+    <w:p>
+      <w:pPr>
+        <w:rPr>
+          <w:b/>
+          <w:bCs/>
+        </w:rPr>
+      </w:pPr>
+      <w:r>
+        <w:rPr>
+          <w:rFonts w:ascii="Segoe UI Emoji" w:hAnsi="Segoe UI Emoji" w:cs="Segoe UI Emoji"/>
+          <w:b/>
+          <w:bCs/>
+        </w:rPr>
+        <w:t>🔹</w:t>
+      </w:r>
+      <w:r>
+        <w:rPr>
+          <w:b/>
+          <w:bCs/>
+        </w:rPr>
+        <w:t xml:space="preserve"> </w:t>
+      </w:r>
+      <w:r>
+        <w:rPr>
+          <w:b/>
+          <w:bCs/>
+        </w:rPr>
+        <w:t xml:space="preserve">Breast </w:t>
+      </w:r>
+      <w:r>
+        <w:rPr>
+          <w:b/>
+          <w:bCs/>
+        </w:rPr>
+        <w:t>cancer subtype</w:t>
+      </w:r>
+    </w:p>
+    <w:p>
+      <w:pPr>
+        <w:pStyle w:val="ListParagraph"/>
+        <w:numPr>
+          <w:ilvl w:val="0"/>
+          <w:numId w:val="81"/>
+        </w:numPr>
+      </w:pPr>
+      <w:r>
+        <w:t>Breast cancer subtype information must be fully populated for all relevant subtypes, using only values explicitly stated in the deep-research output, without inference, assumption, or external supplementation.</w:t>
+      </w:r>
+    </w:p>
+    <w:p>
+      <w:pPr>
+        <w:rPr>
+          <w:b/>
+          <w:bCs/>
+        </w:rPr>
+      </w:pPr>
+      <w:r>
+        <w:rPr>
+          <w:rFonts w:ascii="Segoe UI Emoji" w:hAnsi="Segoe UI Emoji" w:cs="Segoe UI Emoji"/>
+          <w:b/>
+          <w:bCs/>
+        </w:rPr>
         <w:lastRenderedPageBreak/>
         <w:t>🔹</w:t>
       </w:r>
@@ -717,344 +1349,6 @@
           <w:b/>
           <w:bCs/>
         </w:rPr>
-        <w:t xml:space="preserve"> cancer_indication</w:t>
-      </w:r>
-    </w:p>
-    <w:p>
-      <w:pPr>
-        <w:numPr>
-          <w:ilvl w:val="0"/>
-          <w:numId w:val="40"/>
-        </w:numPr>
-      </w:pPr>
-      <w:r>
-        <w:t>Must reflect human oncology indications only.</w:t>
-      </w:r>
-    </w:p>
-    <w:p>
-      <w:r>
-        <w:rPr>
-          <w:rFonts w:ascii="Segoe UI Emoji" w:hAnsi="Segoe UI Emoji" w:cs="Segoe UI Emoji"/>
-          <w:b/>
-          <w:bCs/>
-        </w:rPr>
-        <w:t>🔹</w:t>
-      </w:r>
-      <w:r>
-        <w:rPr>
-          <w:b/>
-          <w:bCs/>
-        </w:rPr>
-        <w:t xml:space="preserve"> drug_category / drug_class</w:t>
-      </w:r>
-    </w:p>
-    <w:p>
-      <w:pPr>
-        <w:numPr>
-          <w:ilvl w:val="0"/>
-          <w:numId w:val="41"/>
-        </w:numPr>
-      </w:pPr>
-      <w:r>
-        <w:t>drug_category → broad mechanistic bucket (e.g., "DDR", "CDK4/6", "IO-PD1", "HER2-targeted", "Anti-angiogenic").</w:t>
-      </w:r>
-    </w:p>
-    <w:p>
-      <w:pPr>
-        <w:numPr>
-          <w:ilvl w:val="0"/>
-          <w:numId w:val="41"/>
-        </w:numPr>
-      </w:pPr>
-      <w:r>
-        <w:t>drug_class → specific pharmacologic class (e.g., "PARP inhibitor", "CDK4/6 inhibitor").</w:t>
-      </w:r>
-    </w:p>
-    <w:p>
-      <w:r>
-        <w:rPr>
-          <w:rFonts w:ascii="Segoe UI Emoji" w:hAnsi="Segoe UI Emoji" w:cs="Segoe UI Emoji"/>
-          <w:b/>
-          <w:bCs/>
-        </w:rPr>
-        <w:t>🔹</w:t>
-      </w:r>
-      <w:r>
-        <w:rPr>
-          <w:b/>
-          <w:bCs/>
-        </w:rPr>
-        <w:t xml:space="preserve"> primary_targets</w:t>
-      </w:r>
-    </w:p>
-    <w:p>
-      <w:pPr>
-        <w:numPr>
-          <w:ilvl w:val="0"/>
-          <w:numId w:val="42"/>
-        </w:numPr>
-      </w:pPr>
-      <w:r>
-        <w:t>Only direct human molecular targets with binding/affinity or mechanistic validation.</w:t>
-      </w:r>
-    </w:p>
-    <w:p>
-      <w:r>
-        <w:rPr>
-          <w:rFonts w:ascii="Segoe UI Emoji" w:hAnsi="Segoe UI Emoji" w:cs="Segoe UI Emoji"/>
-          <w:b/>
-          <w:bCs/>
-        </w:rPr>
-        <w:t>🔹</w:t>
-      </w:r>
-      <w:r>
-        <w:rPr>
-          <w:b/>
-          <w:bCs/>
-        </w:rPr>
-        <w:t xml:space="preserve"> Sensitivity &amp; resistance gene lists</w:t>
-      </w:r>
-    </w:p>
-    <w:p>
-      <w:pPr>
-        <w:numPr>
-          <w:ilvl w:val="0"/>
-          <w:numId w:val="43"/>
-        </w:numPr>
-      </w:pPr>
-      <w:r>
-        <w:t>Must come from human CRISPR/RNAi screens, robust clinical associations, or published biomarkers.</w:t>
-      </w:r>
-    </w:p>
-    <w:p>
-      <w:pPr>
-        <w:numPr>
-          <w:ilvl w:val="0"/>
-          <w:numId w:val="43"/>
-        </w:numPr>
-      </w:pPr>
-      <w:r>
-        <w:t>Each gene should have at least one supporting citation in the deep-research output; if not, omit it.</w:t>
-      </w:r>
-    </w:p>
-    <w:p>
-      <w:pPr>
-        <w:rPr>
-          <w:b/>
-          <w:bCs/>
-        </w:rPr>
-      </w:pPr>
-      <w:r>
-        <w:rPr>
-          <w:rFonts w:ascii="Segoe UI Emoji" w:hAnsi="Segoe UI Emoji" w:cs="Segoe UI Emoji"/>
-          <w:b/>
-          <w:bCs/>
-        </w:rPr>
-        <w:t>🔹</w:t>
-      </w:r>
-      <w:r>
-        <w:rPr>
-          <w:b/>
-          <w:bCs/>
-        </w:rPr>
-        <w:t xml:space="preserve"> Pathways ()</w:t>
-      </w:r>
-    </w:p>
-    <w:p>
-      <w:pPr>
-        <w:numPr>
-          <w:ilvl w:val="0"/>
-          <w:numId w:val="44"/>
-        </w:numPr>
-      </w:pPr>
-      <w:r>
-        <w:t xml:space="preserve">Use </w:t>
-      </w:r>
-      <w:r>
-        <w:t xml:space="preserve">&lt;PATHWAY_LIST&gt; names (curated from </w:t>
-      </w:r>
-      <w:r>
-        <w:t>human MSigDB / Reactome / KEGG (HSA) / GO / ImmuneDB pathway identifiers</w:t>
-      </w:r>
-      <w:r>
-        <w:t xml:space="preserve">) </w:t>
-      </w:r>
-      <w:r>
-        <w:t>only.</w:t>
-      </w:r>
-    </w:p>
-    <w:p>
-      <w:pPr>
-        <w:rPr>
-          <w:b/>
-          <w:bCs/>
-        </w:rPr>
-      </w:pPr>
-      <w:r>
-        <w:rPr>
-          <w:rFonts w:ascii="Segoe UI Emoji" w:hAnsi="Segoe UI Emoji" w:cs="Segoe UI Emoji"/>
-          <w:b/>
-          <w:bCs/>
-        </w:rPr>
-        <w:t>🔹</w:t>
-      </w:r>
-      <w:r>
-        <w:rPr>
-          <w:b/>
-          <w:bCs/>
-        </w:rPr>
-        <w:t xml:space="preserve"> </w:t>
-      </w:r>
-      <w:r>
-        <w:rPr>
-          <w:b/>
-          <w:bCs/>
-        </w:rPr>
-        <w:t>Interpretations</w:t>
-      </w:r>
-    </w:p>
-    <w:p>
-      <w:pPr>
-        <w:pStyle w:val="ListParagraph"/>
-        <w:numPr>
-          <w:ilvl w:val="0"/>
-          <w:numId w:val="61"/>
-        </w:numPr>
-        <w:rPr>
-          <w:b/>
-          <w:bCs/>
-        </w:rPr>
-      </w:pPr>
-      <w:r>
-        <w:t xml:space="preserve">Interpret pathway and gene behavior in the context of </w:t>
-      </w:r>
-      <w:r>
-        <w:t>&lt;DRUG_NAME&gt;</w:t>
-      </w:r>
-      <w:r>
-        <w:t xml:space="preserve"> activity in breast cancer</w:t>
-      </w:r>
-    </w:p>
-    <w:p>
-      <w:pPr>
-        <w:pStyle w:val="ListParagraph"/>
-        <w:numPr>
-          <w:ilvl w:val="0"/>
-          <w:numId w:val="61"/>
-        </w:numPr>
-        <w:rPr>
-          <w:b/>
-          <w:bCs/>
-        </w:rPr>
-      </w:pPr>
-      <w:r>
-        <w:t>Each pathway must be treated individually and associated with directional effects (e.g., “upregulation of ERBB2 signaling confers resistance to drug X”).</w:t>
-      </w:r>
-    </w:p>
-    <w:p>
-      <w:pPr>
-        <w:pStyle w:val="ListParagraph"/>
-        <w:numPr>
-          <w:ilvl w:val="0"/>
-          <w:numId w:val="61"/>
-        </w:numPr>
-        <w:rPr>
-          <w:b/>
-          <w:bCs/>
-        </w:rPr>
-      </w:pPr>
-      <w:r>
-        <w:t xml:space="preserve">Gene-level interpretations must clearly connect gene expression level (↑ or ↓) with </w:t>
-      </w:r>
-      <w:r>
-        <w:t>&lt;DRUG_NAME&gt;</w:t>
-      </w:r>
-      <w:r>
-        <w:t xml:space="preserve"> phenotype (sensitive/resistant), and tie this to known mechanistic roles (e.g., efflux, repair, apoptosis).</w:t>
-      </w:r>
-    </w:p>
-    <w:p>
-      <w:pPr>
-        <w:pStyle w:val="ListParagraph"/>
-        <w:numPr>
-          <w:ilvl w:val="0"/>
-          <w:numId w:val="61"/>
-        </w:numPr>
-        <w:rPr>
-          <w:b/>
-          <w:bCs/>
-        </w:rPr>
-      </w:pPr>
-      <w:r>
-        <w:rPr>
-          <w:b/>
-          <w:bCs/>
-        </w:rPr>
-        <w:t>Do not generalize across pathways or genes unless explicitly supported</w:t>
-      </w:r>
-      <w:r>
-        <w:t xml:space="preserve"> by mechanistic or clinical studies.</w:t>
-      </w:r>
-    </w:p>
-    <w:p>
-      <w:pPr>
-        <w:pStyle w:val="ListParagraph"/>
-        <w:numPr>
-          <w:ilvl w:val="0"/>
-          <w:numId w:val="61"/>
-        </w:numPr>
-        <w:rPr>
-          <w:b/>
-          <w:bCs/>
-        </w:rPr>
-      </w:pPr>
-      <w:r>
-        <w:t>Use breast-cancer–specific context for all interpretations—avoid extrapolating from unrelated cancers</w:t>
-      </w:r>
-    </w:p>
-    <w:p>
-      <w:pPr>
-        <w:pStyle w:val="ListParagraph"/>
-        <w:numPr>
-          <w:ilvl w:val="0"/>
-          <w:numId w:val="61"/>
-        </w:numPr>
-        <w:rPr>
-          <w:b/>
-          <w:bCs/>
-        </w:rPr>
-      </w:pPr>
-      <w:r>
-        <w:t>All interpretations must</w:t>
-      </w:r>
-      <w:r>
-        <w:rPr>
-          <w:b/>
-          <w:bCs/>
-        </w:rPr>
-        <w:t xml:space="preserve"> map to valid pathway sets or gene targets and be cited properly.</w:t>
-      </w:r>
-    </w:p>
-    <w:p>
-      <w:pPr>
-        <w:rPr>
-          <w:b/>
-          <w:bCs/>
-        </w:rPr>
-      </w:pPr>
-      <w:r>
-        <w:rPr>
-          <w:rFonts w:ascii="Segoe UI Emoji" w:hAnsi="Segoe UI Emoji" w:cs="Segoe UI Emoji"/>
-          <w:b/>
-          <w:bCs/>
-        </w:rPr>
-        <w:t>🔹</w:t>
-      </w:r>
-      <w:r>
-        <w:rPr>
-          <w:b/>
-          <w:bCs/>
-        </w:rPr>
         <w:t xml:space="preserve"> contraindications</w:t>
       </w:r>
     </w:p>
@@ -1083,8 +1377,17 @@
           <w:b/>
           <w:bCs/>
         </w:rPr>
-        <w:t xml:space="preserve"> kg_relationships</w:t>
-      </w:r>
+        <w:t xml:space="preserve"> </w:t>
+      </w:r>
+      <w:proofErr w:type="spellStart"/>
+      <w:r>
+        <w:rPr>
+          <w:b/>
+          <w:bCs/>
+        </w:rPr>
+        <w:t>kg_relationships</w:t>
+      </w:r>
+      <w:proofErr w:type="spellEnd"/>
     </w:p>
     <w:p>
       <w:pPr>
@@ -1127,7 +1430,6 @@
           <w:b/>
           <w:bCs/>
         </w:rPr>
-        <w:lastRenderedPageBreak/>
         <w:t>🔹</w:t>
       </w:r>
       <w:r>
@@ -1221,7 +1523,23 @@
         </w:numPr>
       </w:pPr>
       <w:r>
-        <w:t>A ChEMBL or DrugBank URL</w:t>
+        <w:t xml:space="preserve">A </w:t>
+      </w:r>
+      <w:proofErr w:type="spellStart"/>
+      <w:r>
+        <w:t>ChEMBL</w:t>
+      </w:r>
+      <w:proofErr w:type="spellEnd"/>
+      <w:r>
+        <w:t xml:space="preserve"> or </w:t>
+      </w:r>
+      <w:proofErr w:type="spellStart"/>
+      <w:r>
+        <w:t>DrugBank</w:t>
+      </w:r>
+      <w:proofErr w:type="spellEnd"/>
+      <w:r>
+        <w:t xml:space="preserve"> URL</w:t>
       </w:r>
     </w:p>
     <w:p>
@@ -1232,7 +1550,15 @@
         </w:numPr>
       </w:pPr>
       <w:r>
-        <w:t>An NCCN/ESMO or other guideline link</w:t>
+        <w:t xml:space="preserve">An NCCN/ESMO or </w:t>
+      </w:r>
+      <w:proofErr w:type="gramStart"/>
+      <w:r>
+        <w:t>other</w:t>
+      </w:r>
+      <w:proofErr w:type="gramEnd"/>
+      <w:r>
+        <w:t xml:space="preserve"> guideline link</w:t>
       </w:r>
     </w:p>
     <w:p>
@@ -1264,7 +1590,15 @@
         </w:numPr>
       </w:pPr>
       <w:r>
-        <w:t>If it is not in that final citations section, do not include it.</w:t>
+        <w:t xml:space="preserve">If it is not in </w:t>
+      </w:r>
+      <w:proofErr w:type="gramStart"/>
+      <w:r>
+        <w:t>that final citations</w:t>
+      </w:r>
+      <w:proofErr w:type="gramEnd"/>
+      <w:r>
+        <w:t xml:space="preserve"> section, do not include it.</w:t>
       </w:r>
     </w:p>
     <w:p>
@@ -1457,6 +1791,7 @@
           <w:b/>
           <w:bCs/>
         </w:rPr>
+        <w:lastRenderedPageBreak/>
         <w:t>5️</w:t>
       </w:r>
       <w:r>
@@ -1497,81 +1832,401 @@
     </w:p>
     <w:p>
       <w:r>
-        <w:t xml:space="preserve">  "drug_name": "string",</w:t>
-      </w:r>
-    </w:p>
-    <w:p>
-      <w:r>
-        <w:t xml:space="preserve">  "cancer_indication": "string",</w:t>
-      </w:r>
-    </w:p>
-    <w:p>
-      <w:r>
-        <w:t xml:space="preserve">  "drug_category": "string",</w:t>
+        <w:t xml:space="preserve">  "</w:t>
+      </w:r>
+      <w:proofErr w:type="spellStart"/>
+      <w:proofErr w:type="gramStart"/>
+      <w:r>
+        <w:t>drug</w:t>
+      </w:r>
+      <w:proofErr w:type="gramEnd"/>
+      <w:r>
+        <w:t>_name</w:t>
+      </w:r>
+      <w:proofErr w:type="spellEnd"/>
+      <w:r>
+        <w:t>": "string",</w:t>
+      </w:r>
+    </w:p>
+    <w:p>
+      <w:r>
+        <w:t xml:space="preserve">  "</w:t>
+      </w:r>
+      <w:proofErr w:type="spellStart"/>
+      <w:proofErr w:type="gramStart"/>
+      <w:r>
+        <w:t>cancer</w:t>
+      </w:r>
+      <w:proofErr w:type="gramEnd"/>
+      <w:r>
+        <w:t>_indication</w:t>
+      </w:r>
+      <w:proofErr w:type="spellEnd"/>
+      <w:r>
+        <w:t>": "string",</w:t>
+      </w:r>
+    </w:p>
+    <w:p>
+      <w:r>
+        <w:t xml:space="preserve">  "</w:t>
+      </w:r>
+      <w:proofErr w:type="spellStart"/>
+      <w:proofErr w:type="gramStart"/>
+      <w:r>
+        <w:t>drug</w:t>
+      </w:r>
+      <w:proofErr w:type="gramEnd"/>
+      <w:r>
+        <w:t>_category</w:t>
+      </w:r>
+      <w:proofErr w:type="spellEnd"/>
+      <w:r>
+        <w:t>": "string",</w:t>
+      </w:r>
+    </w:p>
+    <w:p>
+      <w:r>
+        <w:t xml:space="preserve">  "</w:t>
+      </w:r>
+      <w:proofErr w:type="spellStart"/>
+      <w:proofErr w:type="gramStart"/>
+      <w:r>
+        <w:t>drug</w:t>
+      </w:r>
+      <w:proofErr w:type="gramEnd"/>
+      <w:r>
+        <w:t>_class</w:t>
+      </w:r>
+      <w:proofErr w:type="spellEnd"/>
+      <w:r>
+        <w:t>": "string",</w:t>
+      </w:r>
+    </w:p>
+    <w:p>
+      <w:r>
+        <w:t xml:space="preserve">  "moa": "string",</w:t>
+      </w:r>
+    </w:p>
+    <w:p/>
+    <w:p>
+      <w:r>
+        <w:t xml:space="preserve">  "</w:t>
+      </w:r>
+      <w:proofErr w:type="spellStart"/>
+      <w:proofErr w:type="gramStart"/>
+      <w:r>
+        <w:t>chembl</w:t>
+      </w:r>
+      <w:proofErr w:type="gramEnd"/>
+      <w:r>
+        <w:t>_id</w:t>
+      </w:r>
+      <w:proofErr w:type="spellEnd"/>
+      <w:r>
+        <w:t>": "string or null",</w:t>
+      </w:r>
+    </w:p>
+    <w:p>
+      <w:r>
+        <w:t xml:space="preserve">  "</w:t>
+      </w:r>
+      <w:proofErr w:type="spellStart"/>
+      <w:proofErr w:type="gramStart"/>
+      <w:r>
+        <w:t>drugbank</w:t>
+      </w:r>
+      <w:proofErr w:type="gramEnd"/>
+      <w:r>
+        <w:t>_id</w:t>
+      </w:r>
+      <w:proofErr w:type="spellEnd"/>
+      <w:r>
+        <w:t>": "string or null",</w:t>
+      </w:r>
+    </w:p>
+    <w:p/>
+    <w:p>
+      <w:r>
+        <w:t xml:space="preserve">  "synonyms": ["string", "..."],</w:t>
+      </w:r>
+    </w:p>
+    <w:p/>
+    <w:p>
+      <w:r>
+        <w:t xml:space="preserve">  "</w:t>
+      </w:r>
+      <w:proofErr w:type="spellStart"/>
+      <w:proofErr w:type="gramStart"/>
+      <w:r>
+        <w:t>primary</w:t>
+      </w:r>
+      <w:proofErr w:type="gramEnd"/>
+      <w:r>
+        <w:t>_targets</w:t>
+      </w:r>
+      <w:proofErr w:type="spellEnd"/>
+      <w:r>
+        <w:t>": ["GENE", "..."],</w:t>
+      </w:r>
+    </w:p>
+    <w:p/>
+    <w:p>
+      <w:r>
+        <w:t xml:space="preserve"> "</w:t>
+      </w:r>
+      <w:proofErr w:type="spellStart"/>
+      <w:proofErr w:type="gramStart"/>
+      <w:r>
+        <w:t>pathway</w:t>
+      </w:r>
+      <w:proofErr w:type="gramEnd"/>
+      <w:r>
+        <w:t>_sets</w:t>
+      </w:r>
+      <w:proofErr w:type="spellEnd"/>
+      <w:r>
+        <w:t>": [</w:t>
+      </w:r>
+      <w:r>
+        <w:t>&lt;PATHWAY_LIST&gt;]</w:t>
+      </w:r>
+    </w:p>
+    <w:p>
+      <w:r>
+        <w:t>"</w:t>
+      </w:r>
+      <w:proofErr w:type="spellStart"/>
+      <w:proofErr w:type="gramStart"/>
+      <w:r>
+        <w:t>pathway</w:t>
+      </w:r>
+      <w:proofErr w:type="gramEnd"/>
+      <w:r>
+        <w:t>_sets_annotations</w:t>
+      </w:r>
+      <w:proofErr w:type="spellEnd"/>
+      <w:r>
+        <w:t>": {</w:t>
+      </w:r>
+    </w:p>
+    <w:p>
+      <w:r>
+        <w:t xml:space="preserve">  "&lt;PATHWAY_NAME</w:t>
+      </w:r>
+      <w:r>
+        <w:t xml:space="preserve"> (</w:t>
+      </w:r>
+      <w:proofErr w:type="spellStart"/>
+      <w:r>
+        <w:t>taken_from_PATHWAY_LIST</w:t>
+      </w:r>
+      <w:proofErr w:type="spellEnd"/>
+      <w:r>
+        <w:t>)&gt;</w:t>
+      </w:r>
+      <w:r>
+        <w:t>": {</w:t>
+      </w:r>
+    </w:p>
+    <w:p>
+      <w:r>
+        <w:t xml:space="preserve">    "description": "string",</w:t>
+      </w:r>
+    </w:p>
+    <w:p>
+      <w:r>
+        <w:t xml:space="preserve">    "interpretation": "string"</w:t>
+      </w:r>
+    </w:p>
+    <w:p>
+      <w:r>
+        <w:t xml:space="preserve">  }}</w:t>
+      </w:r>
+      <w:r>
+        <w:t>,</w:t>
+      </w:r>
+    </w:p>
+    <w:p>
+      <w:r>
+        <w:t>“</w:t>
+      </w:r>
+      <w:proofErr w:type="spellStart"/>
+      <w:proofErr w:type="gramStart"/>
+      <w:r>
+        <w:t>sensitivity</w:t>
+      </w:r>
+      <w:proofErr w:type="gramEnd"/>
+      <w:r>
+        <w:t>_genes_up</w:t>
+      </w:r>
+      <w:proofErr w:type="spellEnd"/>
+      <w:proofErr w:type="gramStart"/>
+      <w:r>
+        <w:t>” :</w:t>
+      </w:r>
+      <w:proofErr w:type="gramEnd"/>
+      <w:r>
+        <w:t>[“GENE1”, “GENE2”, “…”]</w:t>
+      </w:r>
+      <w:r>
+        <w:t>,</w:t>
+      </w:r>
+    </w:p>
+    <w:p>
+      <w:r>
+        <w:t>“</w:t>
+      </w:r>
+      <w:proofErr w:type="spellStart"/>
+      <w:proofErr w:type="gramStart"/>
+      <w:r>
+        <w:t>sensitivity</w:t>
+      </w:r>
+      <w:proofErr w:type="gramEnd"/>
+      <w:r>
+        <w:t>_genes_down</w:t>
+      </w:r>
+      <w:proofErr w:type="spellEnd"/>
+      <w:proofErr w:type="gramStart"/>
+      <w:r>
+        <w:t>” :</w:t>
+      </w:r>
+      <w:proofErr w:type="gramEnd"/>
+      <w:r>
+        <w:t>[“GENE1”, “GENE2”, “…”],</w:t>
+      </w:r>
+    </w:p>
+    <w:p>
+      <w:r>
+        <w:t>“</w:t>
+      </w:r>
+      <w:proofErr w:type="spellStart"/>
+      <w:proofErr w:type="gramStart"/>
+      <w:r>
+        <w:t>resistance</w:t>
+      </w:r>
+      <w:proofErr w:type="gramEnd"/>
+      <w:r>
+        <w:t>_genes_up</w:t>
+      </w:r>
+      <w:proofErr w:type="spellEnd"/>
+      <w:proofErr w:type="gramStart"/>
+      <w:r>
+        <w:t>” :</w:t>
+      </w:r>
+      <w:proofErr w:type="gramEnd"/>
+      <w:r>
+        <w:t>[“GENE1”, “GENE2”, “…”],</w:t>
+      </w:r>
+    </w:p>
+    <w:p>
+      <w:r>
+        <w:t>“</w:t>
+      </w:r>
+      <w:proofErr w:type="spellStart"/>
+      <w:proofErr w:type="gramStart"/>
+      <w:r>
+        <w:t>resistance</w:t>
+      </w:r>
+      <w:proofErr w:type="gramEnd"/>
+      <w:r>
+        <w:t>_genes_down</w:t>
+      </w:r>
+      <w:proofErr w:type="spellEnd"/>
+      <w:proofErr w:type="gramStart"/>
+      <w:r>
+        <w:t>” :</w:t>
+      </w:r>
+      <w:proofErr w:type="gramEnd"/>
+      <w:r>
+        <w:t>[“GENE1”, “GENE2”, “…”],</w:t>
+      </w:r>
+    </w:p>
+    <w:p>
+      <w:r>
+        <w:t>"</w:t>
+      </w:r>
+      <w:proofErr w:type="spellStart"/>
+      <w:proofErr w:type="gramStart"/>
+      <w:r>
+        <w:t>sensitivity</w:t>
+      </w:r>
+      <w:proofErr w:type="gramEnd"/>
+      <w:r>
+        <w:t>_genes_up_annotations</w:t>
+      </w:r>
+      <w:proofErr w:type="spellEnd"/>
+      <w:r>
+        <w:t>": [</w:t>
+      </w:r>
+    </w:p>
+    <w:p>
+      <w:r>
+        <w:t xml:space="preserve">  {</w:t>
+      </w:r>
+    </w:p>
+    <w:p>
+      <w:r>
+        <w:t xml:space="preserve">    "gene": "GENE1",</w:t>
+      </w:r>
+    </w:p>
+    <w:p>
+      <w:r>
+        <w:t xml:space="preserve">    "interpretation": "</w:t>
+      </w:r>
+      <w:r>
+        <w:t>string</w:t>
+      </w:r>
+      <w:r>
+        <w:t>"</w:t>
+      </w:r>
+    </w:p>
+    <w:p>
+      <w:r>
+        <w:t xml:space="preserve">  }, {</w:t>
+      </w:r>
+      <w:r>
+        <w:t xml:space="preserve"> </w:t>
+      </w:r>
+      <w:r>
+        <w:t xml:space="preserve"> </w:t>
+      </w:r>
+      <w:r>
+        <w:t>…..</w:t>
+      </w:r>
+      <w:r>
+        <w:t xml:space="preserve"> }]</w:t>
+      </w:r>
+      <w:r>
+        <w:t xml:space="preserve">, </w:t>
       </w:r>
     </w:p>
     <w:p>
       <w:r>
         <w:lastRenderedPageBreak/>
-        <w:t xml:space="preserve">  "drug_class": "string",</w:t>
-      </w:r>
-    </w:p>
-    <w:p>
-      <w:r>
-        <w:t xml:space="preserve">  "moa": "string",</w:t>
-      </w:r>
-    </w:p>
-    <w:p/>
-    <w:p>
-      <w:r>
-        <w:t xml:space="preserve">  "chembl_id": "string or null",</w:t>
-      </w:r>
-    </w:p>
-    <w:p>
-      <w:r>
-        <w:t xml:space="preserve">  "drugbank_id": "string or null",</w:t>
-      </w:r>
-    </w:p>
-    <w:p/>
-    <w:p>
-      <w:r>
-        <w:t xml:space="preserve">  "synonyms": ["string", "..."],</w:t>
-      </w:r>
-    </w:p>
-    <w:p/>
-    <w:p>
-      <w:r>
-        <w:t xml:space="preserve">  "primary_targets": ["GENE", "..."],</w:t>
-      </w:r>
-    </w:p>
-    <w:p/>
-    <w:p>
-      <w:r>
-        <w:t xml:space="preserve"> "pathway_sets": [</w:t>
-      </w:r>
-      <w:r>
-        <w:t>&lt;PATHWAY_LIST&gt;]</w:t>
-      </w:r>
-    </w:p>
-    <w:p>
-      <w:r>
-        <w:t>"pathway_sets_annotations": {</w:t>
-      </w:r>
-    </w:p>
-    <w:p>
-      <w:r>
-        <w:t xml:space="preserve">  "&lt;PATHWAY_NAME</w:t>
-      </w:r>
-      <w:r>
-        <w:t xml:space="preserve"> (taken_from_PATHWAY_LIST)&gt;</w:t>
-      </w:r>
-      <w:r>
-        <w:t>": {</w:t>
-      </w:r>
-    </w:p>
-    <w:p>
-      <w:r>
-        <w:t xml:space="preserve">    "description": "string",</w:t>
+        <w:t>"</w:t>
+      </w:r>
+      <w:proofErr w:type="spellStart"/>
+      <w:proofErr w:type="gramStart"/>
+      <w:r>
+        <w:t>sensitivity</w:t>
+      </w:r>
+      <w:proofErr w:type="gramEnd"/>
+      <w:r>
+        <w:t>_genes_down_annotations</w:t>
+      </w:r>
+      <w:proofErr w:type="spellEnd"/>
+      <w:r>
+        <w:t>": [</w:t>
+      </w:r>
+    </w:p>
+    <w:p>
+      <w:r>
+        <w:t xml:space="preserve">  {</w:t>
+      </w:r>
+    </w:p>
+    <w:p>
+      <w:r>
+        <w:t xml:space="preserve">    "gene": "GENE1",</w:t>
       </w:r>
     </w:p>
     <w:p>
@@ -1581,7 +2236,7 @@
     </w:p>
     <w:p>
       <w:r>
-        <w:t xml:space="preserve">  }}</w:t>
+        <w:t xml:space="preserve">  }, {  ….. }]</w:t>
       </w:r>
       <w:r>
         <w:t>,</w:t>
@@ -1589,206 +2244,124 @@
     </w:p>
     <w:p>
       <w:r>
+        <w:t xml:space="preserve">  </w:t>
+      </w:r>
+      <w:r>
+        <w:t>"</w:t>
+      </w:r>
+      <w:proofErr w:type="spellStart"/>
+      <w:proofErr w:type="gramStart"/>
+      <w:r>
+        <w:t>resistance</w:t>
+      </w:r>
+      <w:proofErr w:type="gramEnd"/>
+      <w:r>
+        <w:t>_genes_up_annotations</w:t>
+      </w:r>
+      <w:proofErr w:type="spellEnd"/>
+      <w:r>
+        <w:t>": [</w:t>
+      </w:r>
+    </w:p>
+    <w:p>
+      <w:r>
+        <w:t xml:space="preserve">  {</w:t>
+      </w:r>
+    </w:p>
+    <w:p>
+      <w:r>
+        <w:t xml:space="preserve">    "gene": "GENE1",</w:t>
+      </w:r>
+    </w:p>
+    <w:p>
+      <w:r>
+        <w:t xml:space="preserve">    "interpretation": "string"</w:t>
+      </w:r>
+    </w:p>
+    <w:p>
+      <w:r>
+        <w:t xml:space="preserve">  }, {  ….. }], </w:t>
+      </w:r>
+      <w:r>
+        <w:t xml:space="preserve">  </w:t>
+      </w:r>
+    </w:p>
+    <w:p>
+      <w:r>
+        <w:t>"</w:t>
+      </w:r>
+      <w:proofErr w:type="spellStart"/>
+      <w:proofErr w:type="gramStart"/>
+      <w:r>
+        <w:t>resistance</w:t>
+      </w:r>
+      <w:proofErr w:type="gramEnd"/>
+      <w:r>
+        <w:t>_genes_down_annotations</w:t>
+      </w:r>
+      <w:proofErr w:type="spellEnd"/>
+      <w:r>
+        <w:t>": [</w:t>
+      </w:r>
+    </w:p>
+    <w:p>
+      <w:r>
+        <w:t xml:space="preserve">  {</w:t>
+      </w:r>
+    </w:p>
+    <w:p>
+      <w:r>
+        <w:t xml:space="preserve">    "gene": "GENE1",</w:t>
+      </w:r>
+    </w:p>
+    <w:p>
+      <w:r>
+        <w:t xml:space="preserve">    "interpretation": "string"</w:t>
+      </w:r>
+    </w:p>
+    <w:p>
+      <w:r>
+        <w:t xml:space="preserve">  }, {  ….. }], </w:t>
+      </w:r>
+    </w:p>
+    <w:p>
+      <w:r>
+        <w:t xml:space="preserve">  "</w:t>
+      </w:r>
+      <w:proofErr w:type="spellStart"/>
+      <w:proofErr w:type="gramStart"/>
+      <w:r>
+        <w:t>kg</w:t>
+      </w:r>
+      <w:proofErr w:type="gramEnd"/>
+      <w:r>
+        <w:t>_gene</w:t>
+      </w:r>
+      <w:r>
+        <w:t>_relationships</w:t>
+      </w:r>
+      <w:proofErr w:type="spellEnd"/>
+      <w:r>
+        <w:t>": ["SUBJECT|RELATION|OBJECT", "..."],</w:t>
+      </w:r>
+    </w:p>
+    <w:p>
+      <w:r>
         <w:t>“</w:t>
       </w:r>
-      <w:r>
-        <w:t>sensitivity_genes_up</w:t>
-      </w:r>
-      <w:r>
-        <w:t>” :[“GENE1”, “GENE2”, “…”]</w:t>
+      <w:proofErr w:type="spellStart"/>
+      <w:r>
+        <w:t>Breast_cancer_subtype_information</w:t>
+      </w:r>
+      <w:proofErr w:type="spellEnd"/>
+      <w:r>
+        <w:t>”: {“subtype1”: “information1”, “subtype2”: “information2”}</w:t>
       </w:r>
       <w:r>
         <w:t>,</w:t>
       </w:r>
-    </w:p>
-    <w:p>
-      <w:r>
-        <w:t>“sensitivity_genes_</w:t>
-      </w:r>
-      <w:r>
-        <w:t>down</w:t>
-      </w:r>
-      <w:r>
-        <w:t>” :[“GENE1”, “GENE2”, “…”]</w:t>
-      </w:r>
-      <w:r>
-        <w:t>,</w:t>
-      </w:r>
-    </w:p>
-    <w:p>
-      <w:r>
-        <w:t>“</w:t>
-      </w:r>
-      <w:r>
-        <w:t>resistance</w:t>
-      </w:r>
-      <w:r>
-        <w:t>_genes_up” :[“GENE1”, “GENE2”, “…”]</w:t>
-      </w:r>
-      <w:r>
-        <w:t>,</w:t>
-      </w:r>
-    </w:p>
-    <w:p>
-      <w:r>
-        <w:t>“</w:t>
-      </w:r>
-      <w:r>
-        <w:t>resistance</w:t>
-      </w:r>
-      <w:r>
-        <w:t>_genes_</w:t>
-      </w:r>
-      <w:r>
-        <w:t>down</w:t>
-      </w:r>
-      <w:r>
-        <w:t>” :[“GENE1”, “GENE2”, “…”]</w:t>
-      </w:r>
-      <w:r>
-        <w:t>,</w:t>
-      </w:r>
-    </w:p>
-    <w:p>
-      <w:r>
-        <w:t>"sensitivity_genes_up_annotations": [</w:t>
-      </w:r>
-    </w:p>
-    <w:p>
-      <w:r>
-        <w:t xml:space="preserve">  {</w:t>
-      </w:r>
-    </w:p>
-    <w:p>
-      <w:r>
-        <w:t xml:space="preserve">    "gene": "GENE1",</w:t>
-      </w:r>
-    </w:p>
-    <w:p>
-      <w:r>
-        <w:t xml:space="preserve">    "interpretation": "</w:t>
-      </w:r>
-      <w:r>
-        <w:t>string</w:t>
-      </w:r>
-      <w:r>
-        <w:t>"</w:t>
-      </w:r>
-    </w:p>
-    <w:p>
-      <w:r>
-        <w:t xml:space="preserve">  }, {</w:t>
-      </w:r>
       <w:r>
         <w:t xml:space="preserve"> </w:t>
-      </w:r>
-      <w:r>
-        <w:t xml:space="preserve"> </w:t>
-      </w:r>
-      <w:r>
-        <w:t>…..</w:t>
-      </w:r>
-      <w:r>
-        <w:t xml:space="preserve"> }]</w:t>
-      </w:r>
-      <w:r>
-        <w:t xml:space="preserve">, </w:t>
-      </w:r>
-    </w:p>
-    <w:p>
-      <w:r>
-        <w:t>"sensitivity_genes_down_annotations": [</w:t>
-      </w:r>
-    </w:p>
-    <w:p>
-      <w:r>
-        <w:t xml:space="preserve">  {</w:t>
-      </w:r>
-    </w:p>
-    <w:p>
-      <w:r>
-        <w:t xml:space="preserve">    "gene": "GENE1",</w:t>
-      </w:r>
-    </w:p>
-    <w:p>
-      <w:r>
-        <w:t xml:space="preserve">    "interpretation": "string"</w:t>
-      </w:r>
-    </w:p>
-    <w:p>
-      <w:r>
-        <w:t xml:space="preserve">  }, {  ….. }]</w:t>
-      </w:r>
-      <w:r>
-        <w:t>,</w:t>
-      </w:r>
-    </w:p>
-    <w:p>
-      <w:r>
-        <w:t xml:space="preserve">  </w:t>
-      </w:r>
-      <w:r>
-        <w:t>"resistance_genes_up_annotations": [</w:t>
-      </w:r>
-    </w:p>
-    <w:p>
-      <w:r>
-        <w:lastRenderedPageBreak/>
-        <w:t xml:space="preserve">  {</w:t>
-      </w:r>
-    </w:p>
-    <w:p>
-      <w:r>
-        <w:t xml:space="preserve">    "gene": "GENE1",</w:t>
-      </w:r>
-    </w:p>
-    <w:p>
-      <w:r>
-        <w:t xml:space="preserve">    "interpretation": "string"</w:t>
-      </w:r>
-    </w:p>
-    <w:p>
-      <w:r>
-        <w:t xml:space="preserve">  }, {  ….. }], </w:t>
-      </w:r>
-      <w:r>
-        <w:t xml:space="preserve">  </w:t>
-      </w:r>
-    </w:p>
-    <w:p>
-      <w:r>
-        <w:t>"resistance_genes_down_annotations": [</w:t>
-      </w:r>
-    </w:p>
-    <w:p>
-      <w:r>
-        <w:t xml:space="preserve">  {</w:t>
-      </w:r>
-    </w:p>
-    <w:p>
-      <w:r>
-        <w:t xml:space="preserve">    "gene": "GENE1",</w:t>
-      </w:r>
-    </w:p>
-    <w:p>
-      <w:r>
-        <w:t xml:space="preserve">    "interpretation": "string"</w:t>
-      </w:r>
-    </w:p>
-    <w:p>
-      <w:r>
-        <w:t xml:space="preserve">  }, {  ….. }], </w:t>
-      </w:r>
-    </w:p>
-    <w:p>
-      <w:r>
-        <w:t xml:space="preserve">  "kg</w:t>
-      </w:r>
-      <w:r>
-        <w:t>_gene</w:t>
-      </w:r>
-      <w:r>
-        <w:t>_relationships": ["SUBJECT|RELATION|OBJECT", "..."],</w:t>
       </w:r>
     </w:p>
     <w:p>
@@ -1851,6 +2424,7 @@
           <w:numId w:val="50"/>
         </w:numPr>
       </w:pPr>
+      <w:proofErr w:type="spellStart"/>
       <w:r>
         <w:rPr>
           <w:b/>
@@ -1858,6 +2432,7 @@
         </w:rPr>
         <w:t>drug_name</w:t>
       </w:r>
+      <w:proofErr w:type="spellEnd"/>
     </w:p>
     <w:p>
       <w:pPr>
@@ -1867,7 +2442,15 @@
         </w:numPr>
       </w:pPr>
       <w:r>
-        <w:t>Human-readable drug name (e.g., "Talazoparib"), as used in the research.</w:t>
+        <w:t>Human-readable drug name (e.g., "</w:t>
+      </w:r>
+      <w:proofErr w:type="spellStart"/>
+      <w:r>
+        <w:t>Talazoparib</w:t>
+      </w:r>
+      <w:proofErr w:type="spellEnd"/>
+      <w:r>
+        <w:t>"), as used in the research.</w:t>
       </w:r>
     </w:p>
     <w:p>
@@ -1877,6 +2460,7 @@
           <w:numId w:val="50"/>
         </w:numPr>
       </w:pPr>
+      <w:proofErr w:type="spellStart"/>
       <w:r>
         <w:rPr>
           <w:b/>
@@ -1884,6 +2468,7 @@
         </w:rPr>
         <w:t>cancer_indication</w:t>
       </w:r>
+      <w:proofErr w:type="spellEnd"/>
     </w:p>
     <w:p>
       <w:pPr>
@@ -1904,7 +2489,15 @@
         </w:numPr>
       </w:pPr>
       <w:r>
-        <w:t>Example: "HER2-negative, gBRCA-mutated locally advanced or metastatic breast cancer".</w:t>
+        <w:t xml:space="preserve">Example: "HER2-negative, </w:t>
+      </w:r>
+      <w:proofErr w:type="spellStart"/>
+      <w:r>
+        <w:t>gBRCA</w:t>
+      </w:r>
+      <w:proofErr w:type="spellEnd"/>
+      <w:r>
+        <w:t>-mutated locally advanced or metastatic breast cancer".</w:t>
       </w:r>
     </w:p>
     <w:p>
@@ -1914,13 +2507,31 @@
           <w:numId w:val="50"/>
         </w:numPr>
       </w:pPr>
-      <w:r>
-        <w:rPr>
-          <w:b/>
-          <w:bCs/>
-        </w:rPr>
-        <w:t>drug_category / drug_class</w:t>
-      </w:r>
+      <w:proofErr w:type="spellStart"/>
+      <w:r>
+        <w:rPr>
+          <w:b/>
+          <w:bCs/>
+        </w:rPr>
+        <w:t>drug_category</w:t>
+      </w:r>
+      <w:proofErr w:type="spellEnd"/>
+      <w:r>
+        <w:rPr>
+          <w:b/>
+          <w:bCs/>
+        </w:rPr>
+        <w:t xml:space="preserve"> / </w:t>
+      </w:r>
+      <w:proofErr w:type="spellStart"/>
+      <w:r>
+        <w:rPr>
+          <w:b/>
+          <w:bCs/>
+        </w:rPr>
+        <w:t>drug_class</w:t>
+      </w:r>
+      <w:proofErr w:type="spellEnd"/>
     </w:p>
     <w:p>
       <w:pPr>
@@ -1929,8 +2540,14 @@
           <w:numId w:val="50"/>
         </w:numPr>
       </w:pPr>
-      <w:r>
-        <w:t>drug_category: broad mechanistic bucket (e.g., "DDR", "CDK4/6", "Immune checkpoint", "HER2-targeted").</w:t>
+      <w:proofErr w:type="spellStart"/>
+      <w:r>
+        <w:lastRenderedPageBreak/>
+        <w:t>drug_category</w:t>
+      </w:r>
+      <w:proofErr w:type="spellEnd"/>
+      <w:r>
+        <w:t>: broad mechanistic bucket (e.g., "DDR", "CDK4/6", "Immune checkpoint", "HER2-targeted").</w:t>
       </w:r>
     </w:p>
     <w:p>
@@ -1940,8 +2557,13 @@
           <w:numId w:val="50"/>
         </w:numPr>
       </w:pPr>
-      <w:r>
-        <w:t>drug_class: precise pharmacologic class (e.g., "PARP inhibitor", "CDK4/6 inhibitor", "PD-1 inhibitor").</w:t>
+      <w:proofErr w:type="spellStart"/>
+      <w:r>
+        <w:t>drug_class</w:t>
+      </w:r>
+      <w:proofErr w:type="spellEnd"/>
+      <w:r>
+        <w:t>: precise pharmacologic class (e.g., "PARP inhibitor", "CDK4/6 inhibitor", "PD-1 inhibitor").</w:t>
       </w:r>
     </w:p>
     <w:p>
@@ -1988,13 +2610,31 @@
           <w:numId w:val="50"/>
         </w:numPr>
       </w:pPr>
-      <w:r>
-        <w:rPr>
-          <w:b/>
-          <w:bCs/>
-        </w:rPr>
-        <w:t>chembl_id, drugbank_id</w:t>
-      </w:r>
+      <w:proofErr w:type="spellStart"/>
+      <w:r>
+        <w:rPr>
+          <w:b/>
+          <w:bCs/>
+        </w:rPr>
+        <w:t>chembl_id</w:t>
+      </w:r>
+      <w:proofErr w:type="spellEnd"/>
+      <w:r>
+        <w:rPr>
+          <w:b/>
+          <w:bCs/>
+        </w:rPr>
+        <w:t xml:space="preserve">, </w:t>
+      </w:r>
+      <w:proofErr w:type="spellStart"/>
+      <w:r>
+        <w:rPr>
+          <w:b/>
+          <w:bCs/>
+        </w:rPr>
+        <w:t>drugbank_id</w:t>
+      </w:r>
+      <w:proofErr w:type="spellEnd"/>
     </w:p>
     <w:p>
       <w:pPr>
@@ -2004,8 +2644,31 @@
         </w:numPr>
       </w:pPr>
       <w:r>
-        <w:lastRenderedPageBreak/>
-        <w:t>Use canonical ChEMBL molecule ID and DrugBank ID if present; otherwise null.</w:t>
+        <w:t xml:space="preserve">Use canonical </w:t>
+      </w:r>
+      <w:proofErr w:type="spellStart"/>
+      <w:r>
+        <w:t>ChEMBL</w:t>
+      </w:r>
+      <w:proofErr w:type="spellEnd"/>
+      <w:r>
+        <w:t xml:space="preserve"> molecule ID and </w:t>
+      </w:r>
+      <w:proofErr w:type="spellStart"/>
+      <w:r>
+        <w:t>DrugBank</w:t>
+      </w:r>
+      <w:proofErr w:type="spellEnd"/>
+      <w:r>
+        <w:t xml:space="preserve"> ID if present; </w:t>
+      </w:r>
+      <w:proofErr w:type="gramStart"/>
+      <w:r>
+        <w:t>otherwise</w:t>
+      </w:r>
+      <w:proofErr w:type="gramEnd"/>
+      <w:r>
+        <w:t xml:space="preserve"> null.</w:t>
       </w:r>
     </w:p>
     <w:p>
@@ -2052,6 +2715,7 @@
           <w:numId w:val="50"/>
         </w:numPr>
       </w:pPr>
+      <w:proofErr w:type="spellStart"/>
       <w:r>
         <w:rPr>
           <w:b/>
@@ -2059,6 +2723,7 @@
         </w:rPr>
         <w:t>primary_targets</w:t>
       </w:r>
+      <w:proofErr w:type="spellEnd"/>
     </w:p>
     <w:p>
       <w:pPr>
@@ -2100,6 +2765,7 @@
           <w:numId w:val="50"/>
         </w:numPr>
       </w:pPr>
+      <w:proofErr w:type="spellStart"/>
       <w:r>
         <w:rPr>
           <w:b/>
@@ -2107,6 +2773,7 @@
         </w:rPr>
         <w:t>pathway_sets</w:t>
       </w:r>
+      <w:proofErr w:type="spellEnd"/>
     </w:p>
     <w:p>
       <w:pPr>
@@ -2137,8 +2804,21 @@
           <w:numId w:val="50"/>
         </w:numPr>
       </w:pPr>
-      <w:r>
-        <w:t>MSigDB (HALLMARK_*, REACTOME_*, KEGG_*, C2, C5, ImmunoSigDB, C7)</w:t>
+      <w:proofErr w:type="spellStart"/>
+      <w:r>
+        <w:t>MSigDB</w:t>
+      </w:r>
+      <w:proofErr w:type="spellEnd"/>
+      <w:r>
+        <w:t xml:space="preserve"> (HALLMARK_*, REACTOME_*, KEGG_*, C2, C5, </w:t>
+      </w:r>
+      <w:proofErr w:type="spellStart"/>
+      <w:r>
+        <w:t>ImmunoSigDB</w:t>
+      </w:r>
+      <w:proofErr w:type="spellEnd"/>
+      <w:r>
+        <w:t>, C7)</w:t>
       </w:r>
     </w:p>
     <w:p>
@@ -2148,8 +2828,21 @@
           <w:numId w:val="50"/>
         </w:numPr>
       </w:pPr>
-      <w:r>
-        <w:t>Reactome (R-HSA-xxxxx)</w:t>
+      <w:proofErr w:type="spellStart"/>
+      <w:r>
+        <w:t>Reactome</w:t>
+      </w:r>
+      <w:proofErr w:type="spellEnd"/>
+      <w:r>
+        <w:t xml:space="preserve"> (R-HSA-</w:t>
+      </w:r>
+      <w:proofErr w:type="spellStart"/>
+      <w:r>
+        <w:t>xxxxx</w:t>
+      </w:r>
+      <w:proofErr w:type="spellEnd"/>
+      <w:r>
+        <w:t>)</w:t>
       </w:r>
     </w:p>
     <w:p>
@@ -2171,7 +2864,17 @@
         </w:numPr>
       </w:pPr>
       <w:r>
-        <w:t>GO (GO:xxxxxxx)</w:t>
+        <w:t>GO (</w:t>
+      </w:r>
+      <w:proofErr w:type="spellStart"/>
+      <w:proofErr w:type="gramStart"/>
+      <w:r>
+        <w:t>GO:xxxxxxx</w:t>
+      </w:r>
+      <w:proofErr w:type="spellEnd"/>
+      <w:proofErr w:type="gramEnd"/>
+      <w:r>
+        <w:t>)</w:t>
       </w:r>
     </w:p>
     <w:p>
@@ -2181,8 +2884,13 @@
           <w:numId w:val="50"/>
         </w:numPr>
       </w:pPr>
-      <w:r>
-        <w:t>ImmuneDB or other immune-signature identifiers</w:t>
+      <w:proofErr w:type="spellStart"/>
+      <w:r>
+        <w:t>ImmuneDB</w:t>
+      </w:r>
+      <w:proofErr w:type="spellEnd"/>
+      <w:r>
+        <w:t xml:space="preserve"> or other immune-signature identifiers</w:t>
       </w:r>
     </w:p>
     <w:p>
@@ -2202,13 +2910,21 @@
         <w:t xml:space="preserve"> explicitly present in the</w:t>
       </w:r>
       <w:r>
-        <w:t xml:space="preserve"> &lt;PATHWAY_LIST&gt; </w:t>
+        <w:t xml:space="preserve"> &lt;PATHWAY_LIST</w:t>
+      </w:r>
+      <w:proofErr w:type="gramStart"/>
+      <w:r>
+        <w:t xml:space="preserve">&gt; </w:t>
       </w:r>
       <w:r>
         <w:t xml:space="preserve"> </w:t>
       </w:r>
       <w:r>
-        <w:t xml:space="preserve">which is a curated </w:t>
+        <w:t>which</w:t>
+      </w:r>
+      <w:proofErr w:type="gramEnd"/>
+      <w:r>
+        <w:t xml:space="preserve"> is a curated </w:t>
       </w:r>
       <w:r>
         <w:t>deep-research output.</w:t>
@@ -2229,6 +2945,7 @@
           <w:szCs w:val="22"/>
         </w:rPr>
       </w:pPr>
+      <w:proofErr w:type="spellStart"/>
       <w:r>
         <w:rPr>
           <w:rFonts w:asciiTheme="minorHAnsi" w:hAnsiTheme="minorHAnsi"/>
@@ -2237,7 +2954,18 @@
           <w:sz w:val="22"/>
           <w:szCs w:val="22"/>
         </w:rPr>
-        <w:t xml:space="preserve">pathway_sets_annotations </w:t>
+        <w:t>pathway_sets_annotations</w:t>
+      </w:r>
+      <w:proofErr w:type="spellEnd"/>
+      <w:r>
+        <w:rPr>
+          <w:rFonts w:asciiTheme="minorHAnsi" w:hAnsiTheme="minorHAnsi"/>
+          <w:b/>
+          <w:bCs/>
+          <w:sz w:val="22"/>
+          <w:szCs w:val="22"/>
+        </w:rPr>
+        <w:t xml:space="preserve"> </w:t>
       </w:r>
     </w:p>
     <w:p>
@@ -2295,6 +3023,7 @@
           <w:sz w:val="22"/>
           <w:szCs w:val="22"/>
         </w:rPr>
+        <w:lastRenderedPageBreak/>
         <w:t>One</w:t>
       </w:r>
       <w:r>
@@ -2403,87 +3132,91 @@
           <w:sz w:val="22"/>
           <w:szCs w:val="22"/>
         </w:rPr>
-        <w:t>Prefer wording consistent with MSigDB / Reactome / GO definitions.</w:t>
-      </w:r>
-    </w:p>
-    <w:p>
-      <w:pPr>
-        <w:pStyle w:val="NormalWeb"/>
-        <w:numPr>
-          <w:ilvl w:val="0"/>
-          <w:numId w:val="65"/>
-        </w:numPr>
-        <w:rPr>
-          <w:rFonts w:asciiTheme="minorHAnsi" w:hAnsiTheme="minorHAnsi"/>
-          <w:b/>
-          <w:bCs/>
-          <w:sz w:val="22"/>
-          <w:szCs w:val="22"/>
-        </w:rPr>
-      </w:pPr>
-      <w:r>
-        <w:rPr>
-          <w:rFonts w:asciiTheme="minorHAnsi" w:hAnsiTheme="minorHAnsi"/>
-          <w:b/>
-          <w:bCs/>
-          <w:sz w:val="22"/>
-          <w:szCs w:val="22"/>
-        </w:rPr>
-        <w:t>interpretations</w:t>
-      </w:r>
-    </w:p>
-    <w:p>
-      <w:pPr>
-        <w:pStyle w:val="NormalWeb"/>
-        <w:numPr>
-          <w:ilvl w:val="0"/>
-          <w:numId w:val="53"/>
-        </w:numPr>
+        <w:t xml:space="preserve">Prefer wording consistent with </w:t>
+      </w:r>
+      <w:proofErr w:type="spellStart"/>
+      <w:r>
         <w:rPr>
           <w:rFonts w:asciiTheme="minorHAnsi" w:hAnsiTheme="minorHAnsi"/>
           <w:sz w:val="22"/>
           <w:szCs w:val="22"/>
         </w:rPr>
-      </w:pPr>
+        <w:t>MSigDB</w:t>
+      </w:r>
+      <w:proofErr w:type="spellEnd"/>
       <w:r>
         <w:rPr>
           <w:rFonts w:asciiTheme="minorHAnsi" w:hAnsiTheme="minorHAnsi"/>
           <w:sz w:val="22"/>
           <w:szCs w:val="22"/>
         </w:rPr>
-        <w:t xml:space="preserve">One short explanation of </w:t>
-      </w:r>
+        <w:t xml:space="preserve"> / </w:t>
+      </w:r>
+      <w:proofErr w:type="spellStart"/>
       <w:r>
         <w:rPr>
           <w:rFonts w:asciiTheme="minorHAnsi" w:hAnsiTheme="minorHAnsi"/>
           <w:sz w:val="22"/>
           <w:szCs w:val="22"/>
         </w:rPr>
-        <w:t>why th</w:t>
-      </w:r>
+        <w:t>Reactome</w:t>
+      </w:r>
+      <w:proofErr w:type="spellEnd"/>
       <w:r>
         <w:rPr>
           <w:rFonts w:asciiTheme="minorHAnsi" w:hAnsiTheme="minorHAnsi"/>
           <w:sz w:val="22"/>
           <w:szCs w:val="22"/>
         </w:rPr>
-        <w:t>e</w:t>
-      </w:r>
-      <w:r>
+        <w:t xml:space="preserve"> / GO definitions.</w:t>
+      </w:r>
+    </w:p>
+    <w:p>
+      <w:pPr>
+        <w:pStyle w:val="NormalWeb"/>
+        <w:numPr>
+          <w:ilvl w:val="0"/>
+          <w:numId w:val="65"/>
+        </w:numPr>
+        <w:rPr>
+          <w:rFonts w:asciiTheme="minorHAnsi" w:hAnsiTheme="minorHAnsi"/>
+          <w:b/>
+          <w:bCs/>
+          <w:sz w:val="22"/>
+          <w:szCs w:val="22"/>
+        </w:rPr>
+      </w:pPr>
+      <w:r>
+        <w:rPr>
+          <w:rFonts w:asciiTheme="minorHAnsi" w:hAnsiTheme="minorHAnsi"/>
+          <w:b/>
+          <w:bCs/>
+          <w:sz w:val="22"/>
+          <w:szCs w:val="22"/>
+        </w:rPr>
+        <w:t>interpretations</w:t>
+      </w:r>
+    </w:p>
+    <w:p>
+      <w:pPr>
+        <w:pStyle w:val="NormalWeb"/>
+        <w:numPr>
+          <w:ilvl w:val="0"/>
+          <w:numId w:val="53"/>
+        </w:numPr>
         <w:rPr>
           <w:rFonts w:asciiTheme="minorHAnsi" w:hAnsiTheme="minorHAnsi"/>
           <w:sz w:val="22"/>
           <w:szCs w:val="22"/>
         </w:rPr>
-        <w:t xml:space="preserve"> pathway matters in breast cancer</w:t>
-      </w:r>
+      </w:pPr>
       <w:r>
         <w:rPr>
           <w:rFonts w:asciiTheme="minorHAnsi" w:hAnsiTheme="minorHAnsi"/>
           <w:sz w:val="22"/>
           <w:szCs w:val="22"/>
         </w:rPr>
-        <w:t xml:space="preserve"> (e.g., drives proliferation, mediates DNA repair, shapes immune infiltration). </w:t>
+        <w:t xml:space="preserve">One short explanation of </w:t>
       </w:r>
       <w:r>
         <w:rPr>
@@ -2491,40 +3224,23 @@
           <w:sz w:val="22"/>
           <w:szCs w:val="22"/>
         </w:rPr>
-        <w:br/>
-      </w:r>
-    </w:p>
-    <w:p>
-      <w:pPr>
-        <w:pStyle w:val="NormalWeb"/>
-        <w:numPr>
-          <w:ilvl w:val="0"/>
-          <w:numId w:val="53"/>
-        </w:numPr>
+        <w:t>why th</w:t>
+      </w:r>
+      <w:r>
         <w:rPr>
           <w:rFonts w:asciiTheme="minorHAnsi" w:hAnsiTheme="minorHAnsi"/>
           <w:sz w:val="22"/>
           <w:szCs w:val="22"/>
         </w:rPr>
-      </w:pPr>
+        <w:t>e</w:t>
+      </w:r>
       <w:r>
         <w:rPr>
           <w:rFonts w:asciiTheme="minorHAnsi" w:hAnsiTheme="minorHAnsi"/>
           <w:sz w:val="22"/>
           <w:szCs w:val="22"/>
         </w:rPr>
-        <w:lastRenderedPageBreak/>
-        <w:t xml:space="preserve">Do </w:t>
-      </w:r>
-      <w:r>
-        <w:rPr>
-          <w:rFonts w:asciiTheme="minorHAnsi" w:hAnsiTheme="minorHAnsi"/>
-          <w:b/>
-          <w:bCs/>
-          <w:sz w:val="22"/>
-          <w:szCs w:val="22"/>
-        </w:rPr>
-        <w:t>not</w:t>
+        <w:t xml:space="preserve"> pathway matters in breast cancer</w:t>
       </w:r>
       <w:r>
         <w:rPr>
@@ -2532,7 +3248,7 @@
           <w:sz w:val="22"/>
           <w:szCs w:val="22"/>
         </w:rPr>
-        <w:t xml:space="preserve"> state whether up/down regulation implies sensitivity or resistance here — this field is disease relevance only</w:t>
+        <w:t xml:space="preserve"> (e.g., drives proliferation, mediates DNA repair, shapes immune infiltration). </w:t>
       </w:r>
       <w:r>
         <w:rPr>
@@ -2540,37 +3256,47 @@
           <w:sz w:val="22"/>
           <w:szCs w:val="22"/>
         </w:rPr>
-        <w:t>.</w:t>
-      </w:r>
-      <w:r>
+        <w:br/>
+      </w:r>
+    </w:p>
+    <w:p>
+      <w:pPr>
+        <w:pStyle w:val="NormalWeb"/>
+        <w:numPr>
+          <w:ilvl w:val="0"/>
+          <w:numId w:val="53"/>
+        </w:numPr>
         <w:rPr>
           <w:rFonts w:asciiTheme="minorHAnsi" w:hAnsiTheme="minorHAnsi"/>
           <w:sz w:val="22"/>
           <w:szCs w:val="22"/>
         </w:rPr>
-        <w:br/>
-      </w:r>
-    </w:p>
-    <w:p>
-      <w:pPr>
-        <w:pStyle w:val="NormalWeb"/>
-        <w:numPr>
-          <w:ilvl w:val="0"/>
-          <w:numId w:val="53"/>
-        </w:numPr>
+      </w:pPr>
+      <w:r>
         <w:rPr>
           <w:rFonts w:asciiTheme="minorHAnsi" w:hAnsiTheme="minorHAnsi"/>
           <w:sz w:val="22"/>
           <w:szCs w:val="22"/>
         </w:rPr>
-      </w:pPr>
+        <w:t xml:space="preserve">Do </w:t>
+      </w:r>
+      <w:r>
+        <w:rPr>
+          <w:rFonts w:asciiTheme="minorHAnsi" w:hAnsiTheme="minorHAnsi"/>
+          <w:b/>
+          <w:bCs/>
+          <w:sz w:val="22"/>
+          <w:szCs w:val="22"/>
+        </w:rPr>
+        <w:t>not</w:t>
+      </w:r>
       <w:r>
         <w:rPr>
           <w:rFonts w:asciiTheme="minorHAnsi" w:hAnsiTheme="minorHAnsi"/>
           <w:sz w:val="22"/>
           <w:szCs w:val="22"/>
         </w:rPr>
-        <w:t>Example:</w:t>
+        <w:t xml:space="preserve"> state whether up/down regulation implies sensitivity or resistance here — this field is disease relevance only</w:t>
       </w:r>
       <w:r>
         <w:rPr>
@@ -2578,565 +3304,37 @@
           <w:sz w:val="22"/>
           <w:szCs w:val="22"/>
         </w:rPr>
-        <w:t xml:space="preserve"> how its activity or dysregulation contributes to the cancer.</w:t>
-      </w:r>
-    </w:p>
-    <w:p>
-      <w:pPr>
-        <w:numPr>
-          <w:ilvl w:val="0"/>
-          <w:numId w:val="50"/>
-        </w:numPr>
-      </w:pPr>
-      <w:r>
-        <w:rPr>
-          <w:b/>
-          <w:bCs/>
-        </w:rPr>
-        <w:t>sensitivity_genes_</w:t>
-      </w:r>
-      <w:r>
-        <w:rPr>
-          <w:b/>
-          <w:bCs/>
-        </w:rPr>
-        <w:t>up:</w:t>
-      </w:r>
-    </w:p>
-    <w:p>
-      <w:pPr>
-        <w:numPr>
-          <w:ilvl w:val="1"/>
-          <w:numId w:val="50"/>
-        </w:numPr>
-      </w:pPr>
-      <w:r>
-        <w:t xml:space="preserve">Genes where </w:t>
-      </w:r>
-      <w:r>
-        <w:rPr>
-          <w:b/>
-          <w:bCs/>
-        </w:rPr>
-        <w:t>HIGH</w:t>
-      </w:r>
-      <w:r>
-        <w:t xml:space="preserve"> expression/activation/amplification/GOF is associated with increased sensitivity or better response to &lt;DRUG_NAME&gt; in human breast cancer.</w:t>
-      </w:r>
-    </w:p>
-    <w:p>
-      <w:pPr>
-        <w:numPr>
-          <w:ilvl w:val="1"/>
-          <w:numId w:val="50"/>
-        </w:numPr>
-      </w:pPr>
-      <w:r>
-        <w:t>Only include gene</w:t>
-      </w:r>
-      <w:r>
-        <w:t xml:space="preserve"> names</w:t>
-      </w:r>
-      <w:r>
-        <w:t xml:space="preserve"> explicitly reported as such.</w:t>
-      </w:r>
-    </w:p>
-    <w:p>
-      <w:pPr>
-        <w:numPr>
-          <w:ilvl w:val="1"/>
-          <w:numId w:val="50"/>
-        </w:numPr>
-      </w:pPr>
-      <w:r>
-        <w:t>Example (if supported): ["BRCA2", "PALB2"].</w:t>
-      </w:r>
-    </w:p>
-    <w:p>
-      <w:pPr>
-        <w:numPr>
-          <w:ilvl w:val="0"/>
-          <w:numId w:val="50"/>
-        </w:numPr>
-      </w:pPr>
-      <w:r>
-        <w:rPr>
-          <w:b/>
-          <w:bCs/>
-        </w:rPr>
-        <w:t>sensitivity_genes_</w:t>
-      </w:r>
-      <w:r>
-        <w:rPr>
-          <w:b/>
-          <w:bCs/>
-        </w:rPr>
-        <w:t>down</w:t>
-      </w:r>
-      <w:r>
-        <w:rPr>
-          <w:b/>
-          <w:bCs/>
-        </w:rPr>
-        <w:t>:</w:t>
-      </w:r>
-    </w:p>
-    <w:p>
-      <w:pPr>
-        <w:numPr>
-          <w:ilvl w:val="1"/>
-          <w:numId w:val="50"/>
-        </w:numPr>
-      </w:pPr>
-      <w:r>
-        <w:t xml:space="preserve">Genes where </w:t>
-      </w:r>
-      <w:r>
-        <w:rPr>
-          <w:b/>
-          <w:bCs/>
-        </w:rPr>
-        <w:t>LOW</w:t>
-      </w:r>
-      <w:r>
-        <w:t xml:space="preserve"> </w:t>
-      </w:r>
-      <w:r>
-        <w:t>repressed</w:t>
-      </w:r>
-      <w:r>
-        <w:t>/</w:t>
-      </w:r>
-      <w:r>
-        <w:t>in</w:t>
-      </w:r>
-      <w:r>
-        <w:t>activation</w:t>
-      </w:r>
-      <w:r>
-        <w:t>/LOF</w:t>
-      </w:r>
-      <w:r>
-        <w:t xml:space="preserve"> is associated with increased sensitivity or better response to &lt;DRUG_NAME&gt; in human breast cancer.</w:t>
-      </w:r>
-    </w:p>
-    <w:p>
-      <w:pPr>
-        <w:numPr>
-          <w:ilvl w:val="1"/>
-          <w:numId w:val="50"/>
-        </w:numPr>
-      </w:pPr>
-      <w:r>
-        <w:t>Only include gene</w:t>
-      </w:r>
-      <w:r>
-        <w:t xml:space="preserve"> names</w:t>
-      </w:r>
-      <w:r>
-        <w:t xml:space="preserve"> explicitly reported as such.</w:t>
-      </w:r>
-    </w:p>
-    <w:p>
-      <w:pPr>
-        <w:numPr>
-          <w:ilvl w:val="1"/>
-          <w:numId w:val="50"/>
-        </w:numPr>
-      </w:pPr>
-      <w:r>
-        <w:t>Example (if supported): ["</w:t>
-      </w:r>
-      <w:r>
-        <w:t>ABL1</w:t>
-      </w:r>
-      <w:r>
-        <w:t>", "</w:t>
-      </w:r>
-      <w:r>
-        <w:t>PIK3CA</w:t>
-      </w:r>
-      <w:r>
-        <w:t>"].</w:t>
-      </w:r>
-    </w:p>
-    <w:p>
-      <w:pPr>
-        <w:numPr>
-          <w:ilvl w:val="0"/>
-          <w:numId w:val="50"/>
-        </w:numPr>
-      </w:pPr>
-      <w:r>
-        <w:rPr>
-          <w:b/>
-          <w:bCs/>
-        </w:rPr>
-        <w:t>resistance</w:t>
-      </w:r>
-      <w:r>
-        <w:rPr>
-          <w:b/>
-          <w:bCs/>
-        </w:rPr>
-        <w:t>_genes_</w:t>
-      </w:r>
-      <w:r>
-        <w:rPr>
-          <w:b/>
-          <w:bCs/>
-        </w:rPr>
-        <w:t>up:</w:t>
-      </w:r>
-    </w:p>
-    <w:p>
-      <w:pPr>
-        <w:numPr>
-          <w:ilvl w:val="1"/>
-          <w:numId w:val="50"/>
-        </w:numPr>
-      </w:pPr>
-      <w:r>
-        <w:t xml:space="preserve">Genes where </w:t>
-      </w:r>
-      <w:r>
-        <w:rPr>
-          <w:b/>
-          <w:bCs/>
-        </w:rPr>
-        <w:t>HIGH</w:t>
-      </w:r>
-      <w:r>
-        <w:t xml:space="preserve"> expression/activation/amplification/GOF is associated with increased </w:t>
-      </w:r>
-      <w:r>
-        <w:t>resistance</w:t>
-      </w:r>
-      <w:r>
-        <w:t xml:space="preserve"> or </w:t>
-      </w:r>
-      <w:r>
-        <w:t>poor</w:t>
-      </w:r>
-      <w:r>
-        <w:t xml:space="preserve"> response to &lt;DRUG_NAME&gt; in human breast cancer.</w:t>
-      </w:r>
-    </w:p>
-    <w:p>
-      <w:pPr>
-        <w:numPr>
-          <w:ilvl w:val="1"/>
-          <w:numId w:val="50"/>
-        </w:numPr>
-      </w:pPr>
-      <w:r>
-        <w:t>Only include gene</w:t>
-      </w:r>
-      <w:r>
-        <w:t xml:space="preserve"> names</w:t>
-      </w:r>
-      <w:r>
-        <w:t xml:space="preserve"> explicitly reported as such.</w:t>
-      </w:r>
-    </w:p>
-    <w:p>
-      <w:pPr>
-        <w:numPr>
-          <w:ilvl w:val="1"/>
-          <w:numId w:val="50"/>
-        </w:numPr>
-      </w:pPr>
-      <w:r>
-        <w:t>Example (if supported): ["</w:t>
-      </w:r>
-      <w:r>
-        <w:t>ATK</w:t>
-      </w:r>
-      <w:r>
-        <w:t>", "</w:t>
-      </w:r>
-      <w:r>
-        <w:t>ERBB2</w:t>
-      </w:r>
-      <w:r>
-        <w:t>"].</w:t>
-      </w:r>
-    </w:p>
-    <w:p>
-      <w:pPr>
-        <w:numPr>
-          <w:ilvl w:val="0"/>
-          <w:numId w:val="50"/>
-        </w:numPr>
-      </w:pPr>
-      <w:r>
-        <w:rPr>
-          <w:b/>
-          <w:bCs/>
-        </w:rPr>
-        <w:t>resistance</w:t>
-      </w:r>
-      <w:r>
-        <w:rPr>
-          <w:b/>
-          <w:bCs/>
-        </w:rPr>
-        <w:t>_genes_</w:t>
-      </w:r>
-      <w:r>
-        <w:rPr>
-          <w:b/>
-          <w:bCs/>
-        </w:rPr>
-        <w:t>down</w:t>
-      </w:r>
-      <w:r>
-        <w:rPr>
-          <w:b/>
-          <w:bCs/>
-        </w:rPr>
-        <w:t>:</w:t>
-      </w:r>
-    </w:p>
-    <w:p>
-      <w:pPr>
-        <w:numPr>
-          <w:ilvl w:val="1"/>
-          <w:numId w:val="50"/>
-        </w:numPr>
-      </w:pPr>
-      <w:r>
-        <w:t xml:space="preserve">Genes where </w:t>
-      </w:r>
-      <w:r>
-        <w:rPr>
-          <w:b/>
-          <w:bCs/>
-        </w:rPr>
-        <w:t>LOW</w:t>
-      </w:r>
-      <w:r>
-        <w:t xml:space="preserve"> expression/activation/amplification/GOF is associated with increased </w:t>
-      </w:r>
-      <w:r>
-        <w:t>resistance</w:t>
-      </w:r>
-      <w:r>
-        <w:t xml:space="preserve"> or </w:t>
-      </w:r>
-      <w:r>
-        <w:t>poor</w:t>
-      </w:r>
-      <w:r>
-        <w:t xml:space="preserve"> response to &lt;DRUG_NAME&gt; in human breast cancer.</w:t>
-      </w:r>
-    </w:p>
-    <w:p>
-      <w:pPr>
-        <w:numPr>
-          <w:ilvl w:val="1"/>
-          <w:numId w:val="50"/>
-        </w:numPr>
-      </w:pPr>
-      <w:r>
-        <w:t>Only include gene</w:t>
-      </w:r>
-      <w:r>
-        <w:t xml:space="preserve"> names</w:t>
-      </w:r>
-      <w:r>
-        <w:t xml:space="preserve"> explicitly reported as such.</w:t>
-      </w:r>
-    </w:p>
-    <w:p>
-      <w:pPr>
-        <w:numPr>
-          <w:ilvl w:val="1"/>
-          <w:numId w:val="50"/>
-        </w:numPr>
-      </w:pPr>
-      <w:r>
-        <w:t>Example (if supported): ["</w:t>
-      </w:r>
-      <w:r>
-        <w:t>MTOR</w:t>
-      </w:r>
-      <w:r>
-        <w:t>", "</w:t>
-      </w:r>
-      <w:r>
-        <w:t>KRAS</w:t>
-      </w:r>
-      <w:r>
-        <w:t>"].</w:t>
-      </w:r>
-    </w:p>
-    <w:p>
-      <w:pPr>
-        <w:numPr>
-          <w:ilvl w:val="0"/>
-          <w:numId w:val="50"/>
-        </w:numPr>
-      </w:pPr>
-      <w:r>
-        <w:rPr>
-          <w:b/>
-          <w:bCs/>
-        </w:rPr>
-        <w:t>sensitivity_genes_up</w:t>
-      </w:r>
-      <w:r>
-        <w:rPr>
-          <w:b/>
-          <w:bCs/>
-        </w:rPr>
-        <w:t>_annotations</w:t>
-      </w:r>
-    </w:p>
-    <w:p>
-      <w:pPr>
-        <w:pStyle w:val="NormalWeb"/>
-        <w:numPr>
-          <w:ilvl w:val="0"/>
-          <w:numId w:val="65"/>
-        </w:numPr>
-        <w:rPr>
-          <w:rFonts w:asciiTheme="minorHAnsi" w:hAnsiTheme="minorHAnsi"/>
-          <w:b/>
-          <w:bCs/>
-          <w:sz w:val="22"/>
-          <w:szCs w:val="22"/>
-        </w:rPr>
-      </w:pPr>
-      <w:r>
-        <w:rPr>
-          <w:rFonts w:asciiTheme="minorHAnsi" w:hAnsiTheme="minorHAnsi"/>
-          <w:b/>
-          <w:bCs/>
-          <w:sz w:val="22"/>
-          <w:szCs w:val="22"/>
-        </w:rPr>
-        <w:t>description</w:t>
-      </w:r>
-      <w:r>
-        <w:rPr>
-          <w:rFonts w:asciiTheme="minorHAnsi" w:hAnsiTheme="minorHAnsi"/>
-          <w:b/>
-          <w:bCs/>
-          <w:sz w:val="22"/>
-          <w:szCs w:val="22"/>
-        </w:rPr>
-        <w:t>:</w:t>
-      </w:r>
-    </w:p>
-    <w:p>
-      <w:pPr>
-        <w:numPr>
-          <w:ilvl w:val="2"/>
-          <w:numId w:val="50"/>
-        </w:numPr>
-      </w:pPr>
-      <w:r>
-        <w:t xml:space="preserve">Genes where </w:t>
-      </w:r>
-      <w:r>
-        <w:rPr>
-          <w:b/>
-          <w:bCs/>
-        </w:rPr>
-        <w:t>HIGH</w:t>
-      </w:r>
-      <w:r>
-        <w:t xml:space="preserve"> expression/activation/amplification/GOF is associated with increased sensitivity or better response to &lt;DRUG_NAME&gt; in human breast cancer.</w:t>
-      </w:r>
-    </w:p>
-    <w:p>
-      <w:pPr>
-        <w:numPr>
-          <w:ilvl w:val="2"/>
-          <w:numId w:val="50"/>
-        </w:numPr>
-      </w:pPr>
-      <w:r>
-        <w:t>Only include genes explicitly reported as such.</w:t>
-      </w:r>
-    </w:p>
-    <w:p>
-      <w:pPr>
-        <w:numPr>
-          <w:ilvl w:val="2"/>
-          <w:numId w:val="50"/>
-        </w:numPr>
-      </w:pPr>
-      <w:r>
-        <w:t>Example (if supported): ["BRCA2", "PALB2"].</w:t>
-      </w:r>
-    </w:p>
-    <w:p>
-      <w:pPr>
-        <w:pStyle w:val="NormalWeb"/>
-        <w:numPr>
-          <w:ilvl w:val="0"/>
-          <w:numId w:val="65"/>
-        </w:numPr>
-        <w:rPr>
-          <w:rFonts w:asciiTheme="minorHAnsi" w:hAnsiTheme="minorHAnsi"/>
-          <w:b/>
-          <w:bCs/>
-          <w:sz w:val="22"/>
-          <w:szCs w:val="22"/>
-        </w:rPr>
-      </w:pPr>
-      <w:r>
-        <w:rPr>
-          <w:rFonts w:asciiTheme="minorHAnsi" w:hAnsiTheme="minorHAnsi"/>
-          <w:b/>
-          <w:bCs/>
-          <w:sz w:val="22"/>
-          <w:szCs w:val="22"/>
-        </w:rPr>
-        <w:lastRenderedPageBreak/>
-        <w:t>interpretations</w:t>
-      </w:r>
-    </w:p>
-    <w:p>
-      <w:pPr>
-        <w:pStyle w:val="NormalWeb"/>
-        <w:numPr>
-          <w:ilvl w:val="0"/>
-          <w:numId w:val="66"/>
-        </w:numPr>
+        <w:t>.</w:t>
+      </w:r>
+      <w:r>
         <w:rPr>
           <w:rFonts w:asciiTheme="minorHAnsi" w:hAnsiTheme="minorHAnsi"/>
           <w:sz w:val="22"/>
           <w:szCs w:val="22"/>
         </w:rPr>
-      </w:pPr>
-      <w:r>
+        <w:br/>
+      </w:r>
+    </w:p>
+    <w:p>
+      <w:pPr>
+        <w:pStyle w:val="NormalWeb"/>
+        <w:numPr>
+          <w:ilvl w:val="0"/>
+          <w:numId w:val="53"/>
+        </w:numPr>
         <w:rPr>
           <w:rFonts w:asciiTheme="minorHAnsi" w:hAnsiTheme="minorHAnsi"/>
           <w:sz w:val="22"/>
           <w:szCs w:val="22"/>
         </w:rPr>
-        <w:t xml:space="preserve">Reasoning for genes where </w:t>
-      </w:r>
-      <w:r>
-        <w:rPr>
-          <w:rFonts w:asciiTheme="minorHAnsi" w:hAnsiTheme="minorHAnsi"/>
-          <w:b/>
-          <w:bCs/>
-          <w:sz w:val="22"/>
-          <w:szCs w:val="22"/>
-        </w:rPr>
-        <w:t>HIGH</w:t>
-      </w:r>
+      </w:pPr>
       <w:r>
         <w:rPr>
           <w:rFonts w:asciiTheme="minorHAnsi" w:hAnsiTheme="minorHAnsi"/>
           <w:sz w:val="22"/>
           <w:szCs w:val="22"/>
         </w:rPr>
-        <w:t xml:space="preserve"> expression/activation/amplification/GOF linking</w:t>
+        <w:t>Example:</w:t>
       </w:r>
       <w:r>
         <w:rPr>
@@ -3144,37 +3342,589 @@
           <w:sz w:val="22"/>
           <w:szCs w:val="22"/>
         </w:rPr>
-        <w:t xml:space="preserve"> to sensitivity to the given drug in this cancer </w:t>
-      </w:r>
-      <w:r>
+        <w:t xml:space="preserve"> how its activity or dysregulation contributes to the cancer.</w:t>
+      </w:r>
+    </w:p>
+    <w:p>
+      <w:pPr>
+        <w:numPr>
+          <w:ilvl w:val="0"/>
+          <w:numId w:val="50"/>
+        </w:numPr>
+      </w:pPr>
+      <w:proofErr w:type="spellStart"/>
+      <w:r>
+        <w:rPr>
+          <w:b/>
+          <w:bCs/>
+        </w:rPr>
+        <w:t>sensitivity_genes_</w:t>
+      </w:r>
+      <w:r>
+        <w:rPr>
+          <w:b/>
+          <w:bCs/>
+        </w:rPr>
+        <w:t>up</w:t>
+      </w:r>
+      <w:proofErr w:type="spellEnd"/>
+      <w:r>
+        <w:rPr>
+          <w:b/>
+          <w:bCs/>
+        </w:rPr>
+        <w:t>:</w:t>
+      </w:r>
+    </w:p>
+    <w:p>
+      <w:pPr>
+        <w:numPr>
+          <w:ilvl w:val="1"/>
+          <w:numId w:val="50"/>
+        </w:numPr>
+      </w:pPr>
+      <w:r>
+        <w:t xml:space="preserve">Genes where </w:t>
+      </w:r>
+      <w:r>
+        <w:rPr>
+          <w:b/>
+          <w:bCs/>
+        </w:rPr>
+        <w:t>HIGH</w:t>
+      </w:r>
+      <w:r>
+        <w:t xml:space="preserve"> expression/activation/amplification/GOF is associated with increased sensitivity or better response to &lt;DRUG_NAME&gt; in human breast cancer.</w:t>
+      </w:r>
+    </w:p>
+    <w:p>
+      <w:pPr>
+        <w:numPr>
+          <w:ilvl w:val="1"/>
+          <w:numId w:val="50"/>
+        </w:numPr>
+      </w:pPr>
+      <w:r>
+        <w:t>Only include gene</w:t>
+      </w:r>
+      <w:r>
+        <w:t xml:space="preserve"> names</w:t>
+      </w:r>
+      <w:r>
+        <w:t xml:space="preserve"> explicitly reported as such.</w:t>
+      </w:r>
+    </w:p>
+    <w:p>
+      <w:pPr>
+        <w:numPr>
+          <w:ilvl w:val="1"/>
+          <w:numId w:val="50"/>
+        </w:numPr>
+      </w:pPr>
+      <w:r>
+        <w:t>Example (if supported): ["BRCA2", "PALB2"].</w:t>
+      </w:r>
+    </w:p>
+    <w:p>
+      <w:pPr>
+        <w:numPr>
+          <w:ilvl w:val="0"/>
+          <w:numId w:val="50"/>
+        </w:numPr>
+      </w:pPr>
+      <w:proofErr w:type="spellStart"/>
+      <w:r>
+        <w:rPr>
+          <w:b/>
+          <w:bCs/>
+        </w:rPr>
+        <w:t>sensitivity_genes_</w:t>
+      </w:r>
+      <w:r>
+        <w:rPr>
+          <w:b/>
+          <w:bCs/>
+        </w:rPr>
+        <w:t>down</w:t>
+      </w:r>
+      <w:proofErr w:type="spellEnd"/>
+      <w:r>
+        <w:rPr>
+          <w:b/>
+          <w:bCs/>
+        </w:rPr>
+        <w:t>:</w:t>
+      </w:r>
+    </w:p>
+    <w:p>
+      <w:pPr>
+        <w:numPr>
+          <w:ilvl w:val="1"/>
+          <w:numId w:val="50"/>
+        </w:numPr>
+      </w:pPr>
+      <w:r>
+        <w:t xml:space="preserve">Genes where </w:t>
+      </w:r>
+      <w:r>
+        <w:rPr>
+          <w:b/>
+          <w:bCs/>
+        </w:rPr>
+        <w:t>LOW</w:t>
+      </w:r>
+      <w:r>
+        <w:t xml:space="preserve"> </w:t>
+      </w:r>
+      <w:r>
+        <w:t>repressed</w:t>
+      </w:r>
+      <w:r>
+        <w:t>/</w:t>
+      </w:r>
+      <w:r>
+        <w:t>in</w:t>
+      </w:r>
+      <w:r>
+        <w:t>activation</w:t>
+      </w:r>
+      <w:r>
+        <w:t>/LOF</w:t>
+      </w:r>
+      <w:r>
+        <w:t xml:space="preserve"> is associated with increased sensitivity or better response to &lt;DRUG_NAME&gt; in human breast cancer.</w:t>
+      </w:r>
+    </w:p>
+    <w:p>
+      <w:pPr>
+        <w:numPr>
+          <w:ilvl w:val="1"/>
+          <w:numId w:val="50"/>
+        </w:numPr>
+      </w:pPr>
+      <w:r>
+        <w:t>Only include gene</w:t>
+      </w:r>
+      <w:r>
+        <w:t xml:space="preserve"> names</w:t>
+      </w:r>
+      <w:r>
+        <w:t xml:space="preserve"> explicitly reported as such.</w:t>
+      </w:r>
+    </w:p>
+    <w:p>
+      <w:pPr>
+        <w:numPr>
+          <w:ilvl w:val="1"/>
+          <w:numId w:val="50"/>
+        </w:numPr>
+      </w:pPr>
+      <w:r>
+        <w:t>Example (if supported): ["</w:t>
+      </w:r>
+      <w:r>
+        <w:t>ABL1</w:t>
+      </w:r>
+      <w:r>
+        <w:t>", "</w:t>
+      </w:r>
+      <w:r>
+        <w:t>PIK3CA</w:t>
+      </w:r>
+      <w:r>
+        <w:t>"].</w:t>
+      </w:r>
+    </w:p>
+    <w:p>
+      <w:pPr>
+        <w:numPr>
+          <w:ilvl w:val="0"/>
+          <w:numId w:val="50"/>
+        </w:numPr>
+      </w:pPr>
+      <w:proofErr w:type="spellStart"/>
+      <w:r>
+        <w:rPr>
+          <w:b/>
+          <w:bCs/>
+        </w:rPr>
+        <w:t>resistance</w:t>
+      </w:r>
+      <w:r>
+        <w:rPr>
+          <w:b/>
+          <w:bCs/>
+        </w:rPr>
+        <w:t>_genes_</w:t>
+      </w:r>
+      <w:r>
+        <w:rPr>
+          <w:b/>
+          <w:bCs/>
+        </w:rPr>
+        <w:t>up</w:t>
+      </w:r>
+      <w:proofErr w:type="spellEnd"/>
+      <w:r>
+        <w:rPr>
+          <w:b/>
+          <w:bCs/>
+        </w:rPr>
+        <w:t>:</w:t>
+      </w:r>
+    </w:p>
+    <w:p>
+      <w:pPr>
+        <w:numPr>
+          <w:ilvl w:val="1"/>
+          <w:numId w:val="50"/>
+        </w:numPr>
+      </w:pPr>
+      <w:r>
+        <w:t xml:space="preserve">Genes where </w:t>
+      </w:r>
+      <w:r>
+        <w:rPr>
+          <w:b/>
+          <w:bCs/>
+        </w:rPr>
+        <w:t>HIGH</w:t>
+      </w:r>
+      <w:r>
+        <w:t xml:space="preserve"> expression/activation/amplification/GOF is associated with increased </w:t>
+      </w:r>
+      <w:r>
+        <w:t>resistance</w:t>
+      </w:r>
+      <w:r>
+        <w:t xml:space="preserve"> or </w:t>
+      </w:r>
+      <w:r>
+        <w:t>poor</w:t>
+      </w:r>
+      <w:r>
+        <w:t xml:space="preserve"> response to &lt;DRUG_NAME&gt; in human breast cancer.</w:t>
+      </w:r>
+    </w:p>
+    <w:p>
+      <w:pPr>
+        <w:numPr>
+          <w:ilvl w:val="1"/>
+          <w:numId w:val="50"/>
+        </w:numPr>
+      </w:pPr>
+      <w:r>
+        <w:t>Only include gene</w:t>
+      </w:r>
+      <w:r>
+        <w:t xml:space="preserve"> names</w:t>
+      </w:r>
+      <w:r>
+        <w:t xml:space="preserve"> explicitly reported as such.</w:t>
+      </w:r>
+    </w:p>
+    <w:p>
+      <w:pPr>
+        <w:numPr>
+          <w:ilvl w:val="1"/>
+          <w:numId w:val="50"/>
+        </w:numPr>
+      </w:pPr>
+      <w:r>
+        <w:t>Example (if supported): ["</w:t>
+      </w:r>
+      <w:r>
+        <w:t>ATK</w:t>
+      </w:r>
+      <w:r>
+        <w:t>", "</w:t>
+      </w:r>
+      <w:r>
+        <w:t>ERBB2</w:t>
+      </w:r>
+      <w:r>
+        <w:t>"].</w:t>
+      </w:r>
+    </w:p>
+    <w:p>
+      <w:pPr>
+        <w:numPr>
+          <w:ilvl w:val="0"/>
+          <w:numId w:val="50"/>
+        </w:numPr>
+      </w:pPr>
+      <w:proofErr w:type="spellStart"/>
+      <w:r>
+        <w:rPr>
+          <w:b/>
+          <w:bCs/>
+        </w:rPr>
+        <w:t>resistance</w:t>
+      </w:r>
+      <w:r>
+        <w:rPr>
+          <w:b/>
+          <w:bCs/>
+        </w:rPr>
+        <w:t>_genes_</w:t>
+      </w:r>
+      <w:r>
+        <w:rPr>
+          <w:b/>
+          <w:bCs/>
+        </w:rPr>
+        <w:t>down</w:t>
+      </w:r>
+      <w:proofErr w:type="spellEnd"/>
+      <w:r>
+        <w:rPr>
+          <w:b/>
+          <w:bCs/>
+        </w:rPr>
+        <w:t>:</w:t>
+      </w:r>
+    </w:p>
+    <w:p>
+      <w:pPr>
+        <w:numPr>
+          <w:ilvl w:val="1"/>
+          <w:numId w:val="50"/>
+        </w:numPr>
+      </w:pPr>
+      <w:r>
+        <w:t xml:space="preserve">Genes where </w:t>
+      </w:r>
+      <w:r>
+        <w:rPr>
+          <w:b/>
+          <w:bCs/>
+        </w:rPr>
+        <w:t>LOW</w:t>
+      </w:r>
+      <w:r>
+        <w:t xml:space="preserve"> expression/activation/amplification/GOF is associated with increased </w:t>
+      </w:r>
+      <w:r>
+        <w:t>resistance</w:t>
+      </w:r>
+      <w:r>
+        <w:t xml:space="preserve"> or </w:t>
+      </w:r>
+      <w:r>
+        <w:t>poor</w:t>
+      </w:r>
+      <w:r>
+        <w:t xml:space="preserve"> response to &lt;DRUG_NAME&gt; in human breast cancer.</w:t>
+      </w:r>
+    </w:p>
+    <w:p>
+      <w:pPr>
+        <w:numPr>
+          <w:ilvl w:val="1"/>
+          <w:numId w:val="50"/>
+        </w:numPr>
+      </w:pPr>
+      <w:r>
+        <w:t>Only include gene</w:t>
+      </w:r>
+      <w:r>
+        <w:t xml:space="preserve"> names</w:t>
+      </w:r>
+      <w:r>
+        <w:t xml:space="preserve"> explicitly reported as such.</w:t>
+      </w:r>
+    </w:p>
+    <w:p>
+      <w:pPr>
+        <w:numPr>
+          <w:ilvl w:val="1"/>
+          <w:numId w:val="50"/>
+        </w:numPr>
+      </w:pPr>
+      <w:r>
+        <w:t>Example (if supported): ["</w:t>
+      </w:r>
+      <w:r>
+        <w:t>MTOR</w:t>
+      </w:r>
+      <w:r>
+        <w:t>", "</w:t>
+      </w:r>
+      <w:r>
+        <w:t>KRAS</w:t>
+      </w:r>
+      <w:r>
+        <w:t>"].</w:t>
+      </w:r>
+    </w:p>
+    <w:p>
+      <w:pPr>
+        <w:numPr>
+          <w:ilvl w:val="0"/>
+          <w:numId w:val="50"/>
+        </w:numPr>
+      </w:pPr>
+      <w:proofErr w:type="spellStart"/>
+      <w:r>
+        <w:rPr>
+          <w:b/>
+          <w:bCs/>
+        </w:rPr>
+        <w:lastRenderedPageBreak/>
+        <w:t>sensitivity_genes_up</w:t>
+      </w:r>
+      <w:r>
+        <w:rPr>
+          <w:b/>
+          <w:bCs/>
+        </w:rPr>
+        <w:t>_annotations</w:t>
+      </w:r>
+      <w:proofErr w:type="spellEnd"/>
+    </w:p>
+    <w:p>
+      <w:pPr>
+        <w:pStyle w:val="NormalWeb"/>
+        <w:numPr>
+          <w:ilvl w:val="0"/>
+          <w:numId w:val="65"/>
+        </w:numPr>
+        <w:rPr>
+          <w:rFonts w:asciiTheme="minorHAnsi" w:hAnsiTheme="minorHAnsi"/>
+          <w:b/>
+          <w:bCs/>
+          <w:sz w:val="22"/>
+          <w:szCs w:val="22"/>
+        </w:rPr>
+      </w:pPr>
+      <w:r>
+        <w:rPr>
+          <w:rFonts w:asciiTheme="minorHAnsi" w:hAnsiTheme="minorHAnsi"/>
+          <w:b/>
+          <w:bCs/>
+          <w:sz w:val="22"/>
+          <w:szCs w:val="22"/>
+        </w:rPr>
+        <w:t>description</w:t>
+      </w:r>
+      <w:r>
+        <w:rPr>
+          <w:rFonts w:asciiTheme="minorHAnsi" w:hAnsiTheme="minorHAnsi"/>
+          <w:b/>
+          <w:bCs/>
+          <w:sz w:val="22"/>
+          <w:szCs w:val="22"/>
+        </w:rPr>
+        <w:t>:</w:t>
+      </w:r>
+    </w:p>
+    <w:p>
+      <w:pPr>
+        <w:numPr>
+          <w:ilvl w:val="2"/>
+          <w:numId w:val="50"/>
+        </w:numPr>
+      </w:pPr>
+      <w:r>
+        <w:t xml:space="preserve">Genes where </w:t>
+      </w:r>
+      <w:r>
+        <w:rPr>
+          <w:b/>
+          <w:bCs/>
+        </w:rPr>
+        <w:t>HIGH</w:t>
+      </w:r>
+      <w:r>
+        <w:t xml:space="preserve"> expression/activation/amplification/GOF is associated with increased sensitivity or better response to &lt;DRUG_NAME&gt; in human breast cancer.</w:t>
+      </w:r>
+    </w:p>
+    <w:p>
+      <w:pPr>
+        <w:numPr>
+          <w:ilvl w:val="2"/>
+          <w:numId w:val="50"/>
+        </w:numPr>
+      </w:pPr>
+      <w:r>
+        <w:t>Only include genes explicitly reported as such.</w:t>
+      </w:r>
+    </w:p>
+    <w:p>
+      <w:pPr>
+        <w:numPr>
+          <w:ilvl w:val="2"/>
+          <w:numId w:val="50"/>
+        </w:numPr>
+      </w:pPr>
+      <w:r>
+        <w:t>Example (if supported): ["BRCA2", "PALB2"].</w:t>
+      </w:r>
+    </w:p>
+    <w:p>
+      <w:pPr>
+        <w:pStyle w:val="NormalWeb"/>
+        <w:numPr>
+          <w:ilvl w:val="0"/>
+          <w:numId w:val="65"/>
+        </w:numPr>
+        <w:rPr>
+          <w:rFonts w:asciiTheme="minorHAnsi" w:hAnsiTheme="minorHAnsi"/>
+          <w:b/>
+          <w:bCs/>
+          <w:sz w:val="22"/>
+          <w:szCs w:val="22"/>
+        </w:rPr>
+      </w:pPr>
+      <w:r>
+        <w:rPr>
+          <w:rFonts w:asciiTheme="minorHAnsi" w:hAnsiTheme="minorHAnsi"/>
+          <w:b/>
+          <w:bCs/>
+          <w:sz w:val="22"/>
+          <w:szCs w:val="22"/>
+        </w:rPr>
+        <w:t>interpretations</w:t>
+      </w:r>
+    </w:p>
+    <w:p>
+      <w:pPr>
+        <w:pStyle w:val="NormalWeb"/>
+        <w:numPr>
+          <w:ilvl w:val="0"/>
+          <w:numId w:val="66"/>
+        </w:numPr>
         <w:rPr>
           <w:rFonts w:asciiTheme="minorHAnsi" w:hAnsiTheme="minorHAnsi"/>
           <w:sz w:val="22"/>
           <w:szCs w:val="22"/>
         </w:rPr>
-        <w:br/>
-      </w:r>
-    </w:p>
-    <w:p>
-      <w:pPr>
-        <w:pStyle w:val="NormalWeb"/>
-        <w:numPr>
-          <w:ilvl w:val="0"/>
-          <w:numId w:val="66"/>
-        </w:numPr>
+      </w:pPr>
+      <w:r>
         <w:rPr>
           <w:rFonts w:asciiTheme="minorHAnsi" w:hAnsiTheme="minorHAnsi"/>
           <w:sz w:val="22"/>
           <w:szCs w:val="22"/>
         </w:rPr>
-      </w:pPr>
+        <w:t xml:space="preserve">Reasoning for genes where </w:t>
+      </w:r>
+      <w:r>
+        <w:rPr>
+          <w:rFonts w:asciiTheme="minorHAnsi" w:hAnsiTheme="minorHAnsi"/>
+          <w:b/>
+          <w:bCs/>
+          <w:sz w:val="22"/>
+          <w:szCs w:val="22"/>
+        </w:rPr>
+        <w:t>HIGH</w:t>
+      </w:r>
       <w:r>
         <w:rPr>
           <w:rFonts w:asciiTheme="minorHAnsi" w:hAnsiTheme="minorHAnsi"/>
           <w:sz w:val="22"/>
           <w:szCs w:val="22"/>
         </w:rPr>
-        <w:t xml:space="preserve">Example: </w:t>
+        <w:t xml:space="preserve"> expression/activation/amplification/GOF linking</w:t>
       </w:r>
       <w:r>
         <w:rPr>
@@ -3182,7 +3932,7 @@
           <w:sz w:val="22"/>
           <w:szCs w:val="22"/>
         </w:rPr>
-        <w:t xml:space="preserve"> through their role in the </w:t>
+        <w:t xml:space="preserve"> to sensitivity to the given drug in this cancer </w:t>
       </w:r>
       <w:r>
         <w:rPr>
@@ -3190,153 +3940,37 @@
           <w:sz w:val="22"/>
           <w:szCs w:val="22"/>
         </w:rPr>
-        <w:t>&lt;DRUG_NAME&gt;</w:t>
-      </w:r>
-      <w:r>
+        <w:br/>
+      </w:r>
+    </w:p>
+    <w:p>
+      <w:pPr>
+        <w:pStyle w:val="NormalWeb"/>
+        <w:numPr>
+          <w:ilvl w:val="0"/>
+          <w:numId w:val="66"/>
+        </w:numPr>
         <w:rPr>
           <w:rFonts w:asciiTheme="minorHAnsi" w:hAnsiTheme="minorHAnsi"/>
           <w:sz w:val="22"/>
           <w:szCs w:val="22"/>
         </w:rPr>
-        <w:t xml:space="preserve"> mechanism or cancer vulnerability</w:t>
-      </w:r>
-    </w:p>
-    <w:p>
-      <w:pPr>
-        <w:numPr>
-          <w:ilvl w:val="0"/>
-          <w:numId w:val="50"/>
-        </w:numPr>
-      </w:pPr>
-      <w:r>
-        <w:rPr>
-          <w:b/>
-          <w:bCs/>
-        </w:rPr>
-        <w:t>sensitivity_genes_down</w:t>
-      </w:r>
-      <w:r>
-        <w:rPr>
-          <w:b/>
-          <w:bCs/>
-        </w:rPr>
-        <w:t>_annotations</w:t>
-      </w:r>
-    </w:p>
-    <w:p>
-      <w:pPr>
-        <w:pStyle w:val="NormalWeb"/>
-        <w:numPr>
-          <w:ilvl w:val="0"/>
-          <w:numId w:val="65"/>
-        </w:numPr>
-        <w:rPr>
-          <w:rFonts w:asciiTheme="minorHAnsi" w:hAnsiTheme="minorHAnsi"/>
-          <w:b/>
-          <w:bCs/>
-          <w:sz w:val="22"/>
-          <w:szCs w:val="22"/>
-        </w:rPr>
-      </w:pPr>
-      <w:r>
-        <w:rPr>
-          <w:rFonts w:asciiTheme="minorHAnsi" w:hAnsiTheme="minorHAnsi"/>
-          <w:b/>
-          <w:bCs/>
-          <w:sz w:val="22"/>
-          <w:szCs w:val="22"/>
-        </w:rPr>
-        <w:t>description</w:t>
-      </w:r>
-    </w:p>
-    <w:p>
-      <w:pPr>
-        <w:numPr>
-          <w:ilvl w:val="2"/>
-          <w:numId w:val="50"/>
-        </w:numPr>
-      </w:pPr>
-      <w:r>
-        <w:t xml:space="preserve">Genes where </w:t>
-      </w:r>
-      <w:r>
-        <w:rPr>
-          <w:b/>
-          <w:bCs/>
-        </w:rPr>
-        <w:t>LOW</w:t>
-      </w:r>
-      <w:r>
-        <w:t xml:space="preserve"> expression / LOF / inactivation is associated with increased sensitivity or synthetic lethality with &lt;DRUG_NAME&gt;.</w:t>
-      </w:r>
-    </w:p>
-    <w:p>
-      <w:pPr>
-        <w:numPr>
-          <w:ilvl w:val="2"/>
-          <w:numId w:val="50"/>
-        </w:numPr>
-      </w:pPr>
-      <w:r>
-        <w:t>Only include genes explicitly described in this direction.</w:t>
-      </w:r>
-    </w:p>
-    <w:p>
-      <w:pPr>
-        <w:pStyle w:val="NormalWeb"/>
-        <w:numPr>
-          <w:ilvl w:val="0"/>
-          <w:numId w:val="65"/>
-        </w:numPr>
-        <w:rPr>
-          <w:rFonts w:asciiTheme="minorHAnsi" w:hAnsiTheme="minorHAnsi"/>
-          <w:b/>
-          <w:bCs/>
-          <w:sz w:val="22"/>
-          <w:szCs w:val="22"/>
-        </w:rPr>
-      </w:pPr>
-      <w:r>
-        <w:rPr>
-          <w:rFonts w:asciiTheme="minorHAnsi" w:hAnsiTheme="minorHAnsi"/>
-          <w:b/>
-          <w:bCs/>
-          <w:sz w:val="22"/>
-          <w:szCs w:val="22"/>
-        </w:rPr>
-        <w:t>interpretations</w:t>
-      </w:r>
-    </w:p>
-    <w:p>
-      <w:pPr>
-        <w:pStyle w:val="NormalWeb"/>
-        <w:numPr>
-          <w:ilvl w:val="0"/>
-          <w:numId w:val="67"/>
-        </w:numPr>
+      </w:pPr>
+      <w:r>
         <w:rPr>
           <w:rFonts w:asciiTheme="minorHAnsi" w:hAnsiTheme="minorHAnsi"/>
           <w:sz w:val="22"/>
           <w:szCs w:val="22"/>
         </w:rPr>
-      </w:pPr>
+        <w:t xml:space="preserve">Example: </w:t>
+      </w:r>
       <w:r>
         <w:rPr>
           <w:rFonts w:asciiTheme="minorHAnsi" w:hAnsiTheme="minorHAnsi"/>
           <w:sz w:val="22"/>
           <w:szCs w:val="22"/>
         </w:rPr>
-        <w:t xml:space="preserve">Reasoning for genes where </w:t>
-      </w:r>
-      <w:r>
-        <w:rPr>
-          <w:rFonts w:asciiTheme="minorHAnsi" w:hAnsiTheme="minorHAnsi"/>
-          <w:b/>
-          <w:bCs/>
-          <w:sz w:val="22"/>
-          <w:szCs w:val="22"/>
-        </w:rPr>
-        <w:t>LOW</w:t>
+        <w:t xml:space="preserve"> through their role in the </w:t>
       </w:r>
       <w:r>
         <w:rPr>
@@ -3344,7 +3978,7 @@
           <w:sz w:val="22"/>
           <w:szCs w:val="22"/>
         </w:rPr>
-        <w:t xml:space="preserve"> expression / LOF / inactivation linking to sensitivity to the given drug in this cancer </w:t>
+        <w:t>&lt;DRUG_NAME&gt;</w:t>
       </w:r>
       <w:r>
         <w:rPr>
@@ -3352,7 +3986,115 @@
           <w:sz w:val="22"/>
           <w:szCs w:val="22"/>
         </w:rPr>
-        <w:br/>
+        <w:t xml:space="preserve"> mechanism or cancer vulnerability</w:t>
+      </w:r>
+    </w:p>
+    <w:p>
+      <w:pPr>
+        <w:numPr>
+          <w:ilvl w:val="0"/>
+          <w:numId w:val="50"/>
+        </w:numPr>
+      </w:pPr>
+      <w:proofErr w:type="spellStart"/>
+      <w:r>
+        <w:rPr>
+          <w:b/>
+          <w:bCs/>
+        </w:rPr>
+        <w:t>sensitivity_genes_down</w:t>
+      </w:r>
+      <w:r>
+        <w:rPr>
+          <w:b/>
+          <w:bCs/>
+        </w:rPr>
+        <w:t>_annotations</w:t>
+      </w:r>
+      <w:proofErr w:type="spellEnd"/>
+    </w:p>
+    <w:p>
+      <w:pPr>
+        <w:pStyle w:val="NormalWeb"/>
+        <w:numPr>
+          <w:ilvl w:val="0"/>
+          <w:numId w:val="65"/>
+        </w:numPr>
+        <w:rPr>
+          <w:rFonts w:asciiTheme="minorHAnsi" w:hAnsiTheme="minorHAnsi"/>
+          <w:b/>
+          <w:bCs/>
+          <w:sz w:val="22"/>
+          <w:szCs w:val="22"/>
+        </w:rPr>
+      </w:pPr>
+      <w:r>
+        <w:rPr>
+          <w:rFonts w:asciiTheme="minorHAnsi" w:hAnsiTheme="minorHAnsi"/>
+          <w:b/>
+          <w:bCs/>
+          <w:sz w:val="22"/>
+          <w:szCs w:val="22"/>
+        </w:rPr>
+        <w:t>description</w:t>
+      </w:r>
+    </w:p>
+    <w:p>
+      <w:pPr>
+        <w:numPr>
+          <w:ilvl w:val="2"/>
+          <w:numId w:val="50"/>
+        </w:numPr>
+      </w:pPr>
+      <w:r>
+        <w:t xml:space="preserve">Genes where </w:t>
+      </w:r>
+      <w:r>
+        <w:rPr>
+          <w:b/>
+          <w:bCs/>
+        </w:rPr>
+        <w:t>LOW</w:t>
+      </w:r>
+      <w:r>
+        <w:t xml:space="preserve"> expression / LOF / inactivation is associated with increased sensitivity or synthetic lethality with &lt;DRUG_NAME&gt;.</w:t>
+      </w:r>
+    </w:p>
+    <w:p>
+      <w:pPr>
+        <w:numPr>
+          <w:ilvl w:val="2"/>
+          <w:numId w:val="50"/>
+        </w:numPr>
+      </w:pPr>
+      <w:r>
+        <w:t>Only include genes explicitly described in this direction.</w:t>
+      </w:r>
+    </w:p>
+    <w:p>
+      <w:pPr>
+        <w:pStyle w:val="NormalWeb"/>
+        <w:numPr>
+          <w:ilvl w:val="0"/>
+          <w:numId w:val="65"/>
+        </w:numPr>
+        <w:rPr>
+          <w:rFonts w:asciiTheme="minorHAnsi" w:hAnsiTheme="minorHAnsi"/>
+          <w:b/>
+          <w:bCs/>
+          <w:sz w:val="22"/>
+          <w:szCs w:val="22"/>
+        </w:rPr>
+      </w:pPr>
+      <w:r>
+        <w:rPr>
+          <w:rFonts w:asciiTheme="minorHAnsi" w:hAnsiTheme="minorHAnsi"/>
+          <w:b/>
+          <w:bCs/>
+          <w:sz w:val="22"/>
+          <w:szCs w:val="22"/>
+        </w:rPr>
+        <w:t>interpretations</w:t>
       </w:r>
     </w:p>
     <w:p>
@@ -3374,38 +4116,9 @@
           <w:sz w:val="22"/>
           <w:szCs w:val="22"/>
         </w:rPr>
-        <w:t>Example: through their role in the &lt;DRUG_NAME&gt; mechanism or cancer vulnerability.</w:t>
-      </w:r>
-    </w:p>
-    <w:p>
-      <w:pPr>
-        <w:numPr>
-          <w:ilvl w:val="0"/>
-          <w:numId w:val="50"/>
-        </w:numPr>
-      </w:pPr>
-      <w:r>
-        <w:rPr>
-          <w:b/>
-          <w:bCs/>
-        </w:rPr>
-        <w:t>resistance_genes_up</w:t>
-      </w:r>
-      <w:r>
-        <w:rPr>
-          <w:b/>
-          <w:bCs/>
-        </w:rPr>
-        <w:t>_annotations</w:t>
-      </w:r>
-    </w:p>
-    <w:p>
-      <w:pPr>
-        <w:pStyle w:val="NormalWeb"/>
-        <w:numPr>
-          <w:ilvl w:val="0"/>
-          <w:numId w:val="65"/>
-        </w:numPr>
+        <w:t xml:space="preserve">Reasoning for genes where </w:t>
+      </w:r>
+      <w:r>
         <w:rPr>
           <w:rFonts w:asciiTheme="minorHAnsi" w:hAnsiTheme="minorHAnsi"/>
           <w:b/>
@@ -3413,160 +4126,202 @@
           <w:sz w:val="22"/>
           <w:szCs w:val="22"/>
         </w:rPr>
-      </w:pPr>
-      <w:r>
-        <w:rPr>
-          <w:rFonts w:asciiTheme="minorHAnsi" w:hAnsiTheme="minorHAnsi"/>
-          <w:b/>
-          <w:bCs/>
-          <w:sz w:val="22"/>
-          <w:szCs w:val="22"/>
-        </w:rPr>
-        <w:t>description</w:t>
-      </w:r>
-    </w:p>
-    <w:p>
-      <w:pPr>
-        <w:numPr>
-          <w:ilvl w:val="2"/>
-          <w:numId w:val="68"/>
-        </w:numPr>
-      </w:pPr>
-      <w:r>
-        <w:t xml:space="preserve">Genes where </w:t>
-      </w:r>
-      <w:r>
-        <w:rPr>
-          <w:b/>
-          <w:bCs/>
-        </w:rPr>
-        <w:t>HIGH</w:t>
-      </w:r>
-      <w:r>
-        <w:t xml:space="preserve"> expression / amplification / activation is associated with decreased response or resistance to &lt;DRUG_NAME&gt;.</w:t>
-      </w:r>
-    </w:p>
-    <w:p>
-      <w:pPr>
-        <w:numPr>
-          <w:ilvl w:val="2"/>
-          <w:numId w:val="68"/>
-        </w:numPr>
-      </w:pPr>
-      <w:r>
-        <w:t>Examples (if supported): ABC transporters, bypass RTKs, survival pathway genes.</w:t>
-      </w:r>
-    </w:p>
-    <w:p>
-      <w:pPr>
-        <w:pStyle w:val="NormalWeb"/>
-        <w:numPr>
-          <w:ilvl w:val="0"/>
-          <w:numId w:val="65"/>
-        </w:numPr>
-        <w:rPr>
-          <w:rFonts w:asciiTheme="minorHAnsi" w:hAnsiTheme="minorHAnsi"/>
-          <w:b/>
-          <w:bCs/>
-          <w:sz w:val="22"/>
-          <w:szCs w:val="22"/>
-        </w:rPr>
-      </w:pPr>
-      <w:r>
-        <w:rPr>
-          <w:rFonts w:asciiTheme="minorHAnsi" w:hAnsiTheme="minorHAnsi"/>
-          <w:b/>
-          <w:bCs/>
-          <w:sz w:val="22"/>
-          <w:szCs w:val="22"/>
-        </w:rPr>
-        <w:t>interpretations</w:t>
-      </w:r>
-    </w:p>
-    <w:p>
-      <w:pPr>
-        <w:pStyle w:val="NormalWeb"/>
-        <w:numPr>
-          <w:ilvl w:val="0"/>
-          <w:numId w:val="60"/>
-        </w:numPr>
+        <w:t>LOW</w:t>
+      </w:r>
+      <w:r>
         <w:rPr>
           <w:rFonts w:asciiTheme="minorHAnsi" w:hAnsiTheme="minorHAnsi"/>
           <w:sz w:val="22"/>
           <w:szCs w:val="22"/>
         </w:rPr>
-      </w:pPr>
+        <w:t xml:space="preserve"> expression / LOF / inactivation linking to sensitivity to the given drug in this cancer </w:t>
+      </w:r>
       <w:r>
         <w:rPr>
           <w:rFonts w:asciiTheme="minorHAnsi" w:hAnsiTheme="minorHAnsi"/>
           <w:sz w:val="22"/>
           <w:szCs w:val="22"/>
         </w:rPr>
-        <w:t xml:space="preserve">Reasoning for genes where </w:t>
-      </w:r>
-      <w:r>
-        <w:rPr>
-          <w:rFonts w:asciiTheme="minorHAnsi" w:hAnsiTheme="minorHAnsi"/>
-          <w:b/>
-          <w:bCs/>
-          <w:sz w:val="22"/>
-          <w:szCs w:val="22"/>
-        </w:rPr>
-        <w:t>HIGH</w:t>
-      </w:r>
-      <w:r>
+        <w:br/>
+      </w:r>
+    </w:p>
+    <w:p>
+      <w:pPr>
+        <w:pStyle w:val="NormalWeb"/>
+        <w:numPr>
+          <w:ilvl w:val="0"/>
+          <w:numId w:val="67"/>
+        </w:numPr>
         <w:rPr>
           <w:rFonts w:asciiTheme="minorHAnsi" w:hAnsiTheme="minorHAnsi"/>
           <w:sz w:val="22"/>
           <w:szCs w:val="22"/>
         </w:rPr>
-        <w:t xml:space="preserve"> expression / amplification / activation is linked </w:t>
-      </w:r>
+      </w:pPr>
       <w:r>
         <w:rPr>
           <w:rFonts w:asciiTheme="minorHAnsi" w:hAnsiTheme="minorHAnsi"/>
           <w:sz w:val="22"/>
           <w:szCs w:val="22"/>
         </w:rPr>
-        <w:t xml:space="preserve">to resistance to the </w:t>
-      </w:r>
-      <w:r>
+        <w:t>Example: through their role in the &lt;DRUG_NAME&gt; mechanism or cancer vulnerability.</w:t>
+      </w:r>
+    </w:p>
+    <w:p>
+      <w:pPr>
+        <w:numPr>
+          <w:ilvl w:val="0"/>
+          <w:numId w:val="50"/>
+        </w:numPr>
+      </w:pPr>
+      <w:proofErr w:type="spellStart"/>
+      <w:r>
+        <w:rPr>
+          <w:b/>
+          <w:bCs/>
+        </w:rPr>
+        <w:t>resistance_genes_up</w:t>
+      </w:r>
+      <w:r>
+        <w:rPr>
+          <w:b/>
+          <w:bCs/>
+        </w:rPr>
+        <w:t>_annotations</w:t>
+      </w:r>
+      <w:proofErr w:type="spellEnd"/>
+    </w:p>
+    <w:p>
+      <w:pPr>
+        <w:pStyle w:val="NormalWeb"/>
+        <w:numPr>
+          <w:ilvl w:val="0"/>
+          <w:numId w:val="65"/>
+        </w:numPr>
+        <w:rPr>
+          <w:rFonts w:asciiTheme="minorHAnsi" w:hAnsiTheme="minorHAnsi"/>
+          <w:b/>
+          <w:bCs/>
+          <w:sz w:val="22"/>
+          <w:szCs w:val="22"/>
+        </w:rPr>
+      </w:pPr>
+      <w:r>
+        <w:rPr>
+          <w:rFonts w:asciiTheme="minorHAnsi" w:hAnsiTheme="minorHAnsi"/>
+          <w:b/>
+          <w:bCs/>
+          <w:sz w:val="22"/>
+          <w:szCs w:val="22"/>
+        </w:rPr>
+        <w:t>description</w:t>
+      </w:r>
+    </w:p>
+    <w:p>
+      <w:pPr>
+        <w:numPr>
+          <w:ilvl w:val="2"/>
+          <w:numId w:val="68"/>
+        </w:numPr>
+      </w:pPr>
+      <w:r>
+        <w:t xml:space="preserve">Genes where </w:t>
+      </w:r>
+      <w:r>
+        <w:rPr>
+          <w:b/>
+          <w:bCs/>
+        </w:rPr>
+        <w:t>HIGH</w:t>
+      </w:r>
+      <w:r>
+        <w:t xml:space="preserve"> expression / amplification / activation is associated with decreased response or resistance to &lt;DRUG_NAME&gt;.</w:t>
+      </w:r>
+    </w:p>
+    <w:p>
+      <w:pPr>
+        <w:numPr>
+          <w:ilvl w:val="2"/>
+          <w:numId w:val="68"/>
+        </w:numPr>
+      </w:pPr>
+      <w:r>
+        <w:t>Examples (if supported): ABC transporters, bypass RTKs, survival pathway genes.</w:t>
+      </w:r>
+    </w:p>
+    <w:p>
+      <w:pPr>
+        <w:pStyle w:val="NormalWeb"/>
+        <w:numPr>
+          <w:ilvl w:val="0"/>
+          <w:numId w:val="65"/>
+        </w:numPr>
+        <w:rPr>
+          <w:rFonts w:asciiTheme="minorHAnsi" w:hAnsiTheme="minorHAnsi"/>
+          <w:b/>
+          <w:bCs/>
+          <w:sz w:val="22"/>
+          <w:szCs w:val="22"/>
+        </w:rPr>
+      </w:pPr>
+      <w:r>
+        <w:rPr>
+          <w:rFonts w:asciiTheme="minorHAnsi" w:hAnsiTheme="minorHAnsi"/>
+          <w:b/>
+          <w:bCs/>
+          <w:sz w:val="22"/>
+          <w:szCs w:val="22"/>
+        </w:rPr>
+        <w:t>interpretations</w:t>
+      </w:r>
+    </w:p>
+    <w:p>
+      <w:pPr>
+        <w:pStyle w:val="NormalWeb"/>
+        <w:numPr>
+          <w:ilvl w:val="0"/>
+          <w:numId w:val="60"/>
+        </w:numPr>
         <w:rPr>
           <w:rFonts w:asciiTheme="minorHAnsi" w:hAnsiTheme="minorHAnsi"/>
           <w:sz w:val="22"/>
           <w:szCs w:val="22"/>
         </w:rPr>
-        <w:t>&lt;DRUG_NAME&gt;</w:t>
-      </w:r>
+      </w:pPr>
       <w:r>
         <w:rPr>
           <w:rFonts w:asciiTheme="minorHAnsi" w:hAnsiTheme="minorHAnsi"/>
           <w:sz w:val="22"/>
           <w:szCs w:val="22"/>
         </w:rPr>
-        <w:br/>
-      </w:r>
-    </w:p>
-    <w:p>
-      <w:pPr>
-        <w:pStyle w:val="NormalWeb"/>
-        <w:numPr>
-          <w:ilvl w:val="0"/>
-          <w:numId w:val="60"/>
-        </w:numPr>
+        <w:lastRenderedPageBreak/>
+        <w:t xml:space="preserve">Reasoning for genes where </w:t>
+      </w:r>
+      <w:r>
+        <w:rPr>
+          <w:rFonts w:asciiTheme="minorHAnsi" w:hAnsiTheme="minorHAnsi"/>
+          <w:b/>
+          <w:bCs/>
+          <w:sz w:val="22"/>
+          <w:szCs w:val="22"/>
+        </w:rPr>
+        <w:t>HIGH</w:t>
+      </w:r>
+      <w:r>
         <w:rPr>
           <w:rFonts w:asciiTheme="minorHAnsi" w:hAnsiTheme="minorHAnsi"/>
           <w:sz w:val="22"/>
           <w:szCs w:val="22"/>
         </w:rPr>
-      </w:pPr>
+        <w:t xml:space="preserve"> expression / amplification / activation is linked </w:t>
+      </w:r>
       <w:r>
         <w:rPr>
           <w:rFonts w:asciiTheme="minorHAnsi" w:hAnsiTheme="minorHAnsi"/>
           <w:sz w:val="22"/>
           <w:szCs w:val="22"/>
         </w:rPr>
-        <w:t>Examples (if any):</w:t>
+        <w:t xml:space="preserve">to resistance to the </w:t>
       </w:r>
       <w:r>
         <w:rPr>
@@ -3574,7 +4329,7 @@
           <w:sz w:val="22"/>
           <w:szCs w:val="22"/>
         </w:rPr>
-        <w:t xml:space="preserve"> </w:t>
+        <w:t>&lt;DRUG_NAME&gt;</w:t>
       </w:r>
       <w:r>
         <w:rPr>
@@ -3582,23 +4337,29 @@
           <w:sz w:val="22"/>
           <w:szCs w:val="22"/>
         </w:rPr>
-        <w:t xml:space="preserve"> T</w:t>
-      </w:r>
-      <w:r>
+        <w:br/>
+      </w:r>
+    </w:p>
+    <w:p>
+      <w:pPr>
+        <w:pStyle w:val="NormalWeb"/>
+        <w:numPr>
+          <w:ilvl w:val="0"/>
+          <w:numId w:val="60"/>
+        </w:numPr>
         <w:rPr>
           <w:rFonts w:asciiTheme="minorHAnsi" w:hAnsiTheme="minorHAnsi"/>
           <w:sz w:val="22"/>
           <w:szCs w:val="22"/>
         </w:rPr>
-        <w:t>hrough their role in the &lt;DRUG_NAME&gt; mechanism or cancer vulnerability</w:t>
-      </w:r>
+      </w:pPr>
       <w:r>
         <w:rPr>
           <w:rFonts w:asciiTheme="minorHAnsi" w:hAnsiTheme="minorHAnsi"/>
           <w:sz w:val="22"/>
           <w:szCs w:val="22"/>
         </w:rPr>
-        <w:t>/resistance</w:t>
+        <w:t>Examples (if any):</w:t>
       </w:r>
       <w:r>
         <w:rPr>
@@ -3606,147 +4367,23 @@
           <w:sz w:val="22"/>
           <w:szCs w:val="22"/>
         </w:rPr>
-        <w:t>.</w:t>
-      </w:r>
-    </w:p>
-    <w:p>
-      <w:pPr>
-        <w:numPr>
-          <w:ilvl w:val="0"/>
-          <w:numId w:val="50"/>
-        </w:numPr>
-      </w:pPr>
-      <w:r>
-        <w:rPr>
-          <w:b/>
-          <w:bCs/>
-        </w:rPr>
-        <w:t>resistance_genes_down</w:t>
-      </w:r>
-      <w:r>
-        <w:rPr>
-          <w:b/>
-          <w:bCs/>
-        </w:rPr>
-        <w:t>_annotations</w:t>
-      </w:r>
-    </w:p>
-    <w:p>
-      <w:pPr>
-        <w:pStyle w:val="NormalWeb"/>
-        <w:numPr>
-          <w:ilvl w:val="0"/>
-          <w:numId w:val="65"/>
-        </w:numPr>
-        <w:rPr>
-          <w:rFonts w:asciiTheme="minorHAnsi" w:hAnsiTheme="minorHAnsi"/>
-          <w:b/>
-          <w:bCs/>
-          <w:sz w:val="22"/>
-          <w:szCs w:val="22"/>
-        </w:rPr>
-      </w:pPr>
-      <w:r>
-        <w:rPr>
-          <w:rFonts w:asciiTheme="minorHAnsi" w:hAnsiTheme="minorHAnsi"/>
-          <w:b/>
-          <w:bCs/>
-          <w:sz w:val="22"/>
-          <w:szCs w:val="22"/>
-        </w:rPr>
-        <w:t>description</w:t>
-      </w:r>
-    </w:p>
-    <w:p>
-      <w:pPr>
-        <w:numPr>
-          <w:ilvl w:val="2"/>
-          <w:numId w:val="50"/>
-        </w:numPr>
-      </w:pPr>
-      <w:r>
-        <w:t xml:space="preserve">Genes where </w:t>
-      </w:r>
-      <w:r>
-        <w:rPr>
-          <w:b/>
-          <w:bCs/>
-        </w:rPr>
-        <w:t>LOW</w:t>
-      </w:r>
-      <w:r>
-        <w:t xml:space="preserve"> expression is associated with resistance (if reported).</w:t>
-      </w:r>
-    </w:p>
-    <w:p>
-      <w:pPr>
-        <w:numPr>
-          <w:ilvl w:val="2"/>
-          <w:numId w:val="50"/>
-        </w:numPr>
-      </w:pPr>
-      <w:r>
-        <w:t>If no such pattern is clearly stated, use [].</w:t>
-      </w:r>
-    </w:p>
-    <w:p>
-      <w:pPr>
-        <w:pStyle w:val="NormalWeb"/>
-        <w:numPr>
-          <w:ilvl w:val="0"/>
-          <w:numId w:val="65"/>
-        </w:numPr>
-        <w:rPr>
-          <w:rFonts w:asciiTheme="minorHAnsi" w:hAnsiTheme="minorHAnsi"/>
-          <w:b/>
-          <w:bCs/>
-          <w:sz w:val="22"/>
-          <w:szCs w:val="22"/>
-        </w:rPr>
-      </w:pPr>
-      <w:r>
-        <w:rPr>
-          <w:rFonts w:asciiTheme="minorHAnsi" w:hAnsiTheme="minorHAnsi"/>
-          <w:b/>
-          <w:bCs/>
-          <w:sz w:val="22"/>
-          <w:szCs w:val="22"/>
-        </w:rPr>
-        <w:lastRenderedPageBreak/>
-        <w:t>interpretations</w:t>
-      </w:r>
-    </w:p>
-    <w:p>
-      <w:pPr>
-        <w:pStyle w:val="NormalWeb"/>
-        <w:numPr>
-          <w:ilvl w:val="0"/>
-          <w:numId w:val="59"/>
-        </w:numPr>
-        <w:ind w:left="1800"/>
+        <w:t xml:space="preserve"> </w:t>
+      </w:r>
+      <w:r>
         <w:rPr>
           <w:rFonts w:asciiTheme="minorHAnsi" w:hAnsiTheme="minorHAnsi"/>
           <w:sz w:val="22"/>
           <w:szCs w:val="22"/>
         </w:rPr>
-      </w:pPr>
+        <w:t xml:space="preserve"> T</w:t>
+      </w:r>
       <w:r>
         <w:rPr>
           <w:rFonts w:asciiTheme="minorHAnsi" w:hAnsiTheme="minorHAnsi"/>
           <w:sz w:val="22"/>
           <w:szCs w:val="22"/>
         </w:rPr>
-        <w:t xml:space="preserve">Reasoning for genes where </w:t>
-      </w:r>
-      <w:r>
-        <w:rPr>
-          <w:rFonts w:asciiTheme="minorHAnsi" w:hAnsiTheme="minorHAnsi"/>
-          <w:b/>
-          <w:bCs/>
-          <w:sz w:val="22"/>
-          <w:szCs w:val="22"/>
-        </w:rPr>
-        <w:t>LOW</w:t>
+        <w:t>hrough their role in the &lt;DRUG_NAME&gt; mechanism or cancer vulnerability</w:t>
       </w:r>
       <w:r>
         <w:rPr>
@@ -3754,7 +4391,7 @@
           <w:sz w:val="22"/>
           <w:szCs w:val="22"/>
         </w:rPr>
-        <w:t xml:space="preserve"> expression / amplification / </w:t>
+        <w:t>/resistance</w:t>
       </w:r>
       <w:r>
         <w:rPr>
@@ -3762,46 +4399,164 @@
           <w:sz w:val="22"/>
           <w:szCs w:val="22"/>
         </w:rPr>
-        <w:t>in</w:t>
-      </w:r>
-      <w:r>
+        <w:t>.</w:t>
+      </w:r>
+    </w:p>
+    <w:p>
+      <w:pPr>
+        <w:numPr>
+          <w:ilvl w:val="0"/>
+          <w:numId w:val="50"/>
+        </w:numPr>
+      </w:pPr>
+      <w:proofErr w:type="spellStart"/>
+      <w:r>
+        <w:rPr>
+          <w:b/>
+          <w:bCs/>
+        </w:rPr>
+        <w:t>resistance_genes_down</w:t>
+      </w:r>
+      <w:r>
+        <w:rPr>
+          <w:b/>
+          <w:bCs/>
+        </w:rPr>
+        <w:t>_annotations</w:t>
+      </w:r>
+      <w:proofErr w:type="spellEnd"/>
+    </w:p>
+    <w:p>
+      <w:pPr>
+        <w:pStyle w:val="NormalWeb"/>
+        <w:numPr>
+          <w:ilvl w:val="0"/>
+          <w:numId w:val="65"/>
+        </w:numPr>
+        <w:rPr>
+          <w:rFonts w:asciiTheme="minorHAnsi" w:hAnsiTheme="minorHAnsi"/>
+          <w:b/>
+          <w:bCs/>
+          <w:sz w:val="22"/>
+          <w:szCs w:val="22"/>
+        </w:rPr>
+      </w:pPr>
+      <w:r>
+        <w:rPr>
+          <w:rFonts w:asciiTheme="minorHAnsi" w:hAnsiTheme="minorHAnsi"/>
+          <w:b/>
+          <w:bCs/>
+          <w:sz w:val="22"/>
+          <w:szCs w:val="22"/>
+        </w:rPr>
+        <w:t>description</w:t>
+      </w:r>
+    </w:p>
+    <w:p>
+      <w:pPr>
+        <w:numPr>
+          <w:ilvl w:val="2"/>
+          <w:numId w:val="50"/>
+        </w:numPr>
+      </w:pPr>
+      <w:r>
+        <w:t xml:space="preserve">Genes where </w:t>
+      </w:r>
+      <w:r>
+        <w:rPr>
+          <w:b/>
+          <w:bCs/>
+        </w:rPr>
+        <w:t>LOW</w:t>
+      </w:r>
+      <w:r>
+        <w:t xml:space="preserve"> expression is associated with resistance (if reported).</w:t>
+      </w:r>
+    </w:p>
+    <w:p>
+      <w:pPr>
+        <w:numPr>
+          <w:ilvl w:val="2"/>
+          <w:numId w:val="50"/>
+        </w:numPr>
+      </w:pPr>
+      <w:r>
+        <w:t>If no such pattern is clearly stated, use [].</w:t>
+      </w:r>
+    </w:p>
+    <w:p>
+      <w:pPr>
+        <w:pStyle w:val="NormalWeb"/>
+        <w:numPr>
+          <w:ilvl w:val="0"/>
+          <w:numId w:val="65"/>
+        </w:numPr>
+        <w:rPr>
+          <w:rFonts w:asciiTheme="minorHAnsi" w:hAnsiTheme="minorHAnsi"/>
+          <w:b/>
+          <w:bCs/>
+          <w:sz w:val="22"/>
+          <w:szCs w:val="22"/>
+        </w:rPr>
+      </w:pPr>
+      <w:r>
+        <w:rPr>
+          <w:rFonts w:asciiTheme="minorHAnsi" w:hAnsiTheme="minorHAnsi"/>
+          <w:b/>
+          <w:bCs/>
+          <w:sz w:val="22"/>
+          <w:szCs w:val="22"/>
+        </w:rPr>
+        <w:t>interpretations</w:t>
+      </w:r>
+    </w:p>
+    <w:p>
+      <w:pPr>
+        <w:pStyle w:val="NormalWeb"/>
+        <w:numPr>
+          <w:ilvl w:val="0"/>
+          <w:numId w:val="59"/>
+        </w:numPr>
+        <w:ind w:left="1800"/>
         <w:rPr>
           <w:rFonts w:asciiTheme="minorHAnsi" w:hAnsiTheme="minorHAnsi"/>
           <w:sz w:val="22"/>
           <w:szCs w:val="22"/>
         </w:rPr>
-        <w:t>activation is linked to resistance to the &lt;DRUG_NAME&gt;</w:t>
-      </w:r>
+      </w:pPr>
       <w:r>
         <w:rPr>
           <w:rFonts w:asciiTheme="minorHAnsi" w:hAnsiTheme="minorHAnsi"/>
           <w:sz w:val="22"/>
           <w:szCs w:val="22"/>
         </w:rPr>
-        <w:br/>
-      </w:r>
-    </w:p>
-    <w:p>
-      <w:pPr>
-        <w:pStyle w:val="NormalWeb"/>
-        <w:numPr>
-          <w:ilvl w:val="0"/>
-          <w:numId w:val="59"/>
-        </w:numPr>
-        <w:ind w:left="1800"/>
+        <w:t xml:space="preserve">Reasoning for genes where </w:t>
+      </w:r>
+      <w:r>
+        <w:rPr>
+          <w:rFonts w:asciiTheme="minorHAnsi" w:hAnsiTheme="minorHAnsi"/>
+          <w:b/>
+          <w:bCs/>
+          <w:sz w:val="22"/>
+          <w:szCs w:val="22"/>
+        </w:rPr>
+        <w:t>LOW</w:t>
+      </w:r>
+      <w:r>
         <w:rPr>
           <w:rFonts w:asciiTheme="minorHAnsi" w:hAnsiTheme="minorHAnsi"/>
           <w:sz w:val="22"/>
           <w:szCs w:val="22"/>
         </w:rPr>
-      </w:pPr>
+        <w:t xml:space="preserve"> expression / amplification / </w:t>
+      </w:r>
       <w:r>
         <w:rPr>
           <w:rFonts w:asciiTheme="minorHAnsi" w:hAnsiTheme="minorHAnsi"/>
           <w:sz w:val="22"/>
           <w:szCs w:val="22"/>
         </w:rPr>
-        <w:t>Examples (if any):</w:t>
+        <w:t>in</w:t>
       </w:r>
       <w:r>
         <w:rPr>
@@ -3809,7 +4564,7 @@
           <w:sz w:val="22"/>
           <w:szCs w:val="22"/>
         </w:rPr>
-        <w:t xml:space="preserve"> </w:t>
+        <w:t>activation is linked to resistance to the &lt;DRUG_NAME&gt;</w:t>
       </w:r>
       <w:r>
         <w:rPr>
@@ -3817,23 +4572,30 @@
           <w:sz w:val="22"/>
           <w:szCs w:val="22"/>
         </w:rPr>
-        <w:t xml:space="preserve"> T</w:t>
-      </w:r>
-      <w:r>
+        <w:br/>
+      </w:r>
+    </w:p>
+    <w:p>
+      <w:pPr>
+        <w:pStyle w:val="NormalWeb"/>
+        <w:numPr>
+          <w:ilvl w:val="0"/>
+          <w:numId w:val="59"/>
+        </w:numPr>
+        <w:ind w:left="1800"/>
         <w:rPr>
           <w:rFonts w:asciiTheme="minorHAnsi" w:hAnsiTheme="minorHAnsi"/>
           <w:sz w:val="22"/>
           <w:szCs w:val="22"/>
         </w:rPr>
-        <w:t>hrough their role in the &lt;DRUG_NAME&gt; mechanism or cancer vulnerability</w:t>
-      </w:r>
+      </w:pPr>
       <w:r>
         <w:rPr>
           <w:rFonts w:asciiTheme="minorHAnsi" w:hAnsiTheme="minorHAnsi"/>
           <w:sz w:val="22"/>
           <w:szCs w:val="22"/>
         </w:rPr>
-        <w:t>/resistance</w:t>
+        <w:t>Examples (if any):</w:t>
       </w:r>
       <w:r>
         <w:rPr>
@@ -3841,6 +4603,38 @@
           <w:sz w:val="22"/>
           <w:szCs w:val="22"/>
         </w:rPr>
+        <w:t xml:space="preserve"> </w:t>
+      </w:r>
+      <w:r>
+        <w:rPr>
+          <w:rFonts w:asciiTheme="minorHAnsi" w:hAnsiTheme="minorHAnsi"/>
+          <w:sz w:val="22"/>
+          <w:szCs w:val="22"/>
+        </w:rPr>
+        <w:t xml:space="preserve"> T</w:t>
+      </w:r>
+      <w:r>
+        <w:rPr>
+          <w:rFonts w:asciiTheme="minorHAnsi" w:hAnsiTheme="minorHAnsi"/>
+          <w:sz w:val="22"/>
+          <w:szCs w:val="22"/>
+        </w:rPr>
+        <w:t>hrough their role in the &lt;DRUG_NAME&gt; mechanism or cancer vulnerability</w:t>
+      </w:r>
+      <w:r>
+        <w:rPr>
+          <w:rFonts w:asciiTheme="minorHAnsi" w:hAnsiTheme="minorHAnsi"/>
+          <w:sz w:val="22"/>
+          <w:szCs w:val="22"/>
+        </w:rPr>
+        <w:t>/resistance</w:t>
+      </w:r>
+      <w:r>
+        <w:rPr>
+          <w:rFonts w:asciiTheme="minorHAnsi" w:hAnsiTheme="minorHAnsi"/>
+          <w:sz w:val="22"/>
+          <w:szCs w:val="22"/>
+        </w:rPr>
         <w:t>.</w:t>
       </w:r>
     </w:p>
@@ -3866,6 +4660,146 @@
           <w:ilvl w:val="0"/>
           <w:numId w:val="50"/>
         </w:numPr>
+        <w:rPr>
+          <w:b/>
+          <w:bCs/>
+        </w:rPr>
+      </w:pPr>
+      <w:proofErr w:type="spellStart"/>
+      <w:r>
+        <w:rPr>
+          <w:b/>
+          <w:bCs/>
+        </w:rPr>
+        <w:t>Breast_cancer_subtype_information</w:t>
+      </w:r>
+      <w:proofErr w:type="spellEnd"/>
+    </w:p>
+    <w:p>
+      <w:pPr>
+        <w:pStyle w:val="ListParagraph"/>
+        <w:numPr>
+          <w:ilvl w:val="0"/>
+          <w:numId w:val="83"/>
+        </w:numPr>
+      </w:pPr>
+      <w:r>
+        <w:t xml:space="preserve">Populate this key </w:t>
+      </w:r>
+      <w:r>
+        <w:rPr>
+          <w:rStyle w:val="Strong"/>
+          <w:rFonts w:eastAsiaTheme="majorEastAsia"/>
+        </w:rPr>
+        <w:t>only if breast cancer subtype information is explicitly mentioned</w:t>
+      </w:r>
+      <w:r>
+        <w:t xml:space="preserve"> in the deep-research output.</w:t>
+      </w:r>
+    </w:p>
+    <w:p>
+      <w:pPr>
+        <w:pStyle w:val="ListParagraph"/>
+        <w:numPr>
+          <w:ilvl w:val="0"/>
+          <w:numId w:val="83"/>
+        </w:numPr>
+      </w:pPr>
+      <w:r>
+        <w:t xml:space="preserve">Include </w:t>
+      </w:r>
+      <w:r>
+        <w:rPr>
+          <w:rStyle w:val="Strong"/>
+        </w:rPr>
+        <w:t>all subtypes stated</w:t>
+      </w:r>
+      <w:r>
+        <w:t xml:space="preserve"> (e.g., HR+/HER2−, HER2+, TNBC) without adding or inferring missing subtypes.</w:t>
+      </w:r>
+    </w:p>
+    <w:p>
+      <w:pPr>
+        <w:pStyle w:val="ListParagraph"/>
+        <w:numPr>
+          <w:ilvl w:val="0"/>
+          <w:numId w:val="83"/>
+        </w:numPr>
+      </w:pPr>
+      <w:r>
+        <w:t xml:space="preserve">For each subtype, capture the </w:t>
+      </w:r>
+      <w:r>
+        <w:rPr>
+          <w:rStyle w:val="Strong"/>
+        </w:rPr>
+        <w:t>exact terminology and wording</w:t>
+      </w:r>
+      <w:r>
+        <w:t xml:space="preserve"> used in the source output.</w:t>
+      </w:r>
+    </w:p>
+    <w:p>
+      <w:pPr>
+        <w:pStyle w:val="ListParagraph"/>
+        <w:numPr>
+          <w:ilvl w:val="0"/>
+          <w:numId w:val="83"/>
+        </w:numPr>
+      </w:pPr>
+      <w:r>
+        <w:t xml:space="preserve">If a subtype is </w:t>
+      </w:r>
+      <w:r>
+        <w:rPr>
+          <w:rStyle w:val="Strong"/>
+        </w:rPr>
+        <w:t>not discussed</w:t>
+      </w:r>
+      <w:r>
+        <w:t xml:space="preserve">, it must be </w:t>
+      </w:r>
+      <w:r>
+        <w:rPr>
+          <w:rStyle w:val="Strong"/>
+        </w:rPr>
+        <w:t>left blank or marked as “Not reported”</w:t>
+      </w:r>
+      <w:r>
+        <w:t>, not inferred.</w:t>
+      </w:r>
+    </w:p>
+    <w:p>
+      <w:pPr>
+        <w:pStyle w:val="ListParagraph"/>
+        <w:numPr>
+          <w:ilvl w:val="0"/>
+          <w:numId w:val="83"/>
+        </w:numPr>
+        <w:rPr>
+          <w:b/>
+          <w:bCs/>
+        </w:rPr>
+      </w:pPr>
+      <w:r>
+        <w:t xml:space="preserve">Do </w:t>
+      </w:r>
+      <w:r>
+        <w:rPr>
+          <w:rStyle w:val="Strong"/>
+        </w:rPr>
+        <w:t>not use external knowledge, assumptions, or general breast cancer classifications</w:t>
+      </w:r>
+      <w:r>
+        <w:t xml:space="preserve"> beyond what is explicitly provided.</w:t>
+      </w:r>
+    </w:p>
+    <w:p>
+      <w:pPr>
+        <w:numPr>
+          <w:ilvl w:val="0"/>
+          <w:numId w:val="50"/>
+        </w:numPr>
       </w:pPr>
       <w:r>
         <w:rPr>
@@ -3901,7 +4835,15 @@
         </w:numPr>
       </w:pPr>
       <w:r>
-        <w:t>Pregnancy / fetal toxicity</w:t>
+        <w:t xml:space="preserve">Pregnancy / </w:t>
+      </w:r>
+      <w:proofErr w:type="spellStart"/>
+      <w:r>
+        <w:t>fetal</w:t>
+      </w:r>
+      <w:proofErr w:type="spellEnd"/>
+      <w:r>
+        <w:t xml:space="preserve"> toxicity</w:t>
       </w:r>
     </w:p>
     <w:p>
@@ -3955,6 +4897,7 @@
           <w:numId w:val="50"/>
         </w:numPr>
       </w:pPr>
+      <w:proofErr w:type="spellStart"/>
       <w:r>
         <w:rPr>
           <w:b/>
@@ -3976,6 +4919,7 @@
         </w:rPr>
         <w:t>relationships</w:t>
       </w:r>
+      <w:proofErr w:type="spellEnd"/>
     </w:p>
     <w:p>
       <w:pPr>
@@ -3985,6 +4929,7 @@
         </w:numPr>
       </w:pPr>
       <w:r>
+        <w:lastRenderedPageBreak/>
         <w:t>Relationship triples in the form "SUBJECT|RELATION|OBJECT".</w:t>
       </w:r>
     </w:p>
@@ -4163,7 +5108,6 @@
         </w:numPr>
       </w:pPr>
       <w:r>
-        <w:lastRenderedPageBreak/>
         <w:t>Do NOT create, modify, or guess citation IDs.</w:t>
       </w:r>
     </w:p>
@@ -4175,7 +5119,15 @@
         </w:numPr>
       </w:pPr>
       <w:r>
-        <w:t>Only include items that actually appear in that final citations/references block.</w:t>
+        <w:t xml:space="preserve">Only include items that </w:t>
+      </w:r>
+      <w:proofErr w:type="gramStart"/>
+      <w:r>
+        <w:t>actually appear</w:t>
+      </w:r>
+      <w:proofErr w:type="gramEnd"/>
+      <w:r>
+        <w:t xml:space="preserve"> in that final citations/references block.</w:t>
       </w:r>
     </w:p>
     <w:p>
@@ -4351,6 +5303,7 @@
         </w:numPr>
       </w:pPr>
       <w:r>
+        <w:lastRenderedPageBreak/>
         <w:t>All keys present exactly once</w:t>
       </w:r>
     </w:p>
@@ -7150,6 +8103,119 @@
     </w:lvl>
   </w:abstractNum>
   <w:abstractNum w:abstractNumId="22" w15:restartNumberingAfterBreak="0">
+    <w:nsid w:val="241330DF"/>
+    <w:multiLevelType w:val="hybridMultilevel"/>
+    <w:tmpl w:val="45124172"/>
+    <w:lvl w:ilvl="0" w:tplc="40090001">
+      <w:start w:val="1"/>
+      <w:numFmt w:val="bullet"/>
+      <w:lvlText w:val=""/>
+      <w:lvlJc w:val="left"/>
+      <w:pPr>
+        <w:ind w:left="720" w:hanging="360"/>
+      </w:pPr>
+      <w:rPr>
+        <w:rFonts w:ascii="Symbol" w:hAnsi="Symbol" w:hint="default"/>
+      </w:rPr>
+    </w:lvl>
+    <w:lvl w:ilvl="1" w:tplc="40090003" w:tentative="1">
+      <w:start w:val="1"/>
+      <w:numFmt w:val="bullet"/>
+      <w:lvlText w:val="o"/>
+      <w:lvlJc w:val="left"/>
+      <w:pPr>
+        <w:ind w:left="1440" w:hanging="360"/>
+      </w:pPr>
+      <w:rPr>
+        <w:rFonts w:ascii="Courier New" w:hAnsi="Courier New" w:cs="Courier New" w:hint="default"/>
+      </w:rPr>
+    </w:lvl>
+    <w:lvl w:ilvl="2" w:tplc="40090005" w:tentative="1">
+      <w:start w:val="1"/>
+      <w:numFmt w:val="bullet"/>
+      <w:lvlText w:val=""/>
+      <w:lvlJc w:val="left"/>
+      <w:pPr>
+        <w:ind w:left="2160" w:hanging="360"/>
+      </w:pPr>
+      <w:rPr>
+        <w:rFonts w:ascii="Wingdings" w:hAnsi="Wingdings" w:hint="default"/>
+      </w:rPr>
+    </w:lvl>
+    <w:lvl w:ilvl="3" w:tplc="40090001" w:tentative="1">
+      <w:start w:val="1"/>
+      <w:numFmt w:val="bullet"/>
+      <w:lvlText w:val=""/>
+      <w:lvlJc w:val="left"/>
+      <w:pPr>
+        <w:ind w:left="2880" w:hanging="360"/>
+      </w:pPr>
+      <w:rPr>
+        <w:rFonts w:ascii="Symbol" w:hAnsi="Symbol" w:hint="default"/>
+      </w:rPr>
+    </w:lvl>
+    <w:lvl w:ilvl="4" w:tplc="40090003" w:tentative="1">
+      <w:start w:val="1"/>
+      <w:numFmt w:val="bullet"/>
+      <w:lvlText w:val="o"/>
+      <w:lvlJc w:val="left"/>
+      <w:pPr>
+        <w:ind w:left="3600" w:hanging="360"/>
+      </w:pPr>
+      <w:rPr>
+        <w:rFonts w:ascii="Courier New" w:hAnsi="Courier New" w:cs="Courier New" w:hint="default"/>
+      </w:rPr>
+    </w:lvl>
+    <w:lvl w:ilvl="5" w:tplc="40090005" w:tentative="1">
+      <w:start w:val="1"/>
+      <w:numFmt w:val="bullet"/>
+      <w:lvlText w:val=""/>
+      <w:lvlJc w:val="left"/>
+      <w:pPr>
+        <w:ind w:left="4320" w:hanging="360"/>
+      </w:pPr>
+      <w:rPr>
+        <w:rFonts w:ascii="Wingdings" w:hAnsi="Wingdings" w:hint="default"/>
+      </w:rPr>
+    </w:lvl>
+    <w:lvl w:ilvl="6" w:tplc="40090001" w:tentative="1">
+      <w:start w:val="1"/>
+      <w:numFmt w:val="bullet"/>
+      <w:lvlText w:val=""/>
+      <w:lvlJc w:val="left"/>
+      <w:pPr>
+        <w:ind w:left="5040" w:hanging="360"/>
+      </w:pPr>
+      <w:rPr>
+        <w:rFonts w:ascii="Symbol" w:hAnsi="Symbol" w:hint="default"/>
+      </w:rPr>
+    </w:lvl>
+    <w:lvl w:ilvl="7" w:tplc="40090003" w:tentative="1">
+      <w:start w:val="1"/>
+      <w:numFmt w:val="bullet"/>
+      <w:lvlText w:val="o"/>
+      <w:lvlJc w:val="left"/>
+      <w:pPr>
+        <w:ind w:left="5760" w:hanging="360"/>
+      </w:pPr>
+      <w:rPr>
+        <w:rFonts w:ascii="Courier New" w:hAnsi="Courier New" w:cs="Courier New" w:hint="default"/>
+      </w:rPr>
+    </w:lvl>
+    <w:lvl w:ilvl="8" w:tplc="40090005" w:tentative="1">
+      <w:start w:val="1"/>
+      <w:numFmt w:val="bullet"/>
+      <w:lvlText w:val=""/>
+      <w:lvlJc w:val="left"/>
+      <w:pPr>
+        <w:ind w:left="6480" w:hanging="360"/>
+      </w:pPr>
+      <w:rPr>
+        <w:rFonts w:ascii="Wingdings" w:hAnsi="Wingdings" w:hint="default"/>
+      </w:rPr>
+    </w:lvl>
+  </w:abstractNum>
+  <w:abstractNum w:abstractNumId="23" w15:restartNumberingAfterBreak="0">
     <w:nsid w:val="252B11EA"/>
     <w:multiLevelType w:val="multilevel"/>
     <w:tmpl w:val="D9CE3F44"/>
@@ -7298,7 +8364,120 @@
       </w:rPr>
     </w:lvl>
   </w:abstractNum>
-  <w:abstractNum w:abstractNumId="23" w15:restartNumberingAfterBreak="0">
+  <w:abstractNum w:abstractNumId="24" w15:restartNumberingAfterBreak="0">
+    <w:nsid w:val="252E11AB"/>
+    <w:multiLevelType w:val="hybridMultilevel"/>
+    <w:tmpl w:val="346EBF8E"/>
+    <w:lvl w:ilvl="0" w:tplc="40090001">
+      <w:start w:val="1"/>
+      <w:numFmt w:val="bullet"/>
+      <w:lvlText w:val=""/>
+      <w:lvlJc w:val="left"/>
+      <w:pPr>
+        <w:ind w:left="1440" w:hanging="360"/>
+      </w:pPr>
+      <w:rPr>
+        <w:rFonts w:ascii="Symbol" w:hAnsi="Symbol" w:hint="default"/>
+      </w:rPr>
+    </w:lvl>
+    <w:lvl w:ilvl="1" w:tplc="FFFFFFFF" w:tentative="1">
+      <w:start w:val="1"/>
+      <w:numFmt w:val="bullet"/>
+      <w:lvlText w:val="o"/>
+      <w:lvlJc w:val="left"/>
+      <w:pPr>
+        <w:ind w:left="2160" w:hanging="360"/>
+      </w:pPr>
+      <w:rPr>
+        <w:rFonts w:ascii="Courier New" w:hAnsi="Courier New" w:cs="Courier New" w:hint="default"/>
+      </w:rPr>
+    </w:lvl>
+    <w:lvl w:ilvl="2" w:tplc="FFFFFFFF" w:tentative="1">
+      <w:start w:val="1"/>
+      <w:numFmt w:val="bullet"/>
+      <w:lvlText w:val=""/>
+      <w:lvlJc w:val="left"/>
+      <w:pPr>
+        <w:ind w:left="2880" w:hanging="360"/>
+      </w:pPr>
+      <w:rPr>
+        <w:rFonts w:ascii="Wingdings" w:hAnsi="Wingdings" w:hint="default"/>
+      </w:rPr>
+    </w:lvl>
+    <w:lvl w:ilvl="3" w:tplc="FFFFFFFF" w:tentative="1">
+      <w:start w:val="1"/>
+      <w:numFmt w:val="bullet"/>
+      <w:lvlText w:val=""/>
+      <w:lvlJc w:val="left"/>
+      <w:pPr>
+        <w:ind w:left="3600" w:hanging="360"/>
+      </w:pPr>
+      <w:rPr>
+        <w:rFonts w:ascii="Symbol" w:hAnsi="Symbol" w:hint="default"/>
+      </w:rPr>
+    </w:lvl>
+    <w:lvl w:ilvl="4" w:tplc="FFFFFFFF" w:tentative="1">
+      <w:start w:val="1"/>
+      <w:numFmt w:val="bullet"/>
+      <w:lvlText w:val="o"/>
+      <w:lvlJc w:val="left"/>
+      <w:pPr>
+        <w:ind w:left="4320" w:hanging="360"/>
+      </w:pPr>
+      <w:rPr>
+        <w:rFonts w:ascii="Courier New" w:hAnsi="Courier New" w:cs="Courier New" w:hint="default"/>
+      </w:rPr>
+    </w:lvl>
+    <w:lvl w:ilvl="5" w:tplc="FFFFFFFF" w:tentative="1">
+      <w:start w:val="1"/>
+      <w:numFmt w:val="bullet"/>
+      <w:lvlText w:val=""/>
+      <w:lvlJc w:val="left"/>
+      <w:pPr>
+        <w:ind w:left="5040" w:hanging="360"/>
+      </w:pPr>
+      <w:rPr>
+        <w:rFonts w:ascii="Wingdings" w:hAnsi="Wingdings" w:hint="default"/>
+      </w:rPr>
+    </w:lvl>
+    <w:lvl w:ilvl="6" w:tplc="FFFFFFFF" w:tentative="1">
+      <w:start w:val="1"/>
+      <w:numFmt w:val="bullet"/>
+      <w:lvlText w:val=""/>
+      <w:lvlJc w:val="left"/>
+      <w:pPr>
+        <w:ind w:left="5760" w:hanging="360"/>
+      </w:pPr>
+      <w:rPr>
+        <w:rFonts w:ascii="Symbol" w:hAnsi="Symbol" w:hint="default"/>
+      </w:rPr>
+    </w:lvl>
+    <w:lvl w:ilvl="7" w:tplc="FFFFFFFF" w:tentative="1">
+      <w:start w:val="1"/>
+      <w:numFmt w:val="bullet"/>
+      <w:lvlText w:val="o"/>
+      <w:lvlJc w:val="left"/>
+      <w:pPr>
+        <w:ind w:left="6480" w:hanging="360"/>
+      </w:pPr>
+      <w:rPr>
+        <w:rFonts w:ascii="Courier New" w:hAnsi="Courier New" w:cs="Courier New" w:hint="default"/>
+      </w:rPr>
+    </w:lvl>
+    <w:lvl w:ilvl="8" w:tplc="FFFFFFFF" w:tentative="1">
+      <w:start w:val="1"/>
+      <w:numFmt w:val="bullet"/>
+      <w:lvlText w:val=""/>
+      <w:lvlJc w:val="left"/>
+      <w:pPr>
+        <w:ind w:left="7200" w:hanging="360"/>
+      </w:pPr>
+      <w:rPr>
+        <w:rFonts w:ascii="Wingdings" w:hAnsi="Wingdings" w:hint="default"/>
+      </w:rPr>
+    </w:lvl>
+  </w:abstractNum>
+  <w:abstractNum w:abstractNumId="25" w15:restartNumberingAfterBreak="0">
     <w:nsid w:val="265E2951"/>
     <w:multiLevelType w:val="multilevel"/>
     <w:tmpl w:val="8F4CCA60"/>
@@ -7447,7 +8626,120 @@
       </w:rPr>
     </w:lvl>
   </w:abstractNum>
-  <w:abstractNum w:abstractNumId="24" w15:restartNumberingAfterBreak="0">
+  <w:abstractNum w:abstractNumId="26" w15:restartNumberingAfterBreak="0">
+    <w:nsid w:val="28EF18F3"/>
+    <w:multiLevelType w:val="hybridMultilevel"/>
+    <w:tmpl w:val="939E8466"/>
+    <w:lvl w:ilvl="0" w:tplc="40090001">
+      <w:start w:val="1"/>
+      <w:numFmt w:val="bullet"/>
+      <w:lvlText w:val=""/>
+      <w:lvlJc w:val="left"/>
+      <w:pPr>
+        <w:ind w:left="720" w:hanging="360"/>
+      </w:pPr>
+      <w:rPr>
+        <w:rFonts w:ascii="Symbol" w:hAnsi="Symbol" w:hint="default"/>
+      </w:rPr>
+    </w:lvl>
+    <w:lvl w:ilvl="1" w:tplc="40090003" w:tentative="1">
+      <w:start w:val="1"/>
+      <w:numFmt w:val="bullet"/>
+      <w:lvlText w:val="o"/>
+      <w:lvlJc w:val="left"/>
+      <w:pPr>
+        <w:ind w:left="1440" w:hanging="360"/>
+      </w:pPr>
+      <w:rPr>
+        <w:rFonts w:ascii="Courier New" w:hAnsi="Courier New" w:cs="Courier New" w:hint="default"/>
+      </w:rPr>
+    </w:lvl>
+    <w:lvl w:ilvl="2" w:tplc="40090005" w:tentative="1">
+      <w:start w:val="1"/>
+      <w:numFmt w:val="bullet"/>
+      <w:lvlText w:val=""/>
+      <w:lvlJc w:val="left"/>
+      <w:pPr>
+        <w:ind w:left="2160" w:hanging="360"/>
+      </w:pPr>
+      <w:rPr>
+        <w:rFonts w:ascii="Wingdings" w:hAnsi="Wingdings" w:hint="default"/>
+      </w:rPr>
+    </w:lvl>
+    <w:lvl w:ilvl="3" w:tplc="40090001" w:tentative="1">
+      <w:start w:val="1"/>
+      <w:numFmt w:val="bullet"/>
+      <w:lvlText w:val=""/>
+      <w:lvlJc w:val="left"/>
+      <w:pPr>
+        <w:ind w:left="2880" w:hanging="360"/>
+      </w:pPr>
+      <w:rPr>
+        <w:rFonts w:ascii="Symbol" w:hAnsi="Symbol" w:hint="default"/>
+      </w:rPr>
+    </w:lvl>
+    <w:lvl w:ilvl="4" w:tplc="40090003" w:tentative="1">
+      <w:start w:val="1"/>
+      <w:numFmt w:val="bullet"/>
+      <w:lvlText w:val="o"/>
+      <w:lvlJc w:val="left"/>
+      <w:pPr>
+        <w:ind w:left="3600" w:hanging="360"/>
+      </w:pPr>
+      <w:rPr>
+        <w:rFonts w:ascii="Courier New" w:hAnsi="Courier New" w:cs="Courier New" w:hint="default"/>
+      </w:rPr>
+    </w:lvl>
+    <w:lvl w:ilvl="5" w:tplc="40090005" w:tentative="1">
+      <w:start w:val="1"/>
+      <w:numFmt w:val="bullet"/>
+      <w:lvlText w:val=""/>
+      <w:lvlJc w:val="left"/>
+      <w:pPr>
+        <w:ind w:left="4320" w:hanging="360"/>
+      </w:pPr>
+      <w:rPr>
+        <w:rFonts w:ascii="Wingdings" w:hAnsi="Wingdings" w:hint="default"/>
+      </w:rPr>
+    </w:lvl>
+    <w:lvl w:ilvl="6" w:tplc="40090001" w:tentative="1">
+      <w:start w:val="1"/>
+      <w:numFmt w:val="bullet"/>
+      <w:lvlText w:val=""/>
+      <w:lvlJc w:val="left"/>
+      <w:pPr>
+        <w:ind w:left="5040" w:hanging="360"/>
+      </w:pPr>
+      <w:rPr>
+        <w:rFonts w:ascii="Symbol" w:hAnsi="Symbol" w:hint="default"/>
+      </w:rPr>
+    </w:lvl>
+    <w:lvl w:ilvl="7" w:tplc="40090003" w:tentative="1">
+      <w:start w:val="1"/>
+      <w:numFmt w:val="bullet"/>
+      <w:lvlText w:val="o"/>
+      <w:lvlJc w:val="left"/>
+      <w:pPr>
+        <w:ind w:left="5760" w:hanging="360"/>
+      </w:pPr>
+      <w:rPr>
+        <w:rFonts w:ascii="Courier New" w:hAnsi="Courier New" w:cs="Courier New" w:hint="default"/>
+      </w:rPr>
+    </w:lvl>
+    <w:lvl w:ilvl="8" w:tplc="40090005" w:tentative="1">
+      <w:start w:val="1"/>
+      <w:numFmt w:val="bullet"/>
+      <w:lvlText w:val=""/>
+      <w:lvlJc w:val="left"/>
+      <w:pPr>
+        <w:ind w:left="6480" w:hanging="360"/>
+      </w:pPr>
+      <w:rPr>
+        <w:rFonts w:ascii="Wingdings" w:hAnsi="Wingdings" w:hint="default"/>
+      </w:rPr>
+    </w:lvl>
+  </w:abstractNum>
+  <w:abstractNum w:abstractNumId="27" w15:restartNumberingAfterBreak="0">
     <w:nsid w:val="29735431"/>
     <w:multiLevelType w:val="multilevel"/>
     <w:tmpl w:val="21AC191E"/>
@@ -7596,7 +8888,7 @@
       </w:rPr>
     </w:lvl>
   </w:abstractNum>
-  <w:abstractNum w:abstractNumId="25" w15:restartNumberingAfterBreak="0">
+  <w:abstractNum w:abstractNumId="28" w15:restartNumberingAfterBreak="0">
     <w:nsid w:val="2AB77052"/>
     <w:multiLevelType w:val="multilevel"/>
     <w:tmpl w:val="8F9CD19A"/>
@@ -7745,7 +9037,7 @@
       </w:rPr>
     </w:lvl>
   </w:abstractNum>
-  <w:abstractNum w:abstractNumId="26" w15:restartNumberingAfterBreak="0">
+  <w:abstractNum w:abstractNumId="29" w15:restartNumberingAfterBreak="0">
     <w:nsid w:val="2B260BAC"/>
     <w:multiLevelType w:val="hybridMultilevel"/>
     <w:tmpl w:val="1DACCA50"/>
@@ -7858,7 +9150,7 @@
       </w:rPr>
     </w:lvl>
   </w:abstractNum>
-  <w:abstractNum w:abstractNumId="27" w15:restartNumberingAfterBreak="0">
+  <w:abstractNum w:abstractNumId="30" w15:restartNumberingAfterBreak="0">
     <w:nsid w:val="31AC5C9A"/>
     <w:multiLevelType w:val="hybridMultilevel"/>
     <w:tmpl w:val="BE728D84"/>
@@ -7971,7 +9263,7 @@
       </w:rPr>
     </w:lvl>
   </w:abstractNum>
-  <w:abstractNum w:abstractNumId="28" w15:restartNumberingAfterBreak="0">
+  <w:abstractNum w:abstractNumId="31" w15:restartNumberingAfterBreak="0">
     <w:nsid w:val="33806E96"/>
     <w:multiLevelType w:val="multilevel"/>
     <w:tmpl w:val="8BE42772"/>
@@ -8088,7 +9380,7 @@
       </w:pPr>
     </w:lvl>
   </w:abstractNum>
-  <w:abstractNum w:abstractNumId="29" w15:restartNumberingAfterBreak="0">
+  <w:abstractNum w:abstractNumId="32" w15:restartNumberingAfterBreak="0">
     <w:nsid w:val="34403A79"/>
     <w:multiLevelType w:val="multilevel"/>
     <w:tmpl w:val="D13EB9DC"/>
@@ -8237,7 +9529,7 @@
       </w:rPr>
     </w:lvl>
   </w:abstractNum>
-  <w:abstractNum w:abstractNumId="30" w15:restartNumberingAfterBreak="0">
+  <w:abstractNum w:abstractNumId="33" w15:restartNumberingAfterBreak="0">
     <w:nsid w:val="361A547E"/>
     <w:multiLevelType w:val="multilevel"/>
     <w:tmpl w:val="6024CC06"/>
@@ -8386,7 +9678,7 @@
       </w:rPr>
     </w:lvl>
   </w:abstractNum>
-  <w:abstractNum w:abstractNumId="31" w15:restartNumberingAfterBreak="0">
+  <w:abstractNum w:abstractNumId="34" w15:restartNumberingAfterBreak="0">
     <w:nsid w:val="3ADA6BA3"/>
     <w:multiLevelType w:val="multilevel"/>
     <w:tmpl w:val="40A4495C"/>
@@ -8535,7 +9827,7 @@
       </w:rPr>
     </w:lvl>
   </w:abstractNum>
-  <w:abstractNum w:abstractNumId="32" w15:restartNumberingAfterBreak="0">
+  <w:abstractNum w:abstractNumId="35" w15:restartNumberingAfterBreak="0">
     <w:nsid w:val="3AEE6B6E"/>
     <w:multiLevelType w:val="multilevel"/>
     <w:tmpl w:val="55109B94"/>
@@ -8684,7 +9976,7 @@
       </w:rPr>
     </w:lvl>
   </w:abstractNum>
-  <w:abstractNum w:abstractNumId="33" w15:restartNumberingAfterBreak="0">
+  <w:abstractNum w:abstractNumId="36" w15:restartNumberingAfterBreak="0">
     <w:nsid w:val="3B86375B"/>
     <w:multiLevelType w:val="multilevel"/>
     <w:tmpl w:val="9A1823E2"/>
@@ -8833,7 +10125,7 @@
       </w:rPr>
     </w:lvl>
   </w:abstractNum>
-  <w:abstractNum w:abstractNumId="34" w15:restartNumberingAfterBreak="0">
+  <w:abstractNum w:abstractNumId="37" w15:restartNumberingAfterBreak="0">
     <w:nsid w:val="3B975F9C"/>
     <w:multiLevelType w:val="multilevel"/>
     <w:tmpl w:val="6B565300"/>
@@ -8982,7 +10274,7 @@
       </w:rPr>
     </w:lvl>
   </w:abstractNum>
-  <w:abstractNum w:abstractNumId="35" w15:restartNumberingAfterBreak="0">
+  <w:abstractNum w:abstractNumId="38" w15:restartNumberingAfterBreak="0">
     <w:nsid w:val="3BA44F7B"/>
     <w:multiLevelType w:val="multilevel"/>
     <w:tmpl w:val="C3A2CA42"/>
@@ -9131,7 +10423,7 @@
       </w:rPr>
     </w:lvl>
   </w:abstractNum>
-  <w:abstractNum w:abstractNumId="36" w15:restartNumberingAfterBreak="0">
+  <w:abstractNum w:abstractNumId="39" w15:restartNumberingAfterBreak="0">
     <w:nsid w:val="3BD0506C"/>
     <w:multiLevelType w:val="multilevel"/>
     <w:tmpl w:val="F5ECEC0A"/>
@@ -9280,7 +10572,7 @@
       </w:rPr>
     </w:lvl>
   </w:abstractNum>
-  <w:abstractNum w:abstractNumId="37" w15:restartNumberingAfterBreak="0">
+  <w:abstractNum w:abstractNumId="40" w15:restartNumberingAfterBreak="0">
     <w:nsid w:val="40007810"/>
     <w:multiLevelType w:val="multilevel"/>
     <w:tmpl w:val="A5C045E2"/>
@@ -9429,7 +10721,120 @@
       </w:rPr>
     </w:lvl>
   </w:abstractNum>
-  <w:abstractNum w:abstractNumId="38" w15:restartNumberingAfterBreak="0">
+  <w:abstractNum w:abstractNumId="41" w15:restartNumberingAfterBreak="0">
+    <w:nsid w:val="409E2168"/>
+    <w:multiLevelType w:val="hybridMultilevel"/>
+    <w:tmpl w:val="8B78F5FE"/>
+    <w:lvl w:ilvl="0" w:tplc="40090003">
+      <w:start w:val="1"/>
+      <w:numFmt w:val="bullet"/>
+      <w:lvlText w:val="o"/>
+      <w:lvlJc w:val="left"/>
+      <w:pPr>
+        <w:ind w:left="1440" w:hanging="360"/>
+      </w:pPr>
+      <w:rPr>
+        <w:rFonts w:ascii="Courier New" w:hAnsi="Courier New" w:cs="Courier New" w:hint="default"/>
+      </w:rPr>
+    </w:lvl>
+    <w:lvl w:ilvl="1" w:tplc="40090003" w:tentative="1">
+      <w:start w:val="1"/>
+      <w:numFmt w:val="bullet"/>
+      <w:lvlText w:val="o"/>
+      <w:lvlJc w:val="left"/>
+      <w:pPr>
+        <w:ind w:left="2160" w:hanging="360"/>
+      </w:pPr>
+      <w:rPr>
+        <w:rFonts w:ascii="Courier New" w:hAnsi="Courier New" w:cs="Courier New" w:hint="default"/>
+      </w:rPr>
+    </w:lvl>
+    <w:lvl w:ilvl="2" w:tplc="40090005" w:tentative="1">
+      <w:start w:val="1"/>
+      <w:numFmt w:val="bullet"/>
+      <w:lvlText w:val=""/>
+      <w:lvlJc w:val="left"/>
+      <w:pPr>
+        <w:ind w:left="2880" w:hanging="360"/>
+      </w:pPr>
+      <w:rPr>
+        <w:rFonts w:ascii="Wingdings" w:hAnsi="Wingdings" w:hint="default"/>
+      </w:rPr>
+    </w:lvl>
+    <w:lvl w:ilvl="3" w:tplc="40090001" w:tentative="1">
+      <w:start w:val="1"/>
+      <w:numFmt w:val="bullet"/>
+      <w:lvlText w:val=""/>
+      <w:lvlJc w:val="left"/>
+      <w:pPr>
+        <w:ind w:left="3600" w:hanging="360"/>
+      </w:pPr>
+      <w:rPr>
+        <w:rFonts w:ascii="Symbol" w:hAnsi="Symbol" w:hint="default"/>
+      </w:rPr>
+    </w:lvl>
+    <w:lvl w:ilvl="4" w:tplc="40090003" w:tentative="1">
+      <w:start w:val="1"/>
+      <w:numFmt w:val="bullet"/>
+      <w:lvlText w:val="o"/>
+      <w:lvlJc w:val="left"/>
+      <w:pPr>
+        <w:ind w:left="4320" w:hanging="360"/>
+      </w:pPr>
+      <w:rPr>
+        <w:rFonts w:ascii="Courier New" w:hAnsi="Courier New" w:cs="Courier New" w:hint="default"/>
+      </w:rPr>
+    </w:lvl>
+    <w:lvl w:ilvl="5" w:tplc="40090005" w:tentative="1">
+      <w:start w:val="1"/>
+      <w:numFmt w:val="bullet"/>
+      <w:lvlText w:val=""/>
+      <w:lvlJc w:val="left"/>
+      <w:pPr>
+        <w:ind w:left="5040" w:hanging="360"/>
+      </w:pPr>
+      <w:rPr>
+        <w:rFonts w:ascii="Wingdings" w:hAnsi="Wingdings" w:hint="default"/>
+      </w:rPr>
+    </w:lvl>
+    <w:lvl w:ilvl="6" w:tplc="40090001" w:tentative="1">
+      <w:start w:val="1"/>
+      <w:numFmt w:val="bullet"/>
+      <w:lvlText w:val=""/>
+      <w:lvlJc w:val="left"/>
+      <w:pPr>
+        <w:ind w:left="5760" w:hanging="360"/>
+      </w:pPr>
+      <w:rPr>
+        <w:rFonts w:ascii="Symbol" w:hAnsi="Symbol" w:hint="default"/>
+      </w:rPr>
+    </w:lvl>
+    <w:lvl w:ilvl="7" w:tplc="40090003" w:tentative="1">
+      <w:start w:val="1"/>
+      <w:numFmt w:val="bullet"/>
+      <w:lvlText w:val="o"/>
+      <w:lvlJc w:val="left"/>
+      <w:pPr>
+        <w:ind w:left="6480" w:hanging="360"/>
+      </w:pPr>
+      <w:rPr>
+        <w:rFonts w:ascii="Courier New" w:hAnsi="Courier New" w:cs="Courier New" w:hint="default"/>
+      </w:rPr>
+    </w:lvl>
+    <w:lvl w:ilvl="8" w:tplc="40090005" w:tentative="1">
+      <w:start w:val="1"/>
+      <w:numFmt w:val="bullet"/>
+      <w:lvlText w:val=""/>
+      <w:lvlJc w:val="left"/>
+      <w:pPr>
+        <w:ind w:left="7200" w:hanging="360"/>
+      </w:pPr>
+      <w:rPr>
+        <w:rFonts w:ascii="Wingdings" w:hAnsi="Wingdings" w:hint="default"/>
+      </w:rPr>
+    </w:lvl>
+  </w:abstractNum>
+  <w:abstractNum w:abstractNumId="42" w15:restartNumberingAfterBreak="0">
     <w:nsid w:val="40DF5FC9"/>
     <w:multiLevelType w:val="multilevel"/>
     <w:tmpl w:val="BB5A1BE8"/>
@@ -9578,7 +10983,131 @@
       </w:rPr>
     </w:lvl>
   </w:abstractNum>
-  <w:abstractNum w:abstractNumId="39" w15:restartNumberingAfterBreak="0">
+  <w:abstractNum w:abstractNumId="43" w15:restartNumberingAfterBreak="0">
+    <w:nsid w:val="41022761"/>
+    <w:multiLevelType w:val="multilevel"/>
+    <w:tmpl w:val="CD6066D6"/>
+    <w:lvl w:ilvl="0">
+      <w:start w:val="1"/>
+      <w:numFmt w:val="bullet"/>
+      <w:lvlText w:val="o"/>
+      <w:lvlJc w:val="left"/>
+      <w:pPr>
+        <w:tabs>
+          <w:tab w:val="num" w:pos="720"/>
+        </w:tabs>
+        <w:ind w:left="720" w:hanging="360"/>
+      </w:pPr>
+      <w:rPr>
+        <w:rFonts w:ascii="Courier New" w:hAnsi="Courier New" w:cs="Courier New" w:hint="default"/>
+      </w:rPr>
+    </w:lvl>
+    <w:lvl w:ilvl="1">
+      <w:start w:val="1"/>
+      <w:numFmt w:val="bullet"/>
+      <w:lvlText w:val="o"/>
+      <w:lvlJc w:val="left"/>
+      <w:pPr>
+        <w:tabs>
+          <w:tab w:val="num" w:pos="1440"/>
+        </w:tabs>
+        <w:ind w:left="1440" w:hanging="360"/>
+      </w:pPr>
+      <w:rPr>
+        <w:rFonts w:ascii="Courier New" w:hAnsi="Courier New" w:hint="default"/>
+        <w:sz w:val="20"/>
+      </w:rPr>
+    </w:lvl>
+    <w:lvl w:ilvl="2">
+      <w:start w:val="1"/>
+      <w:numFmt w:val="bullet"/>
+      <w:lvlText w:val=""/>
+      <w:lvlJc w:val="left"/>
+      <w:pPr>
+        <w:tabs>
+          <w:tab w:val="num" w:pos="2160"/>
+        </w:tabs>
+        <w:ind w:left="2160" w:hanging="360"/>
+      </w:pPr>
+      <w:rPr>
+        <w:rFonts w:ascii="Wingdings" w:hAnsi="Wingdings" w:hint="default"/>
+        <w:sz w:val="20"/>
+      </w:rPr>
+    </w:lvl>
+    <w:lvl w:ilvl="3" w:tentative="1">
+      <w:start w:val="1"/>
+      <w:numFmt w:val="decimal"/>
+      <w:lvlText w:val="%4."/>
+      <w:lvlJc w:val="left"/>
+      <w:pPr>
+        <w:tabs>
+          <w:tab w:val="num" w:pos="2880"/>
+        </w:tabs>
+        <w:ind w:left="2880" w:hanging="360"/>
+      </w:pPr>
+    </w:lvl>
+    <w:lvl w:ilvl="4" w:tentative="1">
+      <w:start w:val="1"/>
+      <w:numFmt w:val="decimal"/>
+      <w:lvlText w:val="%5."/>
+      <w:lvlJc w:val="left"/>
+      <w:pPr>
+        <w:tabs>
+          <w:tab w:val="num" w:pos="3600"/>
+        </w:tabs>
+        <w:ind w:left="3600" w:hanging="360"/>
+      </w:pPr>
+    </w:lvl>
+    <w:lvl w:ilvl="5" w:tentative="1">
+      <w:start w:val="1"/>
+      <w:numFmt w:val="decimal"/>
+      <w:lvlText w:val="%6."/>
+      <w:lvlJc w:val="left"/>
+      <w:pPr>
+        <w:tabs>
+          <w:tab w:val="num" w:pos="4320"/>
+        </w:tabs>
+        <w:ind w:left="4320" w:hanging="360"/>
+      </w:pPr>
+    </w:lvl>
+    <w:lvl w:ilvl="6" w:tentative="1">
+      <w:start w:val="1"/>
+      <w:numFmt w:val="decimal"/>
+      <w:lvlText w:val="%7."/>
+      <w:lvlJc w:val="left"/>
+      <w:pPr>
+        <w:tabs>
+          <w:tab w:val="num" w:pos="5040"/>
+        </w:tabs>
+        <w:ind w:left="5040" w:hanging="360"/>
+      </w:pPr>
+    </w:lvl>
+    <w:lvl w:ilvl="7" w:tentative="1">
+      <w:start w:val="1"/>
+      <w:numFmt w:val="decimal"/>
+      <w:lvlText w:val="%8."/>
+      <w:lvlJc w:val="left"/>
+      <w:pPr>
+        <w:tabs>
+          <w:tab w:val="num" w:pos="5760"/>
+        </w:tabs>
+        <w:ind w:left="5760" w:hanging="360"/>
+      </w:pPr>
+    </w:lvl>
+    <w:lvl w:ilvl="8" w:tentative="1">
+      <w:start w:val="1"/>
+      <w:numFmt w:val="decimal"/>
+      <w:lvlText w:val="%9."/>
+      <w:lvlJc w:val="left"/>
+      <w:pPr>
+        <w:tabs>
+          <w:tab w:val="num" w:pos="6480"/>
+        </w:tabs>
+        <w:ind w:left="6480" w:hanging="360"/>
+      </w:pPr>
+    </w:lvl>
+  </w:abstractNum>
+  <w:abstractNum w:abstractNumId="44" w15:restartNumberingAfterBreak="0">
     <w:nsid w:val="413F4A3B"/>
     <w:multiLevelType w:val="multilevel"/>
     <w:tmpl w:val="149A9A34"/>
@@ -9699,7 +11228,7 @@
       </w:pPr>
     </w:lvl>
   </w:abstractNum>
-  <w:abstractNum w:abstractNumId="40" w15:restartNumberingAfterBreak="0">
+  <w:abstractNum w:abstractNumId="45" w15:restartNumberingAfterBreak="0">
     <w:nsid w:val="42A272D9"/>
     <w:multiLevelType w:val="multilevel"/>
     <w:tmpl w:val="7534D27E"/>
@@ -9848,7 +11377,7 @@
       </w:rPr>
     </w:lvl>
   </w:abstractNum>
-  <w:abstractNum w:abstractNumId="41" w15:restartNumberingAfterBreak="0">
+  <w:abstractNum w:abstractNumId="46" w15:restartNumberingAfterBreak="0">
     <w:nsid w:val="42A44A0D"/>
     <w:multiLevelType w:val="multilevel"/>
     <w:tmpl w:val="105E3AD6"/>
@@ -9997,7 +11526,7 @@
       </w:rPr>
     </w:lvl>
   </w:abstractNum>
-  <w:abstractNum w:abstractNumId="42" w15:restartNumberingAfterBreak="0">
+  <w:abstractNum w:abstractNumId="47" w15:restartNumberingAfterBreak="0">
     <w:nsid w:val="467E076F"/>
     <w:multiLevelType w:val="multilevel"/>
     <w:tmpl w:val="9E8029A2"/>
@@ -10110,7 +11639,7 @@
       </w:pPr>
     </w:lvl>
   </w:abstractNum>
-  <w:abstractNum w:abstractNumId="43" w15:restartNumberingAfterBreak="0">
+  <w:abstractNum w:abstractNumId="48" w15:restartNumberingAfterBreak="0">
     <w:nsid w:val="47A83932"/>
     <w:multiLevelType w:val="hybridMultilevel"/>
     <w:tmpl w:val="6F5454C2"/>
@@ -10223,7 +11752,7 @@
       </w:rPr>
     </w:lvl>
   </w:abstractNum>
-  <w:abstractNum w:abstractNumId="44" w15:restartNumberingAfterBreak="0">
+  <w:abstractNum w:abstractNumId="49" w15:restartNumberingAfterBreak="0">
     <w:nsid w:val="4AF60C2C"/>
     <w:multiLevelType w:val="hybridMultilevel"/>
     <w:tmpl w:val="4ED23566"/>
@@ -10336,7 +11865,7 @@
       </w:rPr>
     </w:lvl>
   </w:abstractNum>
-  <w:abstractNum w:abstractNumId="45" w15:restartNumberingAfterBreak="0">
+  <w:abstractNum w:abstractNumId="50" w15:restartNumberingAfterBreak="0">
     <w:nsid w:val="4CD13251"/>
     <w:multiLevelType w:val="multilevel"/>
     <w:tmpl w:val="14EE5486"/>
@@ -10485,7 +12014,7 @@
       </w:rPr>
     </w:lvl>
   </w:abstractNum>
-  <w:abstractNum w:abstractNumId="46" w15:restartNumberingAfterBreak="0">
+  <w:abstractNum w:abstractNumId="51" w15:restartNumberingAfterBreak="0">
     <w:nsid w:val="4D7B3DE7"/>
     <w:multiLevelType w:val="multilevel"/>
     <w:tmpl w:val="1C486D6C"/>
@@ -10634,7 +12163,7 @@
       </w:rPr>
     </w:lvl>
   </w:abstractNum>
-  <w:abstractNum w:abstractNumId="47" w15:restartNumberingAfterBreak="0">
+  <w:abstractNum w:abstractNumId="52" w15:restartNumberingAfterBreak="0">
     <w:nsid w:val="4D9815A4"/>
     <w:multiLevelType w:val="hybridMultilevel"/>
     <w:tmpl w:val="D762649A"/>
@@ -10747,7 +12276,7 @@
       </w:rPr>
     </w:lvl>
   </w:abstractNum>
-  <w:abstractNum w:abstractNumId="48" w15:restartNumberingAfterBreak="0">
+  <w:abstractNum w:abstractNumId="53" w15:restartNumberingAfterBreak="0">
     <w:nsid w:val="4DAD200A"/>
     <w:multiLevelType w:val="multilevel"/>
     <w:tmpl w:val="96C47B02"/>
@@ -10896,7 +12425,7 @@
       </w:rPr>
     </w:lvl>
   </w:abstractNum>
-  <w:abstractNum w:abstractNumId="49" w15:restartNumberingAfterBreak="0">
+  <w:abstractNum w:abstractNumId="54" w15:restartNumberingAfterBreak="0">
     <w:nsid w:val="4FEB3FB9"/>
     <w:multiLevelType w:val="multilevel"/>
     <w:tmpl w:val="C9F67E28"/>
@@ -11009,7 +12538,7 @@
       </w:pPr>
     </w:lvl>
   </w:abstractNum>
-  <w:abstractNum w:abstractNumId="50" w15:restartNumberingAfterBreak="0">
+  <w:abstractNum w:abstractNumId="55" w15:restartNumberingAfterBreak="0">
     <w:nsid w:val="50D11C74"/>
     <w:multiLevelType w:val="multilevel"/>
     <w:tmpl w:val="6CBE2A62"/>
@@ -11158,7 +12687,7 @@
       </w:rPr>
     </w:lvl>
   </w:abstractNum>
-  <w:abstractNum w:abstractNumId="51" w15:restartNumberingAfterBreak="0">
+  <w:abstractNum w:abstractNumId="56" w15:restartNumberingAfterBreak="0">
     <w:nsid w:val="538C774C"/>
     <w:multiLevelType w:val="multilevel"/>
     <w:tmpl w:val="F94C5D1C"/>
@@ -11307,7 +12836,7 @@
       </w:rPr>
     </w:lvl>
   </w:abstractNum>
-  <w:abstractNum w:abstractNumId="52" w15:restartNumberingAfterBreak="0">
+  <w:abstractNum w:abstractNumId="57" w15:restartNumberingAfterBreak="0">
     <w:nsid w:val="53936844"/>
     <w:multiLevelType w:val="multilevel"/>
     <w:tmpl w:val="86D6215E"/>
@@ -11456,7 +12985,7 @@
       </w:rPr>
     </w:lvl>
   </w:abstractNum>
-  <w:abstractNum w:abstractNumId="53" w15:restartNumberingAfterBreak="0">
+  <w:abstractNum w:abstractNumId="58" w15:restartNumberingAfterBreak="0">
     <w:nsid w:val="55153B9A"/>
     <w:multiLevelType w:val="multilevel"/>
     <w:tmpl w:val="A6664152"/>
@@ -11605,7 +13134,7 @@
       </w:rPr>
     </w:lvl>
   </w:abstractNum>
-  <w:abstractNum w:abstractNumId="54" w15:restartNumberingAfterBreak="0">
+  <w:abstractNum w:abstractNumId="59" w15:restartNumberingAfterBreak="0">
     <w:nsid w:val="565B1D94"/>
     <w:multiLevelType w:val="multilevel"/>
     <w:tmpl w:val="C34E3612"/>
@@ -11754,7 +13283,7 @@
       </w:rPr>
     </w:lvl>
   </w:abstractNum>
-  <w:abstractNum w:abstractNumId="55" w15:restartNumberingAfterBreak="0">
+  <w:abstractNum w:abstractNumId="60" w15:restartNumberingAfterBreak="0">
     <w:nsid w:val="570A5891"/>
     <w:multiLevelType w:val="multilevel"/>
     <w:tmpl w:val="DB027EC2"/>
@@ -11903,7 +13432,7 @@
       </w:rPr>
     </w:lvl>
   </w:abstractNum>
-  <w:abstractNum w:abstractNumId="56" w15:restartNumberingAfterBreak="0">
+  <w:abstractNum w:abstractNumId="61" w15:restartNumberingAfterBreak="0">
     <w:nsid w:val="58340FCA"/>
     <w:multiLevelType w:val="multilevel"/>
     <w:tmpl w:val="BF661C70"/>
@@ -12052,7 +13581,7 @@
       </w:rPr>
     </w:lvl>
   </w:abstractNum>
-  <w:abstractNum w:abstractNumId="57" w15:restartNumberingAfterBreak="0">
+  <w:abstractNum w:abstractNumId="62" w15:restartNumberingAfterBreak="0">
     <w:nsid w:val="590E44FC"/>
     <w:multiLevelType w:val="multilevel"/>
     <w:tmpl w:val="879CFBE2"/>
@@ -12201,7 +13730,7 @@
       </w:rPr>
     </w:lvl>
   </w:abstractNum>
-  <w:abstractNum w:abstractNumId="58" w15:restartNumberingAfterBreak="0">
+  <w:abstractNum w:abstractNumId="63" w15:restartNumberingAfterBreak="0">
     <w:nsid w:val="5B3A1BD5"/>
     <w:multiLevelType w:val="hybridMultilevel"/>
     <w:tmpl w:val="DD326A52"/>
@@ -12314,7 +13843,7 @@
       </w:rPr>
     </w:lvl>
   </w:abstractNum>
-  <w:abstractNum w:abstractNumId="59" w15:restartNumberingAfterBreak="0">
+  <w:abstractNum w:abstractNumId="64" w15:restartNumberingAfterBreak="0">
     <w:nsid w:val="60F02A1F"/>
     <w:multiLevelType w:val="multilevel"/>
     <w:tmpl w:val="2460EB14"/>
@@ -12463,7 +13992,7 @@
       </w:rPr>
     </w:lvl>
   </w:abstractNum>
-  <w:abstractNum w:abstractNumId="60" w15:restartNumberingAfterBreak="0">
+  <w:abstractNum w:abstractNumId="65" w15:restartNumberingAfterBreak="0">
     <w:nsid w:val="610F43EF"/>
     <w:multiLevelType w:val="multilevel"/>
     <w:tmpl w:val="C15C656A"/>
@@ -12612,7 +14141,7 @@
       </w:rPr>
     </w:lvl>
   </w:abstractNum>
-  <w:abstractNum w:abstractNumId="61" w15:restartNumberingAfterBreak="0">
+  <w:abstractNum w:abstractNumId="66" w15:restartNumberingAfterBreak="0">
     <w:nsid w:val="616D6643"/>
     <w:multiLevelType w:val="hybridMultilevel"/>
     <w:tmpl w:val="0B866324"/>
@@ -12725,7 +14254,7 @@
       </w:rPr>
     </w:lvl>
   </w:abstractNum>
-  <w:abstractNum w:abstractNumId="62" w15:restartNumberingAfterBreak="0">
+  <w:abstractNum w:abstractNumId="67" w15:restartNumberingAfterBreak="0">
     <w:nsid w:val="62D95CBC"/>
     <w:multiLevelType w:val="multilevel"/>
     <w:tmpl w:val="AD5E772A"/>
@@ -12874,7 +14403,7 @@
       </w:rPr>
     </w:lvl>
   </w:abstractNum>
-  <w:abstractNum w:abstractNumId="63" w15:restartNumberingAfterBreak="0">
+  <w:abstractNum w:abstractNumId="68" w15:restartNumberingAfterBreak="0">
     <w:nsid w:val="62F04BC8"/>
     <w:multiLevelType w:val="multilevel"/>
     <w:tmpl w:val="ECE2240C"/>
@@ -13023,7 +14552,7 @@
       </w:rPr>
     </w:lvl>
   </w:abstractNum>
-  <w:abstractNum w:abstractNumId="64" w15:restartNumberingAfterBreak="0">
+  <w:abstractNum w:abstractNumId="69" w15:restartNumberingAfterBreak="0">
     <w:nsid w:val="65194F93"/>
     <w:multiLevelType w:val="multilevel"/>
     <w:tmpl w:val="FCB44080"/>
@@ -13172,7 +14701,7 @@
       </w:rPr>
     </w:lvl>
   </w:abstractNum>
-  <w:abstractNum w:abstractNumId="65" w15:restartNumberingAfterBreak="0">
+  <w:abstractNum w:abstractNumId="70" w15:restartNumberingAfterBreak="0">
     <w:nsid w:val="6577633D"/>
     <w:multiLevelType w:val="multilevel"/>
     <w:tmpl w:val="F14EF548"/>
@@ -13321,7 +14850,7 @@
       </w:rPr>
     </w:lvl>
   </w:abstractNum>
-  <w:abstractNum w:abstractNumId="66" w15:restartNumberingAfterBreak="0">
+  <w:abstractNum w:abstractNumId="71" w15:restartNumberingAfterBreak="0">
     <w:nsid w:val="661D2794"/>
     <w:multiLevelType w:val="multilevel"/>
     <w:tmpl w:val="03564064"/>
@@ -13470,7 +14999,7 @@
       </w:rPr>
     </w:lvl>
   </w:abstractNum>
-  <w:abstractNum w:abstractNumId="67" w15:restartNumberingAfterBreak="0">
+  <w:abstractNum w:abstractNumId="72" w15:restartNumberingAfterBreak="0">
     <w:nsid w:val="68056476"/>
     <w:multiLevelType w:val="multilevel"/>
     <w:tmpl w:val="97C27A64"/>
@@ -13619,7 +15148,7 @@
       </w:rPr>
     </w:lvl>
   </w:abstractNum>
-  <w:abstractNum w:abstractNumId="68" w15:restartNumberingAfterBreak="0">
+  <w:abstractNum w:abstractNumId="73" w15:restartNumberingAfterBreak="0">
     <w:nsid w:val="68234CE0"/>
     <w:multiLevelType w:val="hybridMultilevel"/>
     <w:tmpl w:val="0A082BCE"/>
@@ -13732,7 +15261,7 @@
       </w:rPr>
     </w:lvl>
   </w:abstractNum>
-  <w:abstractNum w:abstractNumId="69" w15:restartNumberingAfterBreak="0">
+  <w:abstractNum w:abstractNumId="74" w15:restartNumberingAfterBreak="0">
     <w:nsid w:val="688347F6"/>
     <w:multiLevelType w:val="multilevel"/>
     <w:tmpl w:val="EC286606"/>
@@ -13881,7 +15410,7 @@
       </w:rPr>
     </w:lvl>
   </w:abstractNum>
-  <w:abstractNum w:abstractNumId="70" w15:restartNumberingAfterBreak="0">
+  <w:abstractNum w:abstractNumId="75" w15:restartNumberingAfterBreak="0">
     <w:nsid w:val="6BD921BD"/>
     <w:multiLevelType w:val="multilevel"/>
     <w:tmpl w:val="32ECF3CE"/>
@@ -14030,7 +15559,7 @@
       </w:rPr>
     </w:lvl>
   </w:abstractNum>
-  <w:abstractNum w:abstractNumId="71" w15:restartNumberingAfterBreak="0">
+  <w:abstractNum w:abstractNumId="76" w15:restartNumberingAfterBreak="0">
     <w:nsid w:val="6BFD25E0"/>
     <w:multiLevelType w:val="multilevel"/>
     <w:tmpl w:val="9AA88FAA"/>
@@ -14179,7 +15708,7 @@
       </w:rPr>
     </w:lvl>
   </w:abstractNum>
-  <w:abstractNum w:abstractNumId="72" w15:restartNumberingAfterBreak="0">
+  <w:abstractNum w:abstractNumId="77" w15:restartNumberingAfterBreak="0">
     <w:nsid w:val="6EFD2656"/>
     <w:multiLevelType w:val="hybridMultilevel"/>
     <w:tmpl w:val="F9143974"/>
@@ -14292,7 +15821,120 @@
       </w:rPr>
     </w:lvl>
   </w:abstractNum>
-  <w:abstractNum w:abstractNumId="73" w15:restartNumberingAfterBreak="0">
+  <w:abstractNum w:abstractNumId="78" w15:restartNumberingAfterBreak="0">
+    <w:nsid w:val="6F211AA7"/>
+    <w:multiLevelType w:val="hybridMultilevel"/>
+    <w:tmpl w:val="635E87B8"/>
+    <w:lvl w:ilvl="0" w:tplc="40090003">
+      <w:start w:val="1"/>
+      <w:numFmt w:val="bullet"/>
+      <w:lvlText w:val="o"/>
+      <w:lvlJc w:val="left"/>
+      <w:pPr>
+        <w:ind w:left="1440" w:hanging="360"/>
+      </w:pPr>
+      <w:rPr>
+        <w:rFonts w:ascii="Courier New" w:hAnsi="Courier New" w:cs="Courier New" w:hint="default"/>
+      </w:rPr>
+    </w:lvl>
+    <w:lvl w:ilvl="1" w:tplc="40090003" w:tentative="1">
+      <w:start w:val="1"/>
+      <w:numFmt w:val="bullet"/>
+      <w:lvlText w:val="o"/>
+      <w:lvlJc w:val="left"/>
+      <w:pPr>
+        <w:ind w:left="2160" w:hanging="360"/>
+      </w:pPr>
+      <w:rPr>
+        <w:rFonts w:ascii="Courier New" w:hAnsi="Courier New" w:cs="Courier New" w:hint="default"/>
+      </w:rPr>
+    </w:lvl>
+    <w:lvl w:ilvl="2" w:tplc="40090005" w:tentative="1">
+      <w:start w:val="1"/>
+      <w:numFmt w:val="bullet"/>
+      <w:lvlText w:val=""/>
+      <w:lvlJc w:val="left"/>
+      <w:pPr>
+        <w:ind w:left="2880" w:hanging="360"/>
+      </w:pPr>
+      <w:rPr>
+        <w:rFonts w:ascii="Wingdings" w:hAnsi="Wingdings" w:hint="default"/>
+      </w:rPr>
+    </w:lvl>
+    <w:lvl w:ilvl="3" w:tplc="40090001" w:tentative="1">
+      <w:start w:val="1"/>
+      <w:numFmt w:val="bullet"/>
+      <w:lvlText w:val=""/>
+      <w:lvlJc w:val="left"/>
+      <w:pPr>
+        <w:ind w:left="3600" w:hanging="360"/>
+      </w:pPr>
+      <w:rPr>
+        <w:rFonts w:ascii="Symbol" w:hAnsi="Symbol" w:hint="default"/>
+      </w:rPr>
+    </w:lvl>
+    <w:lvl w:ilvl="4" w:tplc="40090003" w:tentative="1">
+      <w:start w:val="1"/>
+      <w:numFmt w:val="bullet"/>
+      <w:lvlText w:val="o"/>
+      <w:lvlJc w:val="left"/>
+      <w:pPr>
+        <w:ind w:left="4320" w:hanging="360"/>
+      </w:pPr>
+      <w:rPr>
+        <w:rFonts w:ascii="Courier New" w:hAnsi="Courier New" w:cs="Courier New" w:hint="default"/>
+      </w:rPr>
+    </w:lvl>
+    <w:lvl w:ilvl="5" w:tplc="40090005" w:tentative="1">
+      <w:start w:val="1"/>
+      <w:numFmt w:val="bullet"/>
+      <w:lvlText w:val=""/>
+      <w:lvlJc w:val="left"/>
+      <w:pPr>
+        <w:ind w:left="5040" w:hanging="360"/>
+      </w:pPr>
+      <w:rPr>
+        <w:rFonts w:ascii="Wingdings" w:hAnsi="Wingdings" w:hint="default"/>
+      </w:rPr>
+    </w:lvl>
+    <w:lvl w:ilvl="6" w:tplc="40090001" w:tentative="1">
+      <w:start w:val="1"/>
+      <w:numFmt w:val="bullet"/>
+      <w:lvlText w:val=""/>
+      <w:lvlJc w:val="left"/>
+      <w:pPr>
+        <w:ind w:left="5760" w:hanging="360"/>
+      </w:pPr>
+      <w:rPr>
+        <w:rFonts w:ascii="Symbol" w:hAnsi="Symbol" w:hint="default"/>
+      </w:rPr>
+    </w:lvl>
+    <w:lvl w:ilvl="7" w:tplc="40090003" w:tentative="1">
+      <w:start w:val="1"/>
+      <w:numFmt w:val="bullet"/>
+      <w:lvlText w:val="o"/>
+      <w:lvlJc w:val="left"/>
+      <w:pPr>
+        <w:ind w:left="6480" w:hanging="360"/>
+      </w:pPr>
+      <w:rPr>
+        <w:rFonts w:ascii="Courier New" w:hAnsi="Courier New" w:cs="Courier New" w:hint="default"/>
+      </w:rPr>
+    </w:lvl>
+    <w:lvl w:ilvl="8" w:tplc="40090005" w:tentative="1">
+      <w:start w:val="1"/>
+      <w:numFmt w:val="bullet"/>
+      <w:lvlText w:val=""/>
+      <w:lvlJc w:val="left"/>
+      <w:pPr>
+        <w:ind w:left="7200" w:hanging="360"/>
+      </w:pPr>
+      <w:rPr>
+        <w:rFonts w:ascii="Wingdings" w:hAnsi="Wingdings" w:hint="default"/>
+      </w:rPr>
+    </w:lvl>
+  </w:abstractNum>
+  <w:abstractNum w:abstractNumId="79" w15:restartNumberingAfterBreak="0">
     <w:nsid w:val="77913B95"/>
     <w:multiLevelType w:val="multilevel"/>
     <w:tmpl w:val="EAAAF8F4"/>
@@ -14441,7 +16083,7 @@
       </w:rPr>
     </w:lvl>
   </w:abstractNum>
-  <w:abstractNum w:abstractNumId="74" w15:restartNumberingAfterBreak="0">
+  <w:abstractNum w:abstractNumId="80" w15:restartNumberingAfterBreak="0">
     <w:nsid w:val="7B511682"/>
     <w:multiLevelType w:val="hybridMultilevel"/>
     <w:tmpl w:val="6504C574"/>
@@ -14554,7 +16196,7 @@
       </w:rPr>
     </w:lvl>
   </w:abstractNum>
-  <w:abstractNum w:abstractNumId="75" w15:restartNumberingAfterBreak="0">
+  <w:abstractNum w:abstractNumId="81" w15:restartNumberingAfterBreak="0">
     <w:nsid w:val="7C010B7C"/>
     <w:multiLevelType w:val="multilevel"/>
     <w:tmpl w:val="70CA5226"/>
@@ -14703,7 +16345,7 @@
       </w:rPr>
     </w:lvl>
   </w:abstractNum>
-  <w:abstractNum w:abstractNumId="76" w15:restartNumberingAfterBreak="0">
+  <w:abstractNum w:abstractNumId="82" w15:restartNumberingAfterBreak="0">
     <w:nsid w:val="7F2868B4"/>
     <w:multiLevelType w:val="multilevel"/>
     <w:tmpl w:val="1F08C4D0"/>
@@ -14825,157 +16467,157 @@
     </w:lvl>
   </w:abstractNum>
   <w:num w:numId="1" w16cid:durableId="344987312">
-    <w:abstractNumId w:val="32"/>
+    <w:abstractNumId w:val="35"/>
   </w:num>
   <w:num w:numId="2" w16cid:durableId="675306176">
     <w:abstractNumId w:val="10"/>
   </w:num>
   <w:num w:numId="3" w16cid:durableId="872109615">
-    <w:abstractNumId w:val="49"/>
+    <w:abstractNumId w:val="54"/>
   </w:num>
   <w:num w:numId="4" w16cid:durableId="31079739">
     <w:abstractNumId w:val="18"/>
   </w:num>
   <w:num w:numId="5" w16cid:durableId="366952834">
-    <w:abstractNumId w:val="46"/>
+    <w:abstractNumId w:val="51"/>
   </w:num>
   <w:num w:numId="6" w16cid:durableId="997152135">
-    <w:abstractNumId w:val="48"/>
+    <w:abstractNumId w:val="53"/>
   </w:num>
   <w:num w:numId="7" w16cid:durableId="22437617">
-    <w:abstractNumId w:val="62"/>
+    <w:abstractNumId w:val="67"/>
   </w:num>
   <w:num w:numId="8" w16cid:durableId="1845588427">
     <w:abstractNumId w:val="19"/>
   </w:num>
   <w:num w:numId="9" w16cid:durableId="608197550">
-    <w:abstractNumId w:val="53"/>
+    <w:abstractNumId w:val="58"/>
   </w:num>
   <w:num w:numId="10" w16cid:durableId="872428174">
-    <w:abstractNumId w:val="73"/>
+    <w:abstractNumId w:val="79"/>
   </w:num>
   <w:num w:numId="11" w16cid:durableId="1305503708">
-    <w:abstractNumId w:val="25"/>
+    <w:abstractNumId w:val="28"/>
   </w:num>
   <w:num w:numId="12" w16cid:durableId="1441144904">
-    <w:abstractNumId w:val="30"/>
+    <w:abstractNumId w:val="33"/>
   </w:num>
   <w:num w:numId="13" w16cid:durableId="1806044192">
     <w:abstractNumId w:val="8"/>
   </w:num>
   <w:num w:numId="14" w16cid:durableId="771703980">
-    <w:abstractNumId w:val="50"/>
+    <w:abstractNumId w:val="55"/>
   </w:num>
   <w:num w:numId="15" w16cid:durableId="1022438283">
-    <w:abstractNumId w:val="37"/>
+    <w:abstractNumId w:val="40"/>
   </w:num>
   <w:num w:numId="16" w16cid:durableId="58600616">
-    <w:abstractNumId w:val="33"/>
+    <w:abstractNumId w:val="36"/>
   </w:num>
   <w:num w:numId="17" w16cid:durableId="475802556">
-    <w:abstractNumId w:val="63"/>
+    <w:abstractNumId w:val="68"/>
   </w:num>
   <w:num w:numId="18" w16cid:durableId="180165702">
-    <w:abstractNumId w:val="76"/>
+    <w:abstractNumId w:val="82"/>
   </w:num>
   <w:num w:numId="19" w16cid:durableId="955138685">
-    <w:abstractNumId w:val="56"/>
+    <w:abstractNumId w:val="61"/>
   </w:num>
   <w:num w:numId="20" w16cid:durableId="1977949324">
     <w:abstractNumId w:val="2"/>
   </w:num>
   <w:num w:numId="21" w16cid:durableId="2095858377">
-    <w:abstractNumId w:val="60"/>
+    <w:abstractNumId w:val="65"/>
   </w:num>
   <w:num w:numId="22" w16cid:durableId="1831094154">
-    <w:abstractNumId w:val="64"/>
+    <w:abstractNumId w:val="69"/>
   </w:num>
   <w:num w:numId="23" w16cid:durableId="1746800875">
-    <w:abstractNumId w:val="40"/>
+    <w:abstractNumId w:val="45"/>
   </w:num>
   <w:num w:numId="24" w16cid:durableId="1745487130">
-    <w:abstractNumId w:val="29"/>
+    <w:abstractNumId w:val="32"/>
   </w:num>
   <w:num w:numId="25" w16cid:durableId="887448127">
-    <w:abstractNumId w:val="65"/>
+    <w:abstractNumId w:val="70"/>
   </w:num>
   <w:num w:numId="26" w16cid:durableId="1103644100">
-    <w:abstractNumId w:val="69"/>
+    <w:abstractNumId w:val="74"/>
   </w:num>
   <w:num w:numId="27" w16cid:durableId="1782842966">
-    <w:abstractNumId w:val="31"/>
+    <w:abstractNumId w:val="34"/>
   </w:num>
   <w:num w:numId="28" w16cid:durableId="880824129">
-    <w:abstractNumId w:val="52"/>
+    <w:abstractNumId w:val="57"/>
   </w:num>
   <w:num w:numId="29" w16cid:durableId="1828158673">
-    <w:abstractNumId w:val="24"/>
+    <w:abstractNumId w:val="27"/>
   </w:num>
   <w:num w:numId="30" w16cid:durableId="1109548152">
-    <w:abstractNumId w:val="22"/>
+    <w:abstractNumId w:val="23"/>
   </w:num>
   <w:num w:numId="31" w16cid:durableId="1839231594">
-    <w:abstractNumId w:val="38"/>
+    <w:abstractNumId w:val="42"/>
   </w:num>
   <w:num w:numId="32" w16cid:durableId="704015386">
     <w:abstractNumId w:val="9"/>
   </w:num>
   <w:num w:numId="33" w16cid:durableId="2142838343">
-    <w:abstractNumId w:val="59"/>
+    <w:abstractNumId w:val="64"/>
   </w:num>
   <w:num w:numId="34" w16cid:durableId="567806621">
-    <w:abstractNumId w:val="39"/>
+    <w:abstractNumId w:val="44"/>
   </w:num>
   <w:num w:numId="35" w16cid:durableId="899747235">
-    <w:abstractNumId w:val="51"/>
+    <w:abstractNumId w:val="56"/>
   </w:num>
   <w:num w:numId="36" w16cid:durableId="1448038011">
-    <w:abstractNumId w:val="42"/>
+    <w:abstractNumId w:val="47"/>
   </w:num>
   <w:num w:numId="37" w16cid:durableId="663708290">
     <w:abstractNumId w:val="1"/>
   </w:num>
   <w:num w:numId="38" w16cid:durableId="1440875890">
-    <w:abstractNumId w:val="66"/>
+    <w:abstractNumId w:val="71"/>
   </w:num>
   <w:num w:numId="39" w16cid:durableId="478230406">
     <w:abstractNumId w:val="4"/>
   </w:num>
   <w:num w:numId="40" w16cid:durableId="566651420">
-    <w:abstractNumId w:val="55"/>
+    <w:abstractNumId w:val="60"/>
   </w:num>
   <w:num w:numId="41" w16cid:durableId="1246450344">
     <w:abstractNumId w:val="5"/>
   </w:num>
   <w:num w:numId="42" w16cid:durableId="949972903">
-    <w:abstractNumId w:val="41"/>
+    <w:abstractNumId w:val="46"/>
   </w:num>
   <w:num w:numId="43" w16cid:durableId="1009405832">
-    <w:abstractNumId w:val="23"/>
+    <w:abstractNumId w:val="25"/>
   </w:num>
   <w:num w:numId="44" w16cid:durableId="1794441577">
-    <w:abstractNumId w:val="71"/>
+    <w:abstractNumId w:val="76"/>
   </w:num>
   <w:num w:numId="45" w16cid:durableId="1326933200">
-    <w:abstractNumId w:val="34"/>
+    <w:abstractNumId w:val="37"/>
   </w:num>
   <w:num w:numId="46" w16cid:durableId="245919683">
-    <w:abstractNumId w:val="45"/>
+    <w:abstractNumId w:val="50"/>
   </w:num>
   <w:num w:numId="47" w16cid:durableId="1347705804">
-    <w:abstractNumId w:val="54"/>
+    <w:abstractNumId w:val="59"/>
   </w:num>
   <w:num w:numId="48" w16cid:durableId="1695841903">
-    <w:abstractNumId w:val="70"/>
+    <w:abstractNumId w:val="75"/>
   </w:num>
   <w:num w:numId="49" w16cid:durableId="2128692488">
-    <w:abstractNumId w:val="36"/>
+    <w:abstractNumId w:val="39"/>
   </w:num>
   <w:num w:numId="50" w16cid:durableId="2080863789">
     <w:abstractNumId w:val="7"/>
   </w:num>
   <w:num w:numId="51" w16cid:durableId="1576819587">
-    <w:abstractNumId w:val="67"/>
+    <w:abstractNumId w:val="72"/>
   </w:num>
   <w:num w:numId="52" w16cid:durableId="1514806154">
     <w:abstractNumId w:val="21"/>
@@ -14984,7 +16626,7 @@
     <w:abstractNumId w:val="14"/>
   </w:num>
   <w:num w:numId="54" w16cid:durableId="890191925">
-    <w:abstractNumId w:val="74"/>
+    <w:abstractNumId w:val="80"/>
   </w:num>
   <w:num w:numId="55" w16cid:durableId="1585527494">
     <w:abstractNumId w:val="3"/>
@@ -14996,16 +16638,16 @@
     <w:abstractNumId w:val="6"/>
   </w:num>
   <w:num w:numId="58" w16cid:durableId="1571886823">
-    <w:abstractNumId w:val="61"/>
+    <w:abstractNumId w:val="66"/>
   </w:num>
   <w:num w:numId="59" w16cid:durableId="254746806">
     <w:abstractNumId w:val="13"/>
   </w:num>
   <w:num w:numId="60" w16cid:durableId="1954240666">
-    <w:abstractNumId w:val="44"/>
+    <w:abstractNumId w:val="49"/>
   </w:num>
   <w:num w:numId="61" w16cid:durableId="409159693">
-    <w:abstractNumId w:val="72"/>
+    <w:abstractNumId w:val="77"/>
   </w:num>
   <w:num w:numId="62" w16cid:durableId="1835030400">
     <w:abstractNumId w:val="16"/>
@@ -15014,31 +16656,31 @@
     <w:abstractNumId w:val="15"/>
   </w:num>
   <w:num w:numId="64" w16cid:durableId="1572305116">
-    <w:abstractNumId w:val="28"/>
+    <w:abstractNumId w:val="31"/>
   </w:num>
   <w:num w:numId="65" w16cid:durableId="781266775">
-    <w:abstractNumId w:val="43"/>
+    <w:abstractNumId w:val="48"/>
   </w:num>
   <w:num w:numId="66" w16cid:durableId="1736005253">
-    <w:abstractNumId w:val="58"/>
+    <w:abstractNumId w:val="63"/>
   </w:num>
   <w:num w:numId="67" w16cid:durableId="1774548029">
-    <w:abstractNumId w:val="26"/>
+    <w:abstractNumId w:val="29"/>
   </w:num>
   <w:num w:numId="68" w16cid:durableId="1187282873">
     <w:abstractNumId w:val="20"/>
   </w:num>
   <w:num w:numId="69" w16cid:durableId="436104517">
-    <w:abstractNumId w:val="27"/>
+    <w:abstractNumId w:val="30"/>
   </w:num>
   <w:num w:numId="70" w16cid:durableId="1591894360">
-    <w:abstractNumId w:val="57"/>
+    <w:abstractNumId w:val="62"/>
   </w:num>
   <w:num w:numId="71" w16cid:durableId="1975796362">
-    <w:abstractNumId w:val="35"/>
+    <w:abstractNumId w:val="38"/>
   </w:num>
   <w:num w:numId="72" w16cid:durableId="1733190185">
-    <w:abstractNumId w:val="75"/>
+    <w:abstractNumId w:val="81"/>
   </w:num>
   <w:num w:numId="73" w16cid:durableId="142164695">
     <w:abstractNumId w:val="11"/>
@@ -15047,13 +16689,31 @@
     <w:abstractNumId w:val="0"/>
   </w:num>
   <w:num w:numId="75" w16cid:durableId="1396707945">
-    <w:abstractNumId w:val="68"/>
+    <w:abstractNumId w:val="73"/>
   </w:num>
   <w:num w:numId="76" w16cid:durableId="264266979">
     <w:abstractNumId w:val="17"/>
   </w:num>
   <w:num w:numId="77" w16cid:durableId="585192999">
-    <w:abstractNumId w:val="47"/>
+    <w:abstractNumId w:val="52"/>
+  </w:num>
+  <w:num w:numId="78" w16cid:durableId="348994595">
+    <w:abstractNumId w:val="41"/>
+  </w:num>
+  <w:num w:numId="79" w16cid:durableId="128482009">
+    <w:abstractNumId w:val="24"/>
+  </w:num>
+  <w:num w:numId="80" w16cid:durableId="2100052970">
+    <w:abstractNumId w:val="22"/>
+  </w:num>
+  <w:num w:numId="81" w16cid:durableId="392849699">
+    <w:abstractNumId w:val="26"/>
+  </w:num>
+  <w:num w:numId="82" w16cid:durableId="1778259244">
+    <w:abstractNumId w:val="43"/>
+  </w:num>
+  <w:num w:numId="83" w16cid:durableId="888146696">
+    <w:abstractNumId w:val="78"/>
   </w:num>
 </w:numbering>
 </file>
@@ -15662,7 +17322,6 @@
   <w:style w:type="character" w:default="1" w:styleId="DefaultParagraphFont">
     <w:name w:val="Default Paragraph Font"/>
     <w:uiPriority w:val="1"/>
-    <w:semiHidden/>
     <w:unhideWhenUsed/>
   </w:style>
   <w:style w:type="table" w:default="1" w:styleId="TableNormal">
